--- a/12-通用拓扑结构/06-三角形Δ型/三角星变换结构/三角星变换结构.docx
+++ b/12-通用拓扑结构/06-三角形Δ型/三角星变换结构/三角星变换结构.docx
@@ -2247,6 +2247,20 @@
     </w:p>
     <w:bookmarkEnd w:id="26"/>
     <w:bookmarkEnd w:id="27"/>
+    <w:p>
+      <w:pPr>
+        <w:spacing w:before="360"/>
+        <w:jc w:val="center"/>
+      </w:pPr>
+      <w:r>
+        <w:rPr>
+          <w:rFonts w:ascii="Times New Roman" w:hAnsi="Times New Roman"/>
+          <w:color w:val="555555"/>
+          <w:sz w:val="21"/>
+        </w:rPr>
+        <w:t>材料收集者：杜文杰</w:t>
+      </w:r>
+    </w:p>
     <w:sectPr>
       <w:headerReference r:id="rId9" w:type="default"/>
       <w:footerReference r:id="rId10" w:type="default"/>

--- a/12-通用拓扑结构/06-三角形Δ型/三角星变换结构/三角星变换结构.docx
+++ b/12-通用拓扑结构/06-三角形Δ型/三角星变换结构/三角星变换结构.docx
@@ -1,6 +1,6 @@
 
 <file path=word/document.xml><?xml version="1.0" encoding="utf-8"?>
-<w:document xmlns:w="http://schemas.openxmlformats.org/wordprocessingml/2006/main" xmlns:m="http://schemas.openxmlformats.org/officeDocument/2006/math" xmlns:r="http://schemas.openxmlformats.org/officeDocument/2006/relationships" xmlns:o="urn:schemas-microsoft-com:office:office" xmlns:v="urn:schemas-microsoft-com:vml" xmlns:w10="urn:schemas-microsoft-com:office:word" xmlns:a="http://schemas.openxmlformats.org/drawingml/2006/main" xmlns:pic="http://schemas.openxmlformats.org/drawingml/2006/picture" xmlns:wp="http://schemas.openxmlformats.org/drawingml/2006/wordprocessingDrawing">
+<w:document xmlns:m="http://schemas.openxmlformats.org/officeDocument/2006/math" xmlns:r="http://schemas.openxmlformats.org/officeDocument/2006/relationships" xmlns:w="http://schemas.openxmlformats.org/wordprocessingml/2006/main" xmlns:o="urn:schemas-microsoft-com:office:office" xmlns:v="urn:schemas-microsoft-com:vml" xmlns:w10="urn:schemas-microsoft-com:office:word" xmlns:a="http://schemas.openxmlformats.org/drawingml/2006/main" xmlns:pic="http://schemas.openxmlformats.org/drawingml/2006/picture" xmlns:wp="http://schemas.openxmlformats.org/drawingml/2006/wordprocessingDrawing">
   <w:body>
     <w:bookmarkStart w:id="27" w:name="三角星变换结构"/>
     <w:p>
@@ -9,7 +9,7 @@
       </w:pPr>
       <w:r>
         <w:rPr>
-          <w:rFonts w:hint="eastAsia"/>
+          <w:rFonts w:hint="eastAsia" w:eastAsia="黑体"/>
         </w:rPr>
         <w:t xml:space="preserve">三角星变换结构</w:t>
       </w:r>
@@ -21,7 +21,7 @@
       </w:pPr>
       <w:r>
         <w:rPr>
-          <w:rFonts w:hint="eastAsia"/>
+          <w:rFonts w:hint="eastAsia" w:eastAsia="黑体"/>
         </w:rPr>
         <w:t xml:space="preserve">拓扑描述</w:t>
       </w:r>
@@ -32,16 +32,19 @@
       </w:pPr>
       <w:r>
         <w:rPr>
-          <w:rFonts w:hint="eastAsia"/>
+          <w:rFonts w:hint="eastAsia" w:eastAsia="黑体"/>
         </w:rPr>
         <w:t xml:space="preserve">由</w:t>
       </w:r>
       <w:r>
+        <w:rPr>
+          <w:rFonts w:eastAsia="黑体"/>
+        </w:rPr>
         <w:t xml:space="preserve"> </w:t>
       </w:r>
       <w:r>
         <w:rPr>
-          <w:rFonts w:hint="eastAsia"/>
+          <w:rFonts w:hint="eastAsia" w:eastAsia="黑体"/>
           <w:b/>
           <w:bCs/>
         </w:rPr>
@@ -49,7 +52,7 @@
       </w:r>
       <w:r>
         <w:rPr>
-          <w:rFonts w:hint="eastAsia"/>
+          <w:rFonts w:hint="eastAsia" w:eastAsia="黑体"/>
           <w:b/>
           <w:bCs/>
         </w:rPr>
@@ -57,22 +60,28 @@
       </w:r>
       <w:r>
         <w:rPr>
-          <w:rFonts w:hint="eastAsia"/>
+          <w:rFonts w:hint="eastAsia" w:eastAsia="黑体"/>
           <w:b/>
           <w:bCs/>
         </w:rPr>
         <w:t xml:space="preserve">星形（Y）“连接</w:t>
       </w:r>
       <w:r>
+        <w:rPr>
+          <w:rFonts w:eastAsia="黑体"/>
+        </w:rPr>
         <w:t xml:space="preserve"> </w:t>
       </w:r>
       <w:r>
         <w:rPr>
-          <w:rFonts w:hint="eastAsia"/>
+          <w:rFonts w:hint="eastAsia" w:eastAsia="黑体"/>
         </w:rPr>
         <w:t xml:space="preserve">的等效变换网络。三角形形式由三边电阻</w:t>
       </w:r>
       <w:r>
+        <w:rPr>
+          <w:rFonts w:eastAsia="黑体"/>
+        </w:rPr>
         <w:t xml:space="preserve"> </w:t>
       </w:r>
       <m:oMath>
@@ -93,6 +102,9 @@
         </m:sSub>
       </m:oMath>
       <w:r>
+        <w:rPr>
+          <w:rFonts w:eastAsia="黑体"/>
+        </w:rPr>
         <w:t xml:space="preserve">、</w:t>
       </w:r>
       <m:oMath>
@@ -113,6 +125,9 @@
         </m:sSub>
       </m:oMath>
       <w:r>
+        <w:rPr>
+          <w:rFonts w:eastAsia="黑体"/>
+        </w:rPr>
         <w:t xml:space="preserve">、</w:t>
       </w:r>
       <m:oMath>
@@ -133,15 +148,21 @@
         </m:sSub>
       </m:oMath>
       <w:r>
+        <w:rPr>
+          <w:rFonts w:eastAsia="黑体"/>
+        </w:rPr>
         <w:t xml:space="preserve"> </w:t>
       </w:r>
       <w:r>
         <w:rPr>
-          <w:rFonts w:hint="eastAsia"/>
+          <w:rFonts w:hint="eastAsia" w:eastAsia="黑体"/>
         </w:rPr>
         <w:t xml:space="preserve">首尾相连构成闭合三角形；等效星形形式由三分支电阻</w:t>
       </w:r>
       <w:r>
+        <w:rPr>
+          <w:rFonts w:eastAsia="黑体"/>
+        </w:rPr>
         <w:t xml:space="preserve"> </w:t>
       </w:r>
       <m:oMath>
@@ -159,6 +180,9 @@
         </m:sSub>
       </m:oMath>
       <w:r>
+        <w:rPr>
+          <w:rFonts w:eastAsia="黑体"/>
+        </w:rPr>
         <w:t xml:space="preserve">、</w:t>
       </w:r>
       <m:oMath>
@@ -176,6 +200,9 @@
         </m:sSub>
       </m:oMath>
       <w:r>
+        <w:rPr>
+          <w:rFonts w:eastAsia="黑体"/>
+        </w:rPr>
         <w:t xml:space="preserve">、</w:t>
       </w:r>
       <m:oMath>
@@ -193,26 +220,32 @@
         </m:sSub>
       </m:oMath>
       <w:r>
+        <w:rPr>
+          <w:rFonts w:eastAsia="黑体"/>
+        </w:rPr>
         <w:t xml:space="preserve"> </w:t>
       </w:r>
       <w:r>
         <w:rPr>
-          <w:rFonts w:hint="eastAsia"/>
+          <w:rFonts w:hint="eastAsia" w:eastAsia="黑体"/>
         </w:rPr>
         <w:t xml:space="preserve">从公共中性点引出。电路共有</w:t>
       </w:r>
       <w:r>
+        <w:rPr>
+          <w:rFonts w:eastAsia="黑体"/>
+        </w:rPr>
         <w:t xml:space="preserve"> 4 </w:t>
       </w:r>
       <w:r>
         <w:rPr>
-          <w:rFonts w:hint="eastAsia"/>
+          <w:rFonts w:hint="eastAsia" w:eastAsia="黑体"/>
         </w:rPr>
         <w:t xml:space="preserve">个关键节点：</w:t>
       </w:r>
       <w:r>
         <w:rPr>
-          <w:rFonts w:hint="eastAsia"/>
+          <w:rFonts w:hint="eastAsia" w:eastAsia="黑体"/>
           <w:b/>
           <w:bCs/>
         </w:rPr>
@@ -220,6 +253,7 @@
       </w:r>
       <w:r>
         <w:rPr>
+          <w:rFonts w:eastAsia="黑体"/>
           <w:b/>
           <w:bCs/>
         </w:rPr>
@@ -227,13 +261,13 @@
       </w:r>
       <w:r>
         <w:rPr>
-          <w:rFonts w:hint="eastAsia"/>
+          <w:rFonts w:hint="eastAsia" w:eastAsia="黑体"/>
         </w:rPr>
         <w:t xml:space="preserve">（三个外部端钮，两种形式共用）；</w:t>
       </w:r>
       <w:r>
         <w:rPr>
-          <w:rFonts w:hint="eastAsia"/>
+          <w:rFonts w:hint="eastAsia" w:eastAsia="黑体"/>
           <w:b/>
           <w:bCs/>
         </w:rPr>
@@ -241,6 +275,7 @@
       </w:r>
       <w:r>
         <w:rPr>
+          <w:rFonts w:eastAsia="黑体"/>
           <w:b/>
           <w:bCs/>
         </w:rPr>
@@ -248,7 +283,7 @@
       </w:r>
       <w:r>
         <w:rPr>
-          <w:rFonts w:hint="eastAsia"/>
+          <w:rFonts w:hint="eastAsia" w:eastAsia="黑体"/>
           <w:b/>
           <w:bCs/>
         </w:rPr>
@@ -256,7 +291,7 @@
       </w:r>
       <w:r>
         <w:rPr>
-          <w:rFonts w:hint="eastAsia"/>
+          <w:rFonts w:hint="eastAsia" w:eastAsia="黑体"/>
         </w:rPr>
         <w:t xml:space="preserve">（星形形式中三条星形支路的公共点）。</w:t>
       </w:r>
@@ -265,7 +300,7 @@
       <w:pPr/>
       <w:r>
         <w:rPr>
-          <w:rFonts w:hint="eastAsia"/>
+          <w:rFonts w:hint="eastAsia" w:eastAsia="黑体"/>
         </w:rPr>
         <w:t xml:space="preserve">各元件管脚连接（三角形）：</w:t>
       </w:r>
@@ -287,29 +322,38 @@
         </m:sSub>
       </m:oMath>
       <w:r>
+        <w:rPr>
+          <w:rFonts w:eastAsia="黑体"/>
+        </w:rPr>
         <w:t xml:space="preserve"> </w:t>
       </w:r>
       <w:r>
         <w:rPr>
-          <w:rFonts w:hint="eastAsia"/>
+          <w:rFonts w:hint="eastAsia" w:eastAsia="黑体"/>
         </w:rPr>
         <w:t xml:space="preserve">一端接节点</w:t>
       </w:r>
       <w:r>
+        <w:rPr>
+          <w:rFonts w:eastAsia="黑体"/>
+        </w:rPr>
         <w:t xml:space="preserve"> </w:t>
       </w:r>
       <w:r>
         <w:rPr>
-          <w:rFonts w:hint="eastAsia"/>
+          <w:rFonts w:hint="eastAsia" w:eastAsia="黑体"/>
         </w:rPr>
         <w:t xml:space="preserve">A、另一端接节点</w:t>
       </w:r>
       <w:r>
+        <w:rPr>
+          <w:rFonts w:eastAsia="黑体"/>
+        </w:rPr>
         <w:t xml:space="preserve"> </w:t>
       </w:r>
       <w:r>
         <w:rPr>
-          <w:rFonts w:hint="eastAsia"/>
+          <w:rFonts w:hint="eastAsia" w:eastAsia="黑体"/>
         </w:rPr>
         <w:t xml:space="preserve">B；</w:t>
       </w:r>
@@ -331,29 +375,38 @@
         </m:sSub>
       </m:oMath>
       <w:r>
+        <w:rPr>
+          <w:rFonts w:eastAsia="黑体"/>
+        </w:rPr>
         <w:t xml:space="preserve"> </w:t>
       </w:r>
       <w:r>
         <w:rPr>
-          <w:rFonts w:hint="eastAsia"/>
+          <w:rFonts w:hint="eastAsia" w:eastAsia="黑体"/>
         </w:rPr>
         <w:t xml:space="preserve">一端接节点</w:t>
       </w:r>
       <w:r>
+        <w:rPr>
+          <w:rFonts w:eastAsia="黑体"/>
+        </w:rPr>
         <w:t xml:space="preserve"> </w:t>
       </w:r>
       <w:r>
         <w:rPr>
-          <w:rFonts w:hint="eastAsia"/>
+          <w:rFonts w:hint="eastAsia" w:eastAsia="黑体"/>
         </w:rPr>
         <w:t xml:space="preserve">B、另一端接节点</w:t>
       </w:r>
       <w:r>
+        <w:rPr>
+          <w:rFonts w:eastAsia="黑体"/>
+        </w:rPr>
         <w:t xml:space="preserve"> </w:t>
       </w:r>
       <w:r>
         <w:rPr>
-          <w:rFonts w:hint="eastAsia"/>
+          <w:rFonts w:hint="eastAsia" w:eastAsia="黑体"/>
         </w:rPr>
         <w:t xml:space="preserve">C；</w:t>
       </w:r>
@@ -375,29 +428,38 @@
         </m:sSub>
       </m:oMath>
       <w:r>
+        <w:rPr>
+          <w:rFonts w:eastAsia="黑体"/>
+        </w:rPr>
         <w:t xml:space="preserve"> </w:t>
       </w:r>
       <w:r>
         <w:rPr>
-          <w:rFonts w:hint="eastAsia"/>
+          <w:rFonts w:hint="eastAsia" w:eastAsia="黑体"/>
         </w:rPr>
         <w:t xml:space="preserve">一端接节点</w:t>
       </w:r>
       <w:r>
+        <w:rPr>
+          <w:rFonts w:eastAsia="黑体"/>
+        </w:rPr>
         <w:t xml:space="preserve"> </w:t>
       </w:r>
       <w:r>
         <w:rPr>
-          <w:rFonts w:hint="eastAsia"/>
+          <w:rFonts w:hint="eastAsia" w:eastAsia="黑体"/>
         </w:rPr>
         <w:t xml:space="preserve">C、另一端接节点</w:t>
       </w:r>
       <w:r>
+        <w:rPr>
+          <w:rFonts w:eastAsia="黑体"/>
+        </w:rPr>
         <w:t xml:space="preserve"> </w:t>
       </w:r>
       <w:r>
         <w:rPr>
-          <w:rFonts w:hint="eastAsia"/>
+          <w:rFonts w:hint="eastAsia" w:eastAsia="黑体"/>
         </w:rPr>
         <w:t xml:space="preserve">A。各元件管脚连接（星形等效）：</w:t>
       </w:r>
@@ -416,29 +478,38 @@
         </m:sSub>
       </m:oMath>
       <w:r>
+        <w:rPr>
+          <w:rFonts w:eastAsia="黑体"/>
+        </w:rPr>
         <w:t xml:space="preserve"> </w:t>
       </w:r>
       <w:r>
         <w:rPr>
-          <w:rFonts w:hint="eastAsia"/>
+          <w:rFonts w:hint="eastAsia" w:eastAsia="黑体"/>
         </w:rPr>
         <w:t xml:space="preserve">一端接节点</w:t>
       </w:r>
       <w:r>
+        <w:rPr>
+          <w:rFonts w:eastAsia="黑体"/>
+        </w:rPr>
         <w:t xml:space="preserve"> </w:t>
       </w:r>
       <w:r>
         <w:rPr>
-          <w:rFonts w:hint="eastAsia"/>
+          <w:rFonts w:hint="eastAsia" w:eastAsia="黑体"/>
         </w:rPr>
         <w:t xml:space="preserve">A、另一端接节点</w:t>
       </w:r>
       <w:r>
+        <w:rPr>
+          <w:rFonts w:eastAsia="黑体"/>
+        </w:rPr>
         <w:t xml:space="preserve"> </w:t>
       </w:r>
       <w:r>
         <w:rPr>
-          <w:rFonts w:hint="eastAsia"/>
+          <w:rFonts w:hint="eastAsia" w:eastAsia="黑体"/>
         </w:rPr>
         <w:t xml:space="preserve">N；</w:t>
       </w:r>
@@ -457,29 +528,38 @@
         </m:sSub>
       </m:oMath>
       <w:r>
+        <w:rPr>
+          <w:rFonts w:eastAsia="黑体"/>
+        </w:rPr>
         <w:t xml:space="preserve"> </w:t>
       </w:r>
       <w:r>
         <w:rPr>
-          <w:rFonts w:hint="eastAsia"/>
+          <w:rFonts w:hint="eastAsia" w:eastAsia="黑体"/>
         </w:rPr>
         <w:t xml:space="preserve">一端接节点</w:t>
       </w:r>
       <w:r>
+        <w:rPr>
+          <w:rFonts w:eastAsia="黑体"/>
+        </w:rPr>
         <w:t xml:space="preserve"> </w:t>
       </w:r>
       <w:r>
         <w:rPr>
-          <w:rFonts w:hint="eastAsia"/>
+          <w:rFonts w:hint="eastAsia" w:eastAsia="黑体"/>
         </w:rPr>
         <w:t xml:space="preserve">B、另一端接节点</w:t>
       </w:r>
       <w:r>
+        <w:rPr>
+          <w:rFonts w:eastAsia="黑体"/>
+        </w:rPr>
         <w:t xml:space="preserve"> </w:t>
       </w:r>
       <w:r>
         <w:rPr>
-          <w:rFonts w:hint="eastAsia"/>
+          <w:rFonts w:hint="eastAsia" w:eastAsia="黑体"/>
         </w:rPr>
         <w:t xml:space="preserve">N；</w:t>
       </w:r>
@@ -498,24 +578,33 @@
         </m:sSub>
       </m:oMath>
       <w:r>
+        <w:rPr>
+          <w:rFonts w:eastAsia="黑体"/>
+        </w:rPr>
         <w:t xml:space="preserve"> </w:t>
       </w:r>
       <w:r>
         <w:rPr>
-          <w:rFonts w:hint="eastAsia"/>
+          <w:rFonts w:hint="eastAsia" w:eastAsia="黑体"/>
         </w:rPr>
         <w:t xml:space="preserve">一端接节点</w:t>
       </w:r>
       <w:r>
+        <w:rPr>
+          <w:rFonts w:eastAsia="黑体"/>
+        </w:rPr>
         <w:t xml:space="preserve"> </w:t>
       </w:r>
       <w:r>
         <w:rPr>
-          <w:rFonts w:hint="eastAsia"/>
+          <w:rFonts w:hint="eastAsia" w:eastAsia="黑体"/>
         </w:rPr>
         <w:t xml:space="preserve">C、另一端接节点</w:t>
       </w:r>
       <w:r>
+        <w:rPr>
+          <w:rFonts w:eastAsia="黑体"/>
+        </w:rPr>
         <w:t xml:space="preserve"> N。</w:t>
       </w:r>
     </w:p>
@@ -523,16 +612,19 @@
       <w:pPr/>
       <w:r>
         <w:rPr>
-          <w:rFonts w:hint="eastAsia"/>
+          <w:rFonts w:hint="eastAsia" w:eastAsia="黑体"/>
         </w:rPr>
         <w:t xml:space="preserve">由此构成”将三角形三边电阻换算为从公共中性点引出的三条星形支路”的</w:t>
       </w:r>
       <w:r>
+        <w:rPr>
+          <w:rFonts w:eastAsia="黑体"/>
+        </w:rPr>
         <w:t xml:space="preserve"> Δ→Y </w:t>
       </w:r>
       <w:r>
         <w:rPr>
-          <w:rFonts w:hint="eastAsia"/>
+          <w:rFonts w:hint="eastAsia" w:eastAsia="黑体"/>
         </w:rPr>
         <w:t xml:space="preserve">等效变换组态，保持三个外部端钮的电压、电流关系不变，用于简化不能直接串并联的局部网络。</w:t>
       </w:r>
@@ -545,7 +637,7 @@
       </w:pPr>
       <w:r>
         <w:rPr>
-          <w:rFonts w:hint="eastAsia"/>
+          <w:rFonts w:hint="eastAsia" w:eastAsia="黑体"/>
         </w:rPr>
         <w:t xml:space="preserve">工作原理</w:t>
       </w:r>
@@ -556,7 +648,7 @@
       </w:pPr>
       <w:r>
         <w:rPr>
-          <w:rFonts w:hint="eastAsia"/>
+          <w:rFonts w:hint="eastAsia" w:eastAsia="黑体"/>
         </w:rPr>
         <w:t xml:space="preserve">变换前后三个外端钮的电压、电流关系完全一致，因此对外等效。把三角形三边电阻换算成星形三分支电阻后，局部即可与相邻支路进行串并联简化，从而求解整个网络。</w:t>
       </w:r>
@@ -569,7 +661,7 @@
       </w:pPr>
       <w:r>
         <w:rPr>
-          <w:rFonts w:hint="eastAsia"/>
+          <w:rFonts w:hint="eastAsia" w:eastAsia="黑体"/>
         </w:rPr>
         <w:t xml:space="preserve">关键计算公式</w:t>
       </w:r>
@@ -579,11 +671,14 @@
         <w:pStyle w:val="FirstParagraph"/>
       </w:pPr>
       <w:r>
+        <w:rPr>
+          <w:rFonts w:eastAsia="黑体"/>
+        </w:rPr>
         <w:t xml:space="preserve">Δ → Y </w:t>
       </w:r>
       <w:r>
         <w:rPr>
-          <w:rFonts w:hint="eastAsia"/>
+          <w:rFonts w:hint="eastAsia" w:eastAsia="黑体"/>
         </w:rPr>
         <w:t xml:space="preserve">变换：</w:t>
       </w:r>
@@ -977,7 +1072,7 @@
       </w:pPr>
       <w:r>
         <w:rPr>
-          <w:rFonts w:hint="eastAsia"/>
+          <w:rFonts w:hint="eastAsia" w:eastAsia="黑体"/>
         </w:rPr>
         <w:t xml:space="preserve">三边相等时：</w:t>
       </w:r>
@@ -1046,7 +1141,7 @@
       </w:pPr>
       <w:r>
         <w:rPr>
-          <w:rFonts w:hint="eastAsia"/>
+          <w:rFonts w:hint="eastAsia" w:eastAsia="黑体"/>
         </w:rPr>
         <w:t xml:space="preserve">外部等效电阻不变（变换准则）：</w:t>
       </w:r>
@@ -1279,7 +1374,7 @@
             </w:pPr>
             <w:r>
               <w:rPr>
-                <w:rFonts w:hint="eastAsia"/>
+                <w:rFonts w:hint="eastAsia" w:eastAsia="黑体"/>
               </w:rPr>
               <w:t xml:space="preserve">符号</w:t>
             </w:r>
@@ -1293,7 +1388,7 @@
             </w:pPr>
             <w:r>
               <w:rPr>
-                <w:rFonts w:hint="eastAsia"/>
+                <w:rFonts w:hint="eastAsia" w:eastAsia="黑体"/>
               </w:rPr>
               <w:t xml:space="preserve">含义</w:t>
             </w:r>
@@ -1307,7 +1402,7 @@
             </w:pPr>
             <w:r>
               <w:rPr>
-                <w:rFonts w:hint="eastAsia"/>
+                <w:rFonts w:hint="eastAsia" w:eastAsia="黑体"/>
               </w:rPr>
               <w:t xml:space="preserve">单位</w:t>
             </w:r>
@@ -1381,6 +1476,9 @@
               </m:sSub>
             </m:oMath>
             <w:r>
+              <w:rPr>
+                <w:rFonts w:eastAsia="黑体"/>
+              </w:rPr>
               <w:t xml:space="preserve">​</w:t>
             </w:r>
           </w:p>
@@ -1393,7 +1491,7 @@
             </w:pPr>
             <w:r>
               <w:rPr>
-                <w:rFonts w:hint="eastAsia"/>
+                <w:rFonts w:hint="eastAsia" w:eastAsia="黑体"/>
               </w:rPr>
               <w:t xml:space="preserve">三角形三边电阻</w:t>
             </w:r>
@@ -1406,6 +1504,9 @@
               <w:pStyle w:val="Compact"/>
             </w:pPr>
             <w:r>
+              <w:rPr>
+                <w:rFonts w:eastAsia="黑体"/>
+              </w:rPr>
               <w:t xml:space="preserve">Ω</w:t>
             </w:r>
           </w:p>
@@ -1469,6 +1570,9 @@
               </m:sSub>
             </m:oMath>
             <w:r>
+              <w:rPr>
+                <w:rFonts w:eastAsia="黑体"/>
+              </w:rPr>
               <w:t xml:space="preserve">​</w:t>
             </w:r>
           </w:p>
@@ -1481,7 +1585,7 @@
             </w:pPr>
             <w:r>
               <w:rPr>
-                <w:rFonts w:hint="eastAsia"/>
+                <w:rFonts w:hint="eastAsia" w:eastAsia="黑体"/>
               </w:rPr>
               <w:t xml:space="preserve">星形三分支电阻</w:t>
             </w:r>
@@ -1494,6 +1598,9 @@
               <w:pStyle w:val="Compact"/>
             </w:pPr>
             <w:r>
+              <w:rPr>
+                <w:rFonts w:eastAsia="黑体"/>
+              </w:rPr>
               <w:t xml:space="preserve">Ω</w:t>
             </w:r>
           </w:p>
@@ -1524,6 +1631,9 @@
               </m:sSub>
             </m:oMath>
             <w:r>
+              <w:rPr>
+                <w:rFonts w:eastAsia="黑体"/>
+              </w:rPr>
               <w:t xml:space="preserve">​</w:t>
             </w:r>
           </w:p>
@@ -1536,7 +1646,7 @@
             </w:pPr>
             <w:r>
               <w:rPr>
-                <w:rFonts w:hint="eastAsia"/>
+                <w:rFonts w:hint="eastAsia" w:eastAsia="黑体"/>
               </w:rPr>
               <w:t xml:space="preserve">等值三角形电阻</w:t>
             </w:r>
@@ -1549,6 +1659,9 @@
               <w:pStyle w:val="Compact"/>
             </w:pPr>
             <w:r>
+              <w:rPr>
+                <w:rFonts w:eastAsia="黑体"/>
+              </w:rPr>
               <w:t xml:space="preserve">Ω</w:t>
             </w:r>
           </w:p>
@@ -1576,6 +1689,9 @@
               </m:sSub>
             </m:oMath>
             <w:r>
+              <w:rPr>
+                <w:rFonts w:eastAsia="黑体"/>
+              </w:rPr>
               <w:t xml:space="preserve">​</w:t>
             </w:r>
           </w:p>
@@ -1588,7 +1704,7 @@
             </w:pPr>
             <w:r>
               <w:rPr>
-                <w:rFonts w:hint="eastAsia"/>
+                <w:rFonts w:hint="eastAsia" w:eastAsia="黑体"/>
               </w:rPr>
               <w:t xml:space="preserve">等值星形电阻</w:t>
             </w:r>
@@ -1601,6 +1717,9 @@
               <w:pStyle w:val="Compact"/>
             </w:pPr>
             <w:r>
+              <w:rPr>
+                <w:rFonts w:eastAsia="黑体"/>
+              </w:rPr>
               <w:t xml:space="preserve">Ω</w:t>
             </w:r>
           </w:p>
@@ -1615,7 +1734,7 @@
       </w:pPr>
       <w:r>
         <w:rPr>
-          <w:rFonts w:hint="eastAsia"/>
+          <w:rFonts w:hint="eastAsia" w:eastAsia="黑体"/>
         </w:rPr>
         <w:t xml:space="preserve">元件调整影响</w:t>
       </w:r>
@@ -1630,21 +1749,27 @@
       </w:pPr>
       <w:r>
         <w:rPr>
-          <w:rFonts w:hint="eastAsia"/>
+          <w:rFonts w:hint="eastAsia" w:eastAsia="黑体"/>
           <w:b/>
           <w:bCs/>
         </w:rPr>
         <w:t xml:space="preserve">任意一边电阻↑</w:t>
       </w:r>
       <w:r>
+        <w:rPr>
+          <w:rFonts w:eastAsia="黑体"/>
+        </w:rPr>
         <w:t xml:space="preserve"> </w:t>
       </w:r>
       <w:r>
+        <w:rPr>
+          <w:rFonts w:eastAsia="黑体"/>
+        </w:rPr>
         <w:t xml:space="preserve">→ </w:t>
       </w:r>
       <w:r>
         <w:rPr>
-          <w:rFonts w:hint="eastAsia"/>
+          <w:rFonts w:hint="eastAsia" w:eastAsia="黑体"/>
         </w:rPr>
         <w:t xml:space="preserve">对应相邻两个星形支路电阻增大。</w:t>
       </w:r>
@@ -1659,21 +1784,27 @@
       </w:pPr>
       <w:r>
         <w:rPr>
-          <w:rFonts w:hint="eastAsia"/>
+          <w:rFonts w:hint="eastAsia" w:eastAsia="黑体"/>
           <w:b/>
           <w:bCs/>
         </w:rPr>
         <w:t xml:space="preserve">三边整体等比增大</w:t>
       </w:r>
       <w:r>
+        <w:rPr>
+          <w:rFonts w:eastAsia="黑体"/>
+        </w:rPr>
         <w:t xml:space="preserve"> </w:t>
       </w:r>
       <w:r>
+        <w:rPr>
+          <w:rFonts w:eastAsia="黑体"/>
+        </w:rPr>
         <w:t xml:space="preserve">→ </w:t>
       </w:r>
       <w:r>
         <w:rPr>
-          <w:rFonts w:hint="eastAsia"/>
+          <w:rFonts w:hint="eastAsia" w:eastAsia="黑体"/>
         </w:rPr>
         <w:t xml:space="preserve">等效星形电阻同比增大。</w:t>
       </w:r>
@@ -1688,21 +1819,27 @@
       </w:pPr>
       <w:r>
         <w:rPr>
-          <w:rFonts w:hint="eastAsia"/>
+          <w:rFonts w:hint="eastAsia" w:eastAsia="黑体"/>
           <w:b/>
           <w:bCs/>
         </w:rPr>
         <w:t xml:space="preserve">某边电阻变小（趋于短路）</w:t>
       </w:r>
       <w:r>
+        <w:rPr>
+          <w:rFonts w:eastAsia="黑体"/>
+        </w:rPr>
         <w:t xml:space="preserve"> </w:t>
       </w:r>
       <w:r>
+        <w:rPr>
+          <w:rFonts w:eastAsia="黑体"/>
+        </w:rPr>
         <w:t xml:space="preserve">→ </w:t>
       </w:r>
       <w:r>
         <w:rPr>
-          <w:rFonts w:hint="eastAsia"/>
+          <w:rFonts w:hint="eastAsia" w:eastAsia="黑体"/>
         </w:rPr>
         <w:t xml:space="preserve">对应端钮间趋于直连，星形某支路趋于零。</w:t>
       </w:r>
@@ -1717,7 +1854,7 @@
       </w:pPr>
       <w:r>
         <w:rPr>
-          <w:rFonts w:hint="eastAsia"/>
+          <w:rFonts w:hint="eastAsia" w:eastAsia="黑体"/>
         </w:rPr>
         <w:t xml:space="preserve">变换不改变网络外部特性，只改变内部实现方式。</w:t>
       </w:r>
@@ -1730,7 +1867,7 @@
       </w:pPr>
       <w:r>
         <w:rPr>
-          <w:rFonts w:hint="eastAsia"/>
+          <w:rFonts w:hint="eastAsia" w:eastAsia="黑体"/>
         </w:rPr>
         <w:t xml:space="preserve">典型参数示例</w:t>
       </w:r>
@@ -1745,11 +1882,14 @@
       </w:pPr>
       <w:r>
         <w:rPr>
-          <w:rFonts w:hint="eastAsia"/>
+          <w:rFonts w:hint="eastAsia" w:eastAsia="黑体"/>
         </w:rPr>
         <w:t xml:space="preserve">取</w:t>
       </w:r>
       <w:r>
+        <w:rPr>
+          <w:rFonts w:eastAsia="黑体"/>
+        </w:rPr>
         <w:t xml:space="preserve"> </w:t>
       </w:r>
       <m:oMath>
@@ -1831,7 +1971,7 @@
       </m:oMath>
       <w:r>
         <w:rPr>
-          <w:rFonts w:hint="eastAsia"/>
+          <w:rFonts w:hint="eastAsia" w:eastAsia="黑体"/>
         </w:rPr>
         <w:t xml:space="preserve">：</w:t>
       </w:r>
@@ -1889,6 +2029,9 @@
         </m:r>
       </m:oMath>
       <w:r>
+        <w:rPr>
+          <w:rFonts w:eastAsia="黑体"/>
+        </w:rPr>
         <w:t xml:space="preserve">。</w:t>
       </w:r>
     </w:p>
@@ -1902,11 +2045,14 @@
       </w:pPr>
       <w:r>
         <w:rPr>
-          <w:rFonts w:hint="eastAsia"/>
+          <w:rFonts w:hint="eastAsia" w:eastAsia="黑体"/>
         </w:rPr>
         <w:t xml:space="preserve">取</w:t>
       </w:r>
       <w:r>
+        <w:rPr>
+          <w:rFonts w:eastAsia="黑体"/>
+        </w:rPr>
         <w:t xml:space="preserve"> </w:t>
       </w:r>
       <m:oMath>
@@ -1945,6 +2091,9 @@
         </m:r>
       </m:oMath>
       <w:r>
+        <w:rPr>
+          <w:rFonts w:eastAsia="黑体"/>
+        </w:rPr>
         <w:t xml:space="preserve">、</w:t>
       </w:r>
       <m:oMath>
@@ -1983,6 +2132,9 @@
         </m:r>
       </m:oMath>
       <w:r>
+        <w:rPr>
+          <w:rFonts w:eastAsia="黑体"/>
+        </w:rPr>
         <w:t xml:space="preserve">、</w:t>
       </w:r>
       <m:oMath>
@@ -2022,7 +2174,7 @@
       </m:oMath>
       <w:r>
         <w:rPr>
-          <w:rFonts w:hint="eastAsia"/>
+          <w:rFonts w:hint="eastAsia" w:eastAsia="黑体"/>
         </w:rPr>
         <w:t xml:space="preserve">：</w:t>
       </w:r>
@@ -2089,6 +2241,9 @@
         </m:r>
       </m:oMath>
       <w:r>
+        <w:rPr>
+          <w:rFonts w:eastAsia="黑体"/>
+        </w:rPr>
         <w:t xml:space="preserve">。</w:t>
       </w:r>
     </w:p>
@@ -2100,7 +2255,7 @@
       </w:pPr>
       <w:r>
         <w:rPr>
-          <w:rFonts w:hint="eastAsia"/>
+          <w:rFonts w:hint="eastAsia" w:eastAsia="黑体"/>
         </w:rPr>
         <w:t xml:space="preserve">常见器件型号</w:t>
       </w:r>
@@ -2115,25 +2270,31 @@
       </w:pPr>
       <w:r>
         <w:rPr>
-          <w:rFonts w:hint="eastAsia"/>
+          <w:rFonts w:hint="eastAsia" w:eastAsia="黑体"/>
         </w:rPr>
         <w:t xml:space="preserve">电阻：0805</w:t>
       </w:r>
       <w:r>
+        <w:rPr>
+          <w:rFonts w:eastAsia="黑体"/>
+        </w:rPr>
         <w:t xml:space="preserve"> / 0603 </w:t>
       </w:r>
       <w:r>
         <w:rPr>
-          <w:rFonts w:hint="eastAsia"/>
+          <w:rFonts w:hint="eastAsia" w:eastAsia="黑体"/>
         </w:rPr>
         <w:t xml:space="preserve">贴片电阻、1%</w:t>
       </w:r>
       <w:r>
+        <w:rPr>
+          <w:rFonts w:eastAsia="黑体"/>
+        </w:rPr>
         <w:t xml:space="preserve"> </w:t>
       </w:r>
       <w:r>
         <w:rPr>
-          <w:rFonts w:hint="eastAsia"/>
+          <w:rFonts w:hint="eastAsia" w:eastAsia="黑体"/>
         </w:rPr>
         <w:t xml:space="preserve">金属膜电阻。</w:t>
       </w:r>
@@ -2146,7 +2307,7 @@
       </w:pPr>
       <w:r>
         <w:rPr>
-          <w:rFonts w:hint="eastAsia"/>
+          <w:rFonts w:hint="eastAsia" w:eastAsia="黑体"/>
         </w:rPr>
         <w:t xml:space="preserve">注意事项</w:t>
       </w:r>
@@ -2161,7 +2322,7 @@
       </w:pPr>
       <w:r>
         <w:rPr>
-          <w:rFonts w:hint="eastAsia"/>
+          <w:rFonts w:hint="eastAsia" w:eastAsia="黑体"/>
         </w:rPr>
         <w:t xml:space="preserve">只适用于线性电阻（或阻抗）构成的三角形局部。</w:t>
       </w:r>
@@ -2176,7 +2337,7 @@
       </w:pPr>
       <w:r>
         <w:rPr>
-          <w:rFonts w:hint="eastAsia"/>
+          <w:rFonts w:hint="eastAsia" w:eastAsia="黑体"/>
         </w:rPr>
         <w:t xml:space="preserve">三个外部端钮必须与替换后的星形端钮一一对应。</w:t>
       </w:r>
@@ -2191,16 +2352,19 @@
       </w:pPr>
       <w:r>
         <w:rPr>
-          <w:rFonts w:hint="eastAsia"/>
+          <w:rFonts w:hint="eastAsia" w:eastAsia="黑体"/>
         </w:rPr>
         <w:t xml:space="preserve">涉及三相电路时注意</w:t>
       </w:r>
       <w:r>
+        <w:rPr>
+          <w:rFonts w:eastAsia="黑体"/>
+        </w:rPr>
         <w:t xml:space="preserve"> Δ </w:t>
       </w:r>
       <w:r>
         <w:rPr>
-          <w:rFonts w:hint="eastAsia"/>
+          <w:rFonts w:hint="eastAsia" w:eastAsia="黑体"/>
         </w:rPr>
         <w:t xml:space="preserve">连接中线电压等于相电压的关系。</w:t>
       </w:r>
@@ -2213,7 +2377,7 @@
       </w:pPr>
       <w:r>
         <w:rPr>
-          <w:rFonts w:hint="eastAsia"/>
+          <w:rFonts w:hint="eastAsia" w:eastAsia="黑体"/>
         </w:rPr>
         <w:t xml:space="preserve">参考资料</w:t>
       </w:r>
@@ -2228,7 +2392,7 @@
       </w:pPr>
       <w:r>
         <w:rPr>
-          <w:rFonts w:hint="eastAsia"/>
+          <w:rFonts w:hint="eastAsia" w:eastAsia="黑体"/>
         </w:rPr>
         <w:t xml:space="preserve">《电路》（邱关源）。</w:t>
       </w:r>
@@ -2242,6 +2406,9 @@
         </w:numPr>
       </w:pPr>
       <w:r>
+        <w:rPr>
+          <w:rFonts w:eastAsia="黑体"/>
+        </w:rPr>
         <w:t xml:space="preserve">Wikipedia: Y-Δ transform。</w:t>
       </w:r>
     </w:p>
@@ -2254,11 +2421,11 @@
       </w:pPr>
       <w:r>
         <w:rPr>
-          <w:rFonts w:ascii="Times New Roman" w:hAnsi="Times New Roman"/>
+          <w:rFonts w:ascii="Times New Roman" w:hAnsi="Times New Roman" w:eastAsia="黑体"/>
           <w:color w:val="555555"/>
           <w:sz w:val="21"/>
         </w:rPr>
-        <w:t>材料收集者：杜文杰</w:t>
+        <w:t>材料收集者：杜文杰，WX手机：19519196569，QQ:3478827729</w:t>
       </w:r>
     </w:p>
     <w:sectPr>
@@ -2278,7 +2445,7 @@
 </file>
 
 <file path=word/footer1.xml><?xml version="1.0" encoding="utf-8"?>
-<w:ftr xmlns:m="http://schemas.openxmlformats.org/officeDocument/2006/math" xmlns:mc="http://schemas.openxmlformats.org/markup-compatibility/2006" xmlns:mo="http://schemas.microsoft.com/office/mac/office/2008/main" xmlns:mv="urn:schemas-microsoft-com:mac:vml" xmlns:o="urn:schemas-microsoft-com:office:office" xmlns:r="http://schemas.openxmlformats.org/officeDocument/2006/relationships" xmlns:v="urn:schemas-microsoft-com:vml" xmlns:w10="urn:schemas-microsoft-com:office:word" xmlns:w14="http://schemas.microsoft.com/office/word/2010/wordml" xmlns:w="http://schemas.openxmlformats.org/wordprocessingml/2006/main" xmlns:wne="http://schemas.microsoft.com/office/word/2006/wordml" xmlns:wp14="http://schemas.microsoft.com/office/word/2010/wordprocessingDrawing" xmlns:wp="http://schemas.openxmlformats.org/drawingml/2006/wordprocessingDrawing" xmlns:wpc="http://schemas.microsoft.com/office/word/2010/wordprocessingCanvas" xmlns:wpg="http://schemas.microsoft.com/office/word/2010/wordprocessingGroup" xmlns:wpi="http://schemas.microsoft.com/office/word/2010/wordprocessingInk" xmlns:wps="http://schemas.microsoft.com/office/word/2010/wordprocessingShape" mc:Ignorable="w14 wp14">
+<w:ftr xmlns:mc="http://schemas.openxmlformats.org/markup-compatibility/2006" xmlns:w="http://schemas.openxmlformats.org/wordprocessingml/2006/main" xmlns:m="http://schemas.openxmlformats.org/officeDocument/2006/math" xmlns:mo="http://schemas.microsoft.com/office/mac/office/2008/main" xmlns:mv="urn:schemas-microsoft-com:mac:vml" xmlns:o="urn:schemas-microsoft-com:office:office" xmlns:r="http://schemas.openxmlformats.org/officeDocument/2006/relationships" xmlns:v="urn:schemas-microsoft-com:vml" xmlns:w10="urn:schemas-microsoft-com:office:word" xmlns:w14="http://schemas.microsoft.com/office/word/2010/wordml" xmlns:wne="http://schemas.microsoft.com/office/word/2006/wordml" xmlns:wp14="http://schemas.microsoft.com/office/word/2010/wordprocessingDrawing" xmlns:wp="http://schemas.openxmlformats.org/drawingml/2006/wordprocessingDrawing" xmlns:wpc="http://schemas.microsoft.com/office/word/2010/wordprocessingCanvas" xmlns:wpg="http://schemas.microsoft.com/office/word/2010/wordprocessingGroup" xmlns:wpi="http://schemas.microsoft.com/office/word/2010/wordprocessingInk" xmlns:wps="http://schemas.microsoft.com/office/word/2010/wordprocessingShape" mc:Ignorable="w14 wp14">
   <w:p>
     <w:pPr>
       <w:pStyle w:val="Footer"/>
@@ -2286,12 +2453,14 @@
     </w:pPr>
     <w:r>
       <w:rPr>
+        <w:rFonts w:eastAsia="黑体"/>
         <w:sz w:val="18"/>
       </w:rPr>
       <w:t xml:space="preserve">第 </w:t>
     </w:r>
     <w:r>
       <w:rPr>
+        <w:rFonts w:eastAsia="黑体"/>
         <w:sz w:val="18"/>
       </w:rPr>
       <w:fldChar w:fldCharType="begin"/>
@@ -2300,6 +2469,7 @@
     </w:r>
     <w:r>
       <w:rPr>
+        <w:rFonts w:eastAsia="黑体"/>
         <w:sz w:val="18"/>
       </w:rPr>
       <w:t xml:space="preserve"> 页</w:t>
@@ -2313,6 +2483,9 @@
   <w:footnote w:type="continuationSeparator" w:id="0">
     <w:p>
       <w:r>
+        <w:rPr>
+          <w:rFonts w:eastAsia="黑体"/>
+        </w:rPr>
         <w:continuationSeparator/>
       </w:r>
     </w:p>
@@ -2320,6 +2493,9 @@
   <w:footnote w:type="separator" w:id="-1">
     <w:p>
       <w:r>
+        <w:rPr>
+          <w:rFonts w:eastAsia="黑体"/>
+        </w:rPr>
         <w:separator/>
       </w:r>
     </w:p>
@@ -2328,7 +2504,7 @@
 </file>
 
 <file path=word/header1.xml><?xml version="1.0" encoding="utf-8"?>
-<w:hdr xmlns:m="http://schemas.openxmlformats.org/officeDocument/2006/math" xmlns:mc="http://schemas.openxmlformats.org/markup-compatibility/2006" xmlns:mo="http://schemas.microsoft.com/office/mac/office/2008/main" xmlns:mv="urn:schemas-microsoft-com:mac:vml" xmlns:o="urn:schemas-microsoft-com:office:office" xmlns:r="http://schemas.openxmlformats.org/officeDocument/2006/relationships" xmlns:v="urn:schemas-microsoft-com:vml" xmlns:w10="urn:schemas-microsoft-com:office:word" xmlns:w14="http://schemas.microsoft.com/office/word/2010/wordml" xmlns:w="http://schemas.openxmlformats.org/wordprocessingml/2006/main" xmlns:wne="http://schemas.microsoft.com/office/word/2006/wordml" xmlns:wp14="http://schemas.microsoft.com/office/word/2010/wordprocessingDrawing" xmlns:wp="http://schemas.openxmlformats.org/drawingml/2006/wordprocessingDrawing" xmlns:wpc="http://schemas.microsoft.com/office/word/2010/wordprocessingCanvas" xmlns:wpg="http://schemas.microsoft.com/office/word/2010/wordprocessingGroup" xmlns:wpi="http://schemas.microsoft.com/office/word/2010/wordprocessingInk" xmlns:wps="http://schemas.microsoft.com/office/word/2010/wordprocessingShape" mc:Ignorable="w14 wp14">
+<w:hdr xmlns:mc="http://schemas.openxmlformats.org/markup-compatibility/2006" xmlns:w="http://schemas.openxmlformats.org/wordprocessingml/2006/main" xmlns:m="http://schemas.openxmlformats.org/officeDocument/2006/math" xmlns:mo="http://schemas.microsoft.com/office/mac/office/2008/main" xmlns:mv="urn:schemas-microsoft-com:mac:vml" xmlns:o="urn:schemas-microsoft-com:office:office" xmlns:r="http://schemas.openxmlformats.org/officeDocument/2006/relationships" xmlns:v="urn:schemas-microsoft-com:vml" xmlns:w10="urn:schemas-microsoft-com:office:word" xmlns:w14="http://schemas.microsoft.com/office/word/2010/wordml" xmlns:wne="http://schemas.microsoft.com/office/word/2006/wordml" xmlns:wp14="http://schemas.microsoft.com/office/word/2010/wordprocessingDrawing" xmlns:wp="http://schemas.openxmlformats.org/drawingml/2006/wordprocessingDrawing" xmlns:wpc="http://schemas.microsoft.com/office/word/2010/wordprocessingCanvas" xmlns:wpg="http://schemas.microsoft.com/office/word/2010/wordprocessingGroup" xmlns:wpi="http://schemas.microsoft.com/office/word/2010/wordprocessingInk" xmlns:wps="http://schemas.microsoft.com/office/word/2010/wordprocessingShape" mc:Ignorable="w14 wp14">
   <w:p>
     <w:pPr>
       <w:pStyle w:val="Header"/>
@@ -2336,7 +2512,7 @@
     </w:pPr>
     <w:r>
       <w:rPr>
-        <w:rFonts w:ascii="Times New Roman" w:hAnsi="Times New Roman"/>
+        <w:rFonts w:ascii="Times New Roman" w:hAnsi="Times New Roman" w:eastAsia="黑体"/>
         <w:sz w:val="18"/>
         <w:rFonts w:eastAsia="黑体"/>
         <w:rFonts w:eastAsia="黑体"/>
@@ -2348,7 +2524,7 @@
 </file>
 
 <file path=word/numbering.xml><?xml version="1.0" encoding="utf-8"?>
-<w:numbering xmlns:m="http://schemas.openxmlformats.org/officeDocument/2006/math" xmlns:mc="http://schemas.openxmlformats.org/markup-compatibility/2006" xmlns:mo="http://schemas.microsoft.com/office/mac/office/2008/main" xmlns:mv="urn:schemas-microsoft-com:mac:vml" xmlns:o="urn:schemas-microsoft-com:office:office" xmlns:r="http://schemas.openxmlformats.org/officeDocument/2006/relationships" xmlns:v="urn:schemas-microsoft-com:vml" xmlns:w="http://schemas.openxmlformats.org/wordprocessingml/2006/main" xmlns:w10="urn:schemas-microsoft-com:office:word" xmlns:w14="http://schemas.microsoft.com/office/word/2010/wordml" xmlns:wne="http://schemas.microsoft.com/office/word/2006/wordml" xmlns:wp="http://schemas.openxmlformats.org/drawingml/2006/wordprocessingDrawing" xmlns:wp14="http://schemas.microsoft.com/office/word/2010/wordprocessingDrawing" xmlns:wpc="http://schemas.microsoft.com/office/word/2010/wordprocessingCanvas" xmlns:wpg="http://schemas.microsoft.com/office/word/2010/wordprocessingGroup" xmlns:wpi="http://schemas.microsoft.com/office/word/2010/wordprocessingInk" xmlns:wps="http://schemas.microsoft.com/office/word/2010/wordprocessingShape" mc:Ignorable="w14 wp14">
+<w:numbering xmlns:mc="http://schemas.openxmlformats.org/markup-compatibility/2006" xmlns:w="http://schemas.openxmlformats.org/wordprocessingml/2006/main" xmlns:m="http://schemas.openxmlformats.org/officeDocument/2006/math" xmlns:mo="http://schemas.microsoft.com/office/mac/office/2008/main" xmlns:mv="urn:schemas-microsoft-com:mac:vml" xmlns:o="urn:schemas-microsoft-com:office:office" xmlns:r="http://schemas.openxmlformats.org/officeDocument/2006/relationships" xmlns:v="urn:schemas-microsoft-com:vml" xmlns:w10="urn:schemas-microsoft-com:office:word" xmlns:w14="http://schemas.microsoft.com/office/word/2010/wordml" xmlns:wne="http://schemas.microsoft.com/office/word/2006/wordml" xmlns:wp="http://schemas.openxmlformats.org/drawingml/2006/wordprocessingDrawing" xmlns:wp14="http://schemas.microsoft.com/office/word/2010/wordprocessingDrawing" xmlns:wpc="http://schemas.microsoft.com/office/word/2010/wordprocessingCanvas" xmlns:wpg="http://schemas.microsoft.com/office/word/2010/wordprocessingGroup" xmlns:wpi="http://schemas.microsoft.com/office/word/2010/wordprocessingInk" xmlns:wps="http://schemas.microsoft.com/office/word/2010/wordprocessingShape" mc:Ignorable="w14 wp14">
   <w:abstractNum w:abstractNumId="0">
     <w:nsid w:val="FFFFFF7C"/>
     <w:multiLevelType w:val="singleLevel"/>
@@ -2435,7 +2611,7 @@
         <w:ind w:hanging="360" w:left="1440"/>
       </w:pPr>
       <w:rPr>
-        <w:rFonts w:ascii="Symbol" w:hAnsi="Symbol" w:hint="default"/>
+        <w:rFonts w:ascii="Symbol" w:hAnsi="Symbol" w:hint="default" w:eastAsia="黑体"/>
       </w:rPr>
     </w:lvl>
   </w:abstractNum>
@@ -2456,7 +2632,7 @@
         <w:ind w:hanging="360" w:left="1080"/>
       </w:pPr>
       <w:rPr>
-        <w:rFonts w:ascii="Symbol" w:hAnsi="Symbol" w:hint="default"/>
+        <w:rFonts w:ascii="Symbol" w:hAnsi="Symbol" w:hint="default" w:eastAsia="黑体"/>
       </w:rPr>
     </w:lvl>
   </w:abstractNum>
@@ -2477,7 +2653,7 @@
         <w:ind w:hanging="360" w:left="720"/>
       </w:pPr>
       <w:rPr>
-        <w:rFonts w:ascii="Symbol" w:hAnsi="Symbol" w:hint="default"/>
+        <w:rFonts w:ascii="Symbol" w:hAnsi="Symbol" w:hint="default" w:eastAsia="黑体"/>
       </w:rPr>
     </w:lvl>
   </w:abstractNum>
@@ -2516,7 +2692,7 @@
         <w:ind w:hanging="360" w:left="360"/>
       </w:pPr>
       <w:rPr>
-        <w:rFonts w:ascii="Symbol" w:hAnsi="Symbol" w:hint="default"/>
+        <w:rFonts w:ascii="Symbol" w:hAnsi="Symbol" w:hint="default" w:eastAsia="黑体"/>
       </w:rPr>
     </w:lvl>
   </w:abstractNum>
@@ -2607,7 +2783,7 @@
         <w:ind w:left="720" w:hanging="360"/>
       </w:pPr>
       <w:rPr>
-        <w:rFonts w:ascii="Symbol" w:hAnsi="Symbol" w:cs="Symbol" w:hint="default"/>
+        <w:rFonts w:ascii="Symbol" w:hAnsi="Symbol" w:cs="Symbol" w:hint="default" w:eastAsia="黑体"/>
       </w:rPr>
     </w:lvl>
     <w:lvl w:ilvl="1">
@@ -2618,7 +2794,7 @@
         <w:ind w:left="1440" w:hanging="360"/>
       </w:pPr>
       <w:rPr>
-        <w:rFonts w:ascii="Courier New" w:hAnsi="Courier New" w:cs="Courier New" w:hint="default"/>
+        <w:rFonts w:ascii="Courier New" w:hAnsi="Courier New" w:cs="Courier New" w:hint="default" w:eastAsia="黑体"/>
       </w:rPr>
     </w:lvl>
     <w:lvl w:ilvl="2">
@@ -2629,7 +2805,7 @@
         <w:ind w:left="2160" w:hanging="360"/>
       </w:pPr>
       <w:rPr>
-        <w:rFonts w:ascii="Wingdings" w:hAnsi="Wingdings" w:cs="Wingdings" w:hint="default"/>
+        <w:rFonts w:ascii="Wingdings" w:hAnsi="Wingdings" w:cs="Wingdings" w:hint="default" w:eastAsia="黑体"/>
       </w:rPr>
     </w:lvl>
     <w:lvl w:ilvl="3">
@@ -2640,7 +2816,7 @@
         <w:ind w:left="2880" w:hanging="360"/>
       </w:pPr>
       <w:rPr>
-        <w:rFonts w:ascii="Symbol" w:hAnsi="Symbol" w:cs="Symbol" w:hint="default"/>
+        <w:rFonts w:ascii="Symbol" w:hAnsi="Symbol" w:cs="Symbol" w:hint="default" w:eastAsia="黑体"/>
       </w:rPr>
     </w:lvl>
     <w:lvl w:ilvl="4">
@@ -2651,7 +2827,7 @@
         <w:ind w:left="3600" w:hanging="360"/>
       </w:pPr>
       <w:rPr>
-        <w:rFonts w:ascii="Courier New" w:hAnsi="Courier New" w:cs="Courier New" w:hint="default"/>
+        <w:rFonts w:ascii="Courier New" w:hAnsi="Courier New" w:cs="Courier New" w:hint="default" w:eastAsia="黑体"/>
       </w:rPr>
     </w:lvl>
     <w:lvl w:ilvl="5">
@@ -2662,7 +2838,7 @@
         <w:ind w:left="4320" w:hanging="360"/>
       </w:pPr>
       <w:rPr>
-        <w:rFonts w:ascii="Wingdings" w:hAnsi="Wingdings" w:cs="Wingdings" w:hint="default"/>
+        <w:rFonts w:ascii="Wingdings" w:hAnsi="Wingdings" w:cs="Wingdings" w:hint="default" w:eastAsia="黑体"/>
       </w:rPr>
     </w:lvl>
     <w:lvl w:ilvl="6">
@@ -2673,7 +2849,7 @@
         <w:ind w:left="5040" w:hanging="360"/>
       </w:pPr>
       <w:rPr>
-        <w:rFonts w:ascii="Symbol" w:hAnsi="Symbol" w:cs="Symbol" w:hint="default"/>
+        <w:rFonts w:ascii="Symbol" w:hAnsi="Symbol" w:cs="Symbol" w:hint="default" w:eastAsia="黑体"/>
       </w:rPr>
     </w:lvl>
     <w:lvl w:ilvl="7">
@@ -2684,7 +2860,7 @@
         <w:ind w:left="5760" w:hanging="360"/>
       </w:pPr>
       <w:rPr>
-        <w:rFonts w:ascii="Courier New" w:hAnsi="Courier New" w:cs="Courier New" w:hint="default"/>
+        <w:rFonts w:ascii="Courier New" w:hAnsi="Courier New" w:cs="Courier New" w:hint="default" w:eastAsia="黑体"/>
       </w:rPr>
     </w:lvl>
     <w:lvl w:ilvl="8">
@@ -2695,7 +2871,7 @@
         <w:ind w:left="6480" w:hanging="360"/>
       </w:pPr>
       <w:rPr>
-        <w:rFonts w:ascii="Wingdings" w:hAnsi="Wingdings" w:cs="Wingdings" w:hint="default"/>
+        <w:rFonts w:ascii="Wingdings" w:hAnsi="Wingdings" w:cs="Wingdings" w:hint="default" w:eastAsia="黑体"/>
       </w:rPr>
     </w:lvl>
   </w:abstractNum>
@@ -2748,11 +2924,11 @@
 </file>
 
 <file path=word/styles.xml><?xml version="1.0" encoding="utf-8"?>
-<w:styles xmlns:mc="http://schemas.openxmlformats.org/markup-compatibility/2006" xmlns:r="http://schemas.openxmlformats.org/officeDocument/2006/relationships" xmlns:w="http://schemas.openxmlformats.org/wordprocessingml/2006/main" xmlns:w14="http://schemas.microsoft.com/office/word/2010/wordml" mc:Ignorable="w14">
+<w:styles xmlns:mc="http://schemas.openxmlformats.org/markup-compatibility/2006" xmlns:w="http://schemas.openxmlformats.org/wordprocessingml/2006/main" xmlns:r="http://schemas.openxmlformats.org/officeDocument/2006/relationships" xmlns:w14="http://schemas.microsoft.com/office/word/2010/wordml" mc:Ignorable="w14">
   <w:docDefaults>
     <w:rPrDefault>
       <w:rPr>
-        <w:rFonts w:asciiTheme="minorHAnsi" w:cstheme="minorBidi" w:eastAsiaTheme="minorEastAsia" w:hAnsiTheme="minorHAnsi"/>
+        <w:rFonts w:asciiTheme="minorHAnsi" w:cstheme="minorBidi" w:hAnsiTheme="minorHAnsi" w:eastAsia="黑体"/>
         <w:sz w:val="22"/>
         <w:szCs w:val="22"/>
         <w:lang w:bidi="ar-SA" w:eastAsia="en-US" w:val="en-US"/>
@@ -2974,7 +3150,7 @@
       <w:outlineLvl w:val="0"/>
     </w:pPr>
     <w:rPr>
-      <w:rFonts w:ascii="Times New Roman" w:asciiTheme="majorHAnsi" w:cstheme="majorBidi" w:eastAsia="黑体" w:eastAsiaTheme="majorEastAsia" w:hAnsi="Times New Roman" w:hAnsiTheme="majorHAnsi"/>
+      <w:rFonts w:ascii="Times New Roman" w:asciiTheme="majorHAnsi" w:cstheme="majorBidi" w:eastAsia="黑体" w:hAnsi="Times New Roman" w:hAnsiTheme="majorHAnsi"/>
       <w:b/>
       <w:bCs/>
       <w:color w:val="1F3864"/>
@@ -2998,7 +3174,7 @@
       <w:outlineLvl w:val="1"/>
     </w:pPr>
     <w:rPr>
-      <w:rFonts w:ascii="Times New Roman" w:asciiTheme="majorHAnsi" w:cstheme="majorBidi" w:eastAsia="黑体" w:eastAsiaTheme="majorEastAsia" w:hAnsi="Times New Roman" w:hAnsiTheme="majorHAnsi"/>
+      <w:rFonts w:ascii="Times New Roman" w:asciiTheme="majorHAnsi" w:cstheme="majorBidi" w:eastAsia="黑体" w:hAnsi="Times New Roman" w:hAnsiTheme="majorHAnsi"/>
       <w:b/>
       <w:bCs/>
       <w:color w:val="2E4E7E"/>
@@ -3022,7 +3198,7 @@
       <w:outlineLvl w:val="2"/>
     </w:pPr>
     <w:rPr>
-      <w:rFonts w:ascii="Times New Roman" w:asciiTheme="majorHAnsi" w:cstheme="majorBidi" w:eastAsia="黑体" w:eastAsiaTheme="majorEastAsia" w:hAnsi="Times New Roman" w:hAnsiTheme="majorHAnsi"/>
+      <w:rFonts w:ascii="Times New Roman" w:asciiTheme="majorHAnsi" w:cstheme="majorBidi" w:eastAsia="黑体" w:hAnsi="Times New Roman" w:hAnsiTheme="majorHAnsi"/>
       <w:b/>
       <w:bCs/>
       <w:color w:val="2E4E7E"/>
@@ -3046,7 +3222,7 @@
       <w:outlineLvl w:val="3"/>
     </w:pPr>
     <w:rPr>
-      <w:rFonts w:ascii="Times New Roman" w:asciiTheme="majorHAnsi" w:cstheme="majorBidi" w:eastAsia="黑体" w:eastAsiaTheme="majorEastAsia" w:hAnsi="Times New Roman" w:hAnsiTheme="majorHAnsi"/>
+      <w:rFonts w:ascii="Times New Roman" w:asciiTheme="majorHAnsi" w:cstheme="majorBidi" w:eastAsia="黑体" w:hAnsi="Times New Roman" w:hAnsiTheme="majorHAnsi"/>
       <w:b/>
       <w:bCs/>
       <w:i/>
@@ -3072,7 +3248,7 @@
       <w:outlineLvl w:val="4"/>
     </w:pPr>
     <w:rPr>
-      <w:rFonts w:ascii="Times New Roman" w:asciiTheme="majorHAnsi" w:cstheme="majorBidi" w:eastAsia="黑体" w:eastAsiaTheme="majorEastAsia" w:hAnsi="Times New Roman" w:hAnsiTheme="majorHAnsi"/>
+      <w:rFonts w:ascii="Times New Roman" w:asciiTheme="majorHAnsi" w:cstheme="majorBidi" w:eastAsia="黑体" w:hAnsi="Times New Roman" w:hAnsiTheme="majorHAnsi"/>
       <w:b/>
       <w:color w:val="333333"/>
       <w:sz w:val="22"/>
@@ -3095,7 +3271,7 @@
       <w:outlineLvl w:val="5"/>
     </w:pPr>
     <w:rPr>
-      <w:rFonts w:asciiTheme="majorHAnsi" w:cstheme="majorBidi" w:eastAsiaTheme="majorEastAsia" w:hAnsiTheme="majorHAnsi"/>
+      <w:rFonts w:asciiTheme="majorHAnsi" w:cstheme="majorBidi" w:hAnsiTheme="majorHAnsi" w:eastAsia="黑体"/>
       <w:i/>
       <w:iCs/>
       <w:color w:themeColor="accent1" w:themeShade="7F" w:val="243F60"/>
@@ -3118,7 +3294,7 @@
       <w:outlineLvl w:val="6"/>
     </w:pPr>
     <w:rPr>
-      <w:rFonts w:asciiTheme="majorHAnsi" w:cstheme="majorBidi" w:eastAsiaTheme="majorEastAsia" w:hAnsiTheme="majorHAnsi"/>
+      <w:rFonts w:asciiTheme="majorHAnsi" w:cstheme="majorBidi" w:hAnsiTheme="majorHAnsi" w:eastAsia="黑体"/>
       <w:i/>
       <w:iCs/>
       <w:color w:themeColor="text1" w:themeTint="BF" w:val="404040"/>
@@ -3141,7 +3317,7 @@
       <w:outlineLvl w:val="7"/>
     </w:pPr>
     <w:rPr>
-      <w:rFonts w:asciiTheme="majorHAnsi" w:cstheme="majorBidi" w:eastAsiaTheme="majorEastAsia" w:hAnsiTheme="majorHAnsi"/>
+      <w:rFonts w:asciiTheme="majorHAnsi" w:cstheme="majorBidi" w:hAnsiTheme="majorHAnsi" w:eastAsia="黑体"/>
       <w:color w:themeColor="accent1" w:val="4F81BD"/>
       <w:sz w:val="20"/>
       <w:szCs w:val="20"/>
@@ -3164,7 +3340,7 @@
       <w:outlineLvl w:val="8"/>
     </w:pPr>
     <w:rPr>
-      <w:rFonts w:asciiTheme="majorHAnsi" w:cstheme="majorBidi" w:eastAsiaTheme="majorEastAsia" w:hAnsiTheme="majorHAnsi"/>
+      <w:rFonts w:asciiTheme="majorHAnsi" w:cstheme="majorBidi" w:hAnsiTheme="majorHAnsi" w:eastAsia="黑体"/>
       <w:i/>
       <w:iCs/>
       <w:color w:themeColor="text1" w:themeTint="BF" w:val="404040"/>
@@ -3215,7 +3391,7 @@
     <w:uiPriority w:val="9"/>
     <w:rsid w:val="00FC693F"/>
     <w:rPr>
-      <w:rFonts w:asciiTheme="majorHAnsi" w:cstheme="majorBidi" w:eastAsiaTheme="majorEastAsia" w:hAnsiTheme="majorHAnsi"/>
+      <w:rFonts w:asciiTheme="majorHAnsi" w:cstheme="majorBidi" w:hAnsiTheme="majorHAnsi" w:eastAsia="黑体"/>
       <w:b/>
       <w:bCs/>
       <w:color w:themeColor="accent1" w:themeShade="BF" w:val="365F91"/>
@@ -3230,7 +3406,7 @@
     <w:uiPriority w:val="9"/>
     <w:rsid w:val="00FC693F"/>
     <w:rPr>
-      <w:rFonts w:asciiTheme="majorHAnsi" w:cstheme="majorBidi" w:eastAsiaTheme="majorEastAsia" w:hAnsiTheme="majorHAnsi"/>
+      <w:rFonts w:asciiTheme="majorHAnsi" w:cstheme="majorBidi" w:hAnsiTheme="majorHAnsi" w:eastAsia="黑体"/>
       <w:b/>
       <w:bCs/>
       <w:color w:themeColor="accent1" w:val="4F81BD"/>
@@ -3245,7 +3421,7 @@
     <w:uiPriority w:val="9"/>
     <w:rsid w:val="00FC693F"/>
     <w:rPr>
-      <w:rFonts w:asciiTheme="majorHAnsi" w:cstheme="majorBidi" w:eastAsiaTheme="majorEastAsia" w:hAnsiTheme="majorHAnsi"/>
+      <w:rFonts w:asciiTheme="majorHAnsi" w:cstheme="majorBidi" w:hAnsiTheme="majorHAnsi" w:eastAsia="黑体"/>
       <w:b/>
       <w:bCs/>
       <w:color w:themeColor="accent1" w:val="4F81BD"/>
@@ -3268,7 +3444,7 @@
       <w:contextualSpacing/>
     </w:pPr>
     <w:rPr>
-      <w:rFonts w:ascii="Times New Roman" w:asciiTheme="majorHAnsi" w:cstheme="majorBidi" w:eastAsia="黑体" w:eastAsiaTheme="majorEastAsia" w:hAnsi="Times New Roman" w:hAnsiTheme="majorHAnsi"/>
+      <w:rFonts w:ascii="Times New Roman" w:asciiTheme="majorHAnsi" w:cstheme="majorBidi" w:eastAsia="黑体" w:hAnsi="Times New Roman" w:hAnsiTheme="majorHAnsi"/>
       <w:b/>
       <w:color w:val="1F3864"/>
       <w:spacing w:val="5"/>
@@ -3284,7 +3460,7 @@
     <w:uiPriority w:val="10"/>
     <w:rsid w:val="00FC693F"/>
     <w:rPr>
-      <w:rFonts w:asciiTheme="majorHAnsi" w:cstheme="majorBidi" w:eastAsiaTheme="majorEastAsia" w:hAnsiTheme="majorHAnsi"/>
+      <w:rFonts w:asciiTheme="majorHAnsi" w:cstheme="majorBidi" w:hAnsiTheme="majorHAnsi" w:eastAsia="黑体"/>
       <w:color w:themeColor="text2" w:themeShade="BF" w:val="17365D"/>
       <w:spacing w:val="5"/>
       <w:kern w:val="28"/>
@@ -3306,7 +3482,7 @@
       </w:numPr>
     </w:pPr>
     <w:rPr>
-      <w:rFonts w:asciiTheme="majorHAnsi" w:cstheme="majorBidi" w:eastAsiaTheme="majorEastAsia" w:hAnsiTheme="majorHAnsi"/>
+      <w:rFonts w:asciiTheme="majorHAnsi" w:cstheme="majorBidi" w:hAnsiTheme="majorHAnsi" w:eastAsia="黑体"/>
       <w:i/>
       <w:iCs/>
       <w:color w:themeColor="accent1" w:val="4F81BD"/>
@@ -3322,7 +3498,7 @@
     <w:uiPriority w:val="11"/>
     <w:rsid w:val="00FC693F"/>
     <w:rPr>
-      <w:rFonts w:asciiTheme="majorHAnsi" w:cstheme="majorBidi" w:eastAsiaTheme="majorEastAsia" w:hAnsiTheme="majorHAnsi"/>
+      <w:rFonts w:asciiTheme="majorHAnsi" w:cstheme="majorBidi" w:hAnsiTheme="majorHAnsi" w:eastAsia="黑体"/>
       <w:i/>
       <w:iCs/>
       <w:color w:themeColor="accent1" w:val="4F81BD"/>
@@ -3389,6 +3565,7 @@
       <w:spacing w:after="120"/>
     </w:pPr>
     <w:rPr>
+      <w:rFonts w:eastAsia="黑体"/>
       <w:sz w:val="16"/>
       <w:szCs w:val="16"/>
     </w:rPr>
@@ -3400,6 +3577,7 @@
     <w:uiPriority w:val="99"/>
     <w:rsid w:val="00AA1D8D"/>
     <w:rPr>
+      <w:rFonts w:eastAsia="黑体"/>
       <w:sz w:val="16"/>
       <w:szCs w:val="16"/>
     </w:rPr>
@@ -3569,7 +3747,7 @@
       </w:tabs>
     </w:pPr>
     <w:rPr>
-      <w:rFonts w:ascii="Courier" w:hAnsi="Courier"/>
+      <w:rFonts w:ascii="Courier" w:hAnsi="Courier" w:eastAsia="黑体"/>
       <w:sz w:val="20"/>
       <w:szCs w:val="20"/>
     </w:rPr>
@@ -3581,7 +3759,7 @@
     <w:uiPriority w:val="99"/>
     <w:rsid w:val="0029639D"/>
     <w:rPr>
-      <w:rFonts w:ascii="Courier" w:hAnsi="Courier"/>
+      <w:rFonts w:ascii="Courier" w:hAnsi="Courier" w:eastAsia="黑体"/>
       <w:sz w:val="20"/>
       <w:szCs w:val="20"/>
     </w:rPr>
@@ -3617,6 +3795,7 @@
     <w:uiPriority w:val="29"/>
     <w:rsid w:val="00FC693F"/>
     <w:rPr>
+      <w:rFonts w:eastAsia="黑体"/>
       <w:i/>
       <w:iCs/>
       <w:color w:themeColor="text1" w:val="000000"/>
@@ -3630,7 +3809,7 @@
     <w:semiHidden/>
     <w:rsid w:val="00FC693F"/>
     <w:rPr>
-      <w:rFonts w:asciiTheme="majorHAnsi" w:cstheme="majorBidi" w:eastAsiaTheme="majorEastAsia" w:hAnsiTheme="majorHAnsi"/>
+      <w:rFonts w:asciiTheme="majorHAnsi" w:cstheme="majorBidi" w:hAnsiTheme="majorHAnsi" w:eastAsia="黑体"/>
       <w:b/>
       <w:bCs/>
       <w:i/>
@@ -3646,7 +3825,7 @@
     <w:semiHidden/>
     <w:rsid w:val="00FC693F"/>
     <w:rPr>
-      <w:rFonts w:asciiTheme="majorHAnsi" w:cstheme="majorBidi" w:eastAsiaTheme="majorEastAsia" w:hAnsiTheme="majorHAnsi"/>
+      <w:rFonts w:asciiTheme="majorHAnsi" w:cstheme="majorBidi" w:hAnsiTheme="majorHAnsi" w:eastAsia="黑体"/>
       <w:color w:themeColor="accent1" w:themeShade="7F" w:val="243F60"/>
     </w:rPr>
   </w:style>
@@ -3658,7 +3837,7 @@
     <w:semiHidden/>
     <w:rsid w:val="00FC693F"/>
     <w:rPr>
-      <w:rFonts w:asciiTheme="majorHAnsi" w:cstheme="majorBidi" w:eastAsiaTheme="majorEastAsia" w:hAnsiTheme="majorHAnsi"/>
+      <w:rFonts w:asciiTheme="majorHAnsi" w:cstheme="majorBidi" w:hAnsiTheme="majorHAnsi" w:eastAsia="黑体"/>
       <w:i/>
       <w:iCs/>
       <w:color w:themeColor="accent1" w:themeShade="7F" w:val="243F60"/>
@@ -3672,7 +3851,7 @@
     <w:semiHidden/>
     <w:rsid w:val="00FC693F"/>
     <w:rPr>
-      <w:rFonts w:asciiTheme="majorHAnsi" w:cstheme="majorBidi" w:eastAsiaTheme="majorEastAsia" w:hAnsiTheme="majorHAnsi"/>
+      <w:rFonts w:asciiTheme="majorHAnsi" w:cstheme="majorBidi" w:hAnsiTheme="majorHAnsi" w:eastAsia="黑体"/>
       <w:i/>
       <w:iCs/>
       <w:color w:themeColor="text1" w:themeTint="BF" w:val="404040"/>
@@ -3686,7 +3865,7 @@
     <w:semiHidden/>
     <w:rsid w:val="00FC693F"/>
     <w:rPr>
-      <w:rFonts w:asciiTheme="majorHAnsi" w:cstheme="majorBidi" w:eastAsiaTheme="majorEastAsia" w:hAnsiTheme="majorHAnsi"/>
+      <w:rFonts w:asciiTheme="majorHAnsi" w:cstheme="majorBidi" w:hAnsiTheme="majorHAnsi" w:eastAsia="黑体"/>
       <w:color w:themeColor="accent1" w:val="4F81BD"/>
       <w:sz w:val="20"/>
       <w:szCs w:val="20"/>
@@ -3700,7 +3879,7 @@
     <w:semiHidden/>
     <w:rsid w:val="00FC693F"/>
     <w:rPr>
-      <w:rFonts w:asciiTheme="majorHAnsi" w:cstheme="majorBidi" w:eastAsiaTheme="majorEastAsia" w:hAnsiTheme="majorHAnsi"/>
+      <w:rFonts w:asciiTheme="majorHAnsi" w:cstheme="majorBidi" w:hAnsiTheme="majorHAnsi" w:eastAsia="黑体"/>
       <w:i/>
       <w:iCs/>
       <w:color w:themeColor="text1" w:themeTint="BF" w:val="404040"/>
@@ -3721,6 +3900,7 @@
       <w:spacing w:line="240" w:lineRule="auto"/>
     </w:pPr>
     <w:rPr>
+      <w:rFonts w:eastAsia="黑体"/>
       <w:b/>
       <w:bCs/>
       <w:color w:themeColor="accent1" w:val="4F81BD"/>
@@ -3735,6 +3915,7 @@
     <w:qFormat/>
     <w:rsid w:val="00FC693F"/>
     <w:rPr>
+      <w:rFonts w:eastAsia="黑体"/>
       <w:b/>
       <w:bCs/>
     </w:rPr>
@@ -3746,6 +3927,7 @@
     <w:qFormat/>
     <w:rsid w:val="00FC693F"/>
     <w:rPr>
+      <w:rFonts w:eastAsia="黑体"/>
       <w:i/>
       <w:iCs/>
     </w:rPr>
@@ -3766,6 +3948,7 @@
       <w:ind w:left="936" w:right="936"/>
     </w:pPr>
     <w:rPr>
+      <w:rFonts w:eastAsia="黑体"/>
       <w:b/>
       <w:bCs/>
       <w:i/>
@@ -3780,6 +3963,7 @@
     <w:uiPriority w:val="30"/>
     <w:rsid w:val="00FC693F"/>
     <w:rPr>
+      <w:rFonts w:eastAsia="黑体"/>
       <w:b/>
       <w:bCs/>
       <w:i/>
@@ -3794,6 +3978,7 @@
     <w:qFormat/>
     <w:rsid w:val="00FC693F"/>
     <w:rPr>
+      <w:rFonts w:eastAsia="黑体"/>
       <w:i/>
       <w:iCs/>
       <w:color w:themeColor="text1" w:themeTint="7F" w:val="808080"/>
@@ -3806,6 +3991,7 @@
     <w:qFormat/>
     <w:rsid w:val="00FC693F"/>
     <w:rPr>
+      <w:rFonts w:eastAsia="黑体"/>
       <w:b/>
       <w:bCs/>
       <w:i/>
@@ -3820,6 +4006,7 @@
     <w:qFormat/>
     <w:rsid w:val="00FC693F"/>
     <w:rPr>
+      <w:rFonts w:eastAsia="黑体"/>
       <w:smallCaps/>
       <w:color w:themeColor="accent2" w:val="C0504D"/>
       <w:u w:val="single"/>
@@ -3832,6 +4019,7 @@
     <w:qFormat/>
     <w:rsid w:val="00FC693F"/>
     <w:rPr>
+      <w:rFonts w:eastAsia="黑体"/>
       <w:b/>
       <w:bCs/>
       <w:smallCaps/>
@@ -3847,6 +4035,7 @@
     <w:qFormat/>
     <w:rsid w:val="00FC693F"/>
     <w:rPr>
+      <w:rFonts w:eastAsia="黑体"/>
       <w:b/>
       <w:bCs/>
       <w:smallCaps/>
@@ -3901,6 +4090,7 @@
       <w:spacing w:after="0" w:line="240" w:lineRule="auto"/>
     </w:pPr>
     <w:rPr>
+      <w:rFonts w:eastAsia="黑体"/>
       <w:color w:themeColor="text1" w:themeShade="BF" w:val="000000"/>
     </w:rPr>
     <w:tblPr>
@@ -3923,6 +4113,7 @@
         <w:spacing w:after="0" w:before="0" w:line="240" w:lineRule="auto"/>
       </w:pPr>
       <w:rPr>
+        <w:rFonts w:eastAsia="黑体"/>
         <w:b/>
         <w:bCs/>
       </w:rPr>
@@ -3943,6 +4134,7 @@
         <w:spacing w:after="0" w:before="0" w:line="240" w:lineRule="auto"/>
       </w:pPr>
       <w:rPr>
+        <w:rFonts w:eastAsia="黑体"/>
         <w:b/>
         <w:bCs/>
       </w:rPr>
@@ -3960,12 +4152,14 @@
     </w:tblStylePr>
     <w:tblStylePr w:type="firstCol">
       <w:rPr>
+        <w:rFonts w:eastAsia="黑体"/>
         <w:b/>
         <w:bCs/>
       </w:rPr>
     </w:tblStylePr>
     <w:tblStylePr w:type="lastCol">
       <w:rPr>
+        <w:rFonts w:eastAsia="黑体"/>
         <w:b/>
         <w:bCs/>
       </w:rPr>
@@ -4004,6 +4198,7 @@
       <w:spacing w:after="0" w:line="240" w:lineRule="auto"/>
     </w:pPr>
     <w:rPr>
+      <w:rFonts w:eastAsia="黑体"/>
       <w:color w:themeColor="accent1" w:themeShade="BF" w:val="365F91"/>
     </w:rPr>
     <w:tblPr>
@@ -4026,6 +4221,7 @@
         <w:spacing w:after="0" w:before="0" w:line="240" w:lineRule="auto"/>
       </w:pPr>
       <w:rPr>
+        <w:rFonts w:eastAsia="黑体"/>
         <w:b/>
         <w:bCs/>
       </w:rPr>
@@ -4046,6 +4242,7 @@
         <w:spacing w:after="0" w:before="0" w:line="240" w:lineRule="auto"/>
       </w:pPr>
       <w:rPr>
+        <w:rFonts w:eastAsia="黑体"/>
         <w:b/>
         <w:bCs/>
       </w:rPr>
@@ -4063,12 +4260,14 @@
     </w:tblStylePr>
     <w:tblStylePr w:type="firstCol">
       <w:rPr>
+        <w:rFonts w:eastAsia="黑体"/>
         <w:b/>
         <w:bCs/>
       </w:rPr>
     </w:tblStylePr>
     <w:tblStylePr w:type="lastCol">
       <w:rPr>
+        <w:rFonts w:eastAsia="黑体"/>
         <w:b/>
         <w:bCs/>
       </w:rPr>
@@ -4107,6 +4306,7 @@
       <w:spacing w:after="0" w:line="240" w:lineRule="auto"/>
     </w:pPr>
     <w:rPr>
+      <w:rFonts w:eastAsia="黑体"/>
       <w:color w:themeColor="accent2" w:themeShade="BF" w:val="943634"/>
     </w:rPr>
     <w:tblPr>
@@ -4129,6 +4329,7 @@
         <w:spacing w:after="0" w:before="0" w:line="240" w:lineRule="auto"/>
       </w:pPr>
       <w:rPr>
+        <w:rFonts w:eastAsia="黑体"/>
         <w:b/>
         <w:bCs/>
       </w:rPr>
@@ -4149,6 +4350,7 @@
         <w:spacing w:after="0" w:before="0" w:line="240" w:lineRule="auto"/>
       </w:pPr>
       <w:rPr>
+        <w:rFonts w:eastAsia="黑体"/>
         <w:b/>
         <w:bCs/>
       </w:rPr>
@@ -4166,12 +4368,14 @@
     </w:tblStylePr>
     <w:tblStylePr w:type="firstCol">
       <w:rPr>
+        <w:rFonts w:eastAsia="黑体"/>
         <w:b/>
         <w:bCs/>
       </w:rPr>
     </w:tblStylePr>
     <w:tblStylePr w:type="lastCol">
       <w:rPr>
+        <w:rFonts w:eastAsia="黑体"/>
         <w:b/>
         <w:bCs/>
       </w:rPr>
@@ -4210,6 +4414,7 @@
       <w:spacing w:after="0" w:line="240" w:lineRule="auto"/>
     </w:pPr>
     <w:rPr>
+      <w:rFonts w:eastAsia="黑体"/>
       <w:color w:themeColor="accent3" w:themeShade="BF" w:val="76923C"/>
     </w:rPr>
     <w:tblPr>
@@ -4232,6 +4437,7 @@
         <w:spacing w:after="0" w:before="0" w:line="240" w:lineRule="auto"/>
       </w:pPr>
       <w:rPr>
+        <w:rFonts w:eastAsia="黑体"/>
         <w:b/>
         <w:bCs/>
       </w:rPr>
@@ -4252,6 +4458,7 @@
         <w:spacing w:after="0" w:before="0" w:line="240" w:lineRule="auto"/>
       </w:pPr>
       <w:rPr>
+        <w:rFonts w:eastAsia="黑体"/>
         <w:b/>
         <w:bCs/>
       </w:rPr>
@@ -4269,12 +4476,14 @@
     </w:tblStylePr>
     <w:tblStylePr w:type="firstCol">
       <w:rPr>
+        <w:rFonts w:eastAsia="黑体"/>
         <w:b/>
         <w:bCs/>
       </w:rPr>
     </w:tblStylePr>
     <w:tblStylePr w:type="lastCol">
       <w:rPr>
+        <w:rFonts w:eastAsia="黑体"/>
         <w:b/>
         <w:bCs/>
       </w:rPr>
@@ -4313,6 +4522,7 @@
       <w:spacing w:after="0" w:line="240" w:lineRule="auto"/>
     </w:pPr>
     <w:rPr>
+      <w:rFonts w:eastAsia="黑体"/>
       <w:color w:themeColor="accent4" w:themeShade="BF" w:val="5F497A"/>
     </w:rPr>
     <w:tblPr>
@@ -4335,6 +4545,7 @@
         <w:spacing w:after="0" w:before="0" w:line="240" w:lineRule="auto"/>
       </w:pPr>
       <w:rPr>
+        <w:rFonts w:eastAsia="黑体"/>
         <w:b/>
         <w:bCs/>
       </w:rPr>
@@ -4355,6 +4566,7 @@
         <w:spacing w:after="0" w:before="0" w:line="240" w:lineRule="auto"/>
       </w:pPr>
       <w:rPr>
+        <w:rFonts w:eastAsia="黑体"/>
         <w:b/>
         <w:bCs/>
       </w:rPr>
@@ -4372,12 +4584,14 @@
     </w:tblStylePr>
     <w:tblStylePr w:type="firstCol">
       <w:rPr>
+        <w:rFonts w:eastAsia="黑体"/>
         <w:b/>
         <w:bCs/>
       </w:rPr>
     </w:tblStylePr>
     <w:tblStylePr w:type="lastCol">
       <w:rPr>
+        <w:rFonts w:eastAsia="黑体"/>
         <w:b/>
         <w:bCs/>
       </w:rPr>
@@ -4416,6 +4630,7 @@
       <w:spacing w:after="0" w:line="240" w:lineRule="auto"/>
     </w:pPr>
     <w:rPr>
+      <w:rFonts w:eastAsia="黑体"/>
       <w:color w:themeColor="accent5" w:themeShade="BF" w:val="31849B"/>
     </w:rPr>
     <w:tblPr>
@@ -4438,6 +4653,7 @@
         <w:spacing w:after="0" w:before="0" w:line="240" w:lineRule="auto"/>
       </w:pPr>
       <w:rPr>
+        <w:rFonts w:eastAsia="黑体"/>
         <w:b/>
         <w:bCs/>
       </w:rPr>
@@ -4458,6 +4674,7 @@
         <w:spacing w:after="0" w:before="0" w:line="240" w:lineRule="auto"/>
       </w:pPr>
       <w:rPr>
+        <w:rFonts w:eastAsia="黑体"/>
         <w:b/>
         <w:bCs/>
       </w:rPr>
@@ -4475,12 +4692,14 @@
     </w:tblStylePr>
     <w:tblStylePr w:type="firstCol">
       <w:rPr>
+        <w:rFonts w:eastAsia="黑体"/>
         <w:b/>
         <w:bCs/>
       </w:rPr>
     </w:tblStylePr>
     <w:tblStylePr w:type="lastCol">
       <w:rPr>
+        <w:rFonts w:eastAsia="黑体"/>
         <w:b/>
         <w:bCs/>
       </w:rPr>
@@ -4519,6 +4738,7 @@
       <w:spacing w:after="0" w:line="240" w:lineRule="auto"/>
     </w:pPr>
     <w:rPr>
+      <w:rFonts w:eastAsia="黑体"/>
       <w:color w:themeColor="accent6" w:themeShade="BF" w:val="E36C0A"/>
     </w:rPr>
     <w:tblPr>
@@ -4541,6 +4761,7 @@
         <w:spacing w:after="0" w:before="0" w:line="240" w:lineRule="auto"/>
       </w:pPr>
       <w:rPr>
+        <w:rFonts w:eastAsia="黑体"/>
         <w:b/>
         <w:bCs/>
       </w:rPr>
@@ -4561,6 +4782,7 @@
         <w:spacing w:after="0" w:before="0" w:line="240" w:lineRule="auto"/>
       </w:pPr>
       <w:rPr>
+        <w:rFonts w:eastAsia="黑体"/>
         <w:b/>
         <w:bCs/>
       </w:rPr>
@@ -4578,12 +4800,14 @@
     </w:tblStylePr>
     <w:tblStylePr w:type="firstCol">
       <w:rPr>
+        <w:rFonts w:eastAsia="黑体"/>
         <w:b/>
         <w:bCs/>
       </w:rPr>
     </w:tblStylePr>
     <w:tblStylePr w:type="lastCol">
       <w:rPr>
+        <w:rFonts w:eastAsia="黑体"/>
         <w:b/>
         <w:bCs/>
       </w:rPr>
@@ -4643,6 +4867,7 @@
         <w:spacing w:after="0" w:before="0" w:line="240" w:lineRule="auto"/>
       </w:pPr>
       <w:rPr>
+        <w:rFonts w:eastAsia="黑体"/>
         <w:b/>
         <w:bCs/>
         <w:color w:themeColor="background1" w:val="FFFFFF"/>
@@ -4657,6 +4882,7 @@
         <w:spacing w:after="0" w:before="0" w:line="240" w:lineRule="auto"/>
       </w:pPr>
       <w:rPr>
+        <w:rFonts w:eastAsia="黑体"/>
         <w:b/>
         <w:bCs/>
       </w:rPr>
@@ -4672,12 +4898,14 @@
     </w:tblStylePr>
     <w:tblStylePr w:type="firstCol">
       <w:rPr>
+        <w:rFonts w:eastAsia="黑体"/>
         <w:b/>
         <w:bCs/>
       </w:rPr>
     </w:tblStylePr>
     <w:tblStylePr w:type="lastCol">
       <w:rPr>
+        <w:rFonts w:eastAsia="黑体"/>
         <w:b/>
         <w:bCs/>
       </w:rPr>
@@ -4735,6 +4963,7 @@
         <w:spacing w:after="0" w:before="0" w:line="240" w:lineRule="auto"/>
       </w:pPr>
       <w:rPr>
+        <w:rFonts w:eastAsia="黑体"/>
         <w:b/>
         <w:bCs/>
         <w:color w:themeColor="background1" w:val="FFFFFF"/>
@@ -4749,6 +4978,7 @@
         <w:spacing w:after="0" w:before="0" w:line="240" w:lineRule="auto"/>
       </w:pPr>
       <w:rPr>
+        <w:rFonts w:eastAsia="黑体"/>
         <w:b/>
         <w:bCs/>
       </w:rPr>
@@ -4764,12 +4994,14 @@
     </w:tblStylePr>
     <w:tblStylePr w:type="firstCol">
       <w:rPr>
+        <w:rFonts w:eastAsia="黑体"/>
         <w:b/>
         <w:bCs/>
       </w:rPr>
     </w:tblStylePr>
     <w:tblStylePr w:type="lastCol">
       <w:rPr>
+        <w:rFonts w:eastAsia="黑体"/>
         <w:b/>
         <w:bCs/>
       </w:rPr>
@@ -4827,6 +5059,7 @@
         <w:spacing w:after="0" w:before="0" w:line="240" w:lineRule="auto"/>
       </w:pPr>
       <w:rPr>
+        <w:rFonts w:eastAsia="黑体"/>
         <w:b/>
         <w:bCs/>
         <w:color w:themeColor="background1" w:val="FFFFFF"/>
@@ -4841,6 +5074,7 @@
         <w:spacing w:after="0" w:before="0" w:line="240" w:lineRule="auto"/>
       </w:pPr>
       <w:rPr>
+        <w:rFonts w:eastAsia="黑体"/>
         <w:b/>
         <w:bCs/>
       </w:rPr>
@@ -4856,12 +5090,14 @@
     </w:tblStylePr>
     <w:tblStylePr w:type="firstCol">
       <w:rPr>
+        <w:rFonts w:eastAsia="黑体"/>
         <w:b/>
         <w:bCs/>
       </w:rPr>
     </w:tblStylePr>
     <w:tblStylePr w:type="lastCol">
       <w:rPr>
+        <w:rFonts w:eastAsia="黑体"/>
         <w:b/>
         <w:bCs/>
       </w:rPr>
@@ -4919,6 +5155,7 @@
         <w:spacing w:after="0" w:before="0" w:line="240" w:lineRule="auto"/>
       </w:pPr>
       <w:rPr>
+        <w:rFonts w:eastAsia="黑体"/>
         <w:b/>
         <w:bCs/>
         <w:color w:themeColor="background1" w:val="FFFFFF"/>
@@ -4933,6 +5170,7 @@
         <w:spacing w:after="0" w:before="0" w:line="240" w:lineRule="auto"/>
       </w:pPr>
       <w:rPr>
+        <w:rFonts w:eastAsia="黑体"/>
         <w:b/>
         <w:bCs/>
       </w:rPr>
@@ -4948,12 +5186,14 @@
     </w:tblStylePr>
     <w:tblStylePr w:type="firstCol">
       <w:rPr>
+        <w:rFonts w:eastAsia="黑体"/>
         <w:b/>
         <w:bCs/>
       </w:rPr>
     </w:tblStylePr>
     <w:tblStylePr w:type="lastCol">
       <w:rPr>
+        <w:rFonts w:eastAsia="黑体"/>
         <w:b/>
         <w:bCs/>
       </w:rPr>
@@ -5011,6 +5251,7 @@
         <w:spacing w:after="0" w:before="0" w:line="240" w:lineRule="auto"/>
       </w:pPr>
       <w:rPr>
+        <w:rFonts w:eastAsia="黑体"/>
         <w:b/>
         <w:bCs/>
         <w:color w:themeColor="background1" w:val="FFFFFF"/>
@@ -5025,6 +5266,7 @@
         <w:spacing w:after="0" w:before="0" w:line="240" w:lineRule="auto"/>
       </w:pPr>
       <w:rPr>
+        <w:rFonts w:eastAsia="黑体"/>
         <w:b/>
         <w:bCs/>
       </w:rPr>
@@ -5040,12 +5282,14 @@
     </w:tblStylePr>
     <w:tblStylePr w:type="firstCol">
       <w:rPr>
+        <w:rFonts w:eastAsia="黑体"/>
         <w:b/>
         <w:bCs/>
       </w:rPr>
     </w:tblStylePr>
     <w:tblStylePr w:type="lastCol">
       <w:rPr>
+        <w:rFonts w:eastAsia="黑体"/>
         <w:b/>
         <w:bCs/>
       </w:rPr>
@@ -5103,6 +5347,7 @@
         <w:spacing w:after="0" w:before="0" w:line="240" w:lineRule="auto"/>
       </w:pPr>
       <w:rPr>
+        <w:rFonts w:eastAsia="黑体"/>
         <w:b/>
         <w:bCs/>
         <w:color w:themeColor="background1" w:val="FFFFFF"/>
@@ -5117,6 +5362,7 @@
         <w:spacing w:after="0" w:before="0" w:line="240" w:lineRule="auto"/>
       </w:pPr>
       <w:rPr>
+        <w:rFonts w:eastAsia="黑体"/>
         <w:b/>
         <w:bCs/>
       </w:rPr>
@@ -5132,12 +5378,14 @@
     </w:tblStylePr>
     <w:tblStylePr w:type="firstCol">
       <w:rPr>
+        <w:rFonts w:eastAsia="黑体"/>
         <w:b/>
         <w:bCs/>
       </w:rPr>
     </w:tblStylePr>
     <w:tblStylePr w:type="lastCol">
       <w:rPr>
+        <w:rFonts w:eastAsia="黑体"/>
         <w:b/>
         <w:bCs/>
       </w:rPr>
@@ -5195,6 +5443,7 @@
         <w:spacing w:after="0" w:before="0" w:line="240" w:lineRule="auto"/>
       </w:pPr>
       <w:rPr>
+        <w:rFonts w:eastAsia="黑体"/>
         <w:b/>
         <w:bCs/>
         <w:color w:themeColor="background1" w:val="FFFFFF"/>
@@ -5209,6 +5458,7 @@
         <w:spacing w:after="0" w:before="0" w:line="240" w:lineRule="auto"/>
       </w:pPr>
       <w:rPr>
+        <w:rFonts w:eastAsia="黑体"/>
         <w:b/>
         <w:bCs/>
       </w:rPr>
@@ -5224,12 +5474,14 @@
     </w:tblStylePr>
     <w:tblStylePr w:type="firstCol">
       <w:rPr>
+        <w:rFonts w:eastAsia="黑体"/>
         <w:b/>
         <w:bCs/>
       </w:rPr>
     </w:tblStylePr>
     <w:tblStylePr w:type="lastCol">
       <w:rPr>
+        <w:rFonts w:eastAsia="黑体"/>
         <w:b/>
         <w:bCs/>
       </w:rPr>
@@ -5289,7 +5541,7 @@
         <w:spacing w:after="0" w:before="0" w:line="240" w:lineRule="auto"/>
       </w:pPr>
       <w:rPr>
-        <w:rFonts w:asciiTheme="majorHAnsi" w:cstheme="majorBidi" w:eastAsiaTheme="majorEastAsia" w:hAnsiTheme="majorHAnsi"/>
+        <w:rFonts w:asciiTheme="majorHAnsi" w:cstheme="majorBidi" w:hAnsiTheme="majorHAnsi" w:eastAsia="黑体"/>
         <w:b/>
         <w:bCs/>
       </w:rPr>
@@ -5310,7 +5562,7 @@
         <w:spacing w:after="0" w:before="0" w:line="240" w:lineRule="auto"/>
       </w:pPr>
       <w:rPr>
-        <w:rFonts w:asciiTheme="majorHAnsi" w:cstheme="majorBidi" w:eastAsiaTheme="majorEastAsia" w:hAnsiTheme="majorHAnsi"/>
+        <w:rFonts w:asciiTheme="majorHAnsi" w:cstheme="majorBidi" w:hAnsiTheme="majorHAnsi" w:eastAsia="黑体"/>
         <w:b/>
         <w:bCs/>
       </w:rPr>
@@ -5328,14 +5580,14 @@
     </w:tblStylePr>
     <w:tblStylePr w:type="firstCol">
       <w:rPr>
-        <w:rFonts w:asciiTheme="majorHAnsi" w:cstheme="majorBidi" w:eastAsiaTheme="majorEastAsia" w:hAnsiTheme="majorHAnsi"/>
+        <w:rFonts w:asciiTheme="majorHAnsi" w:cstheme="majorBidi" w:hAnsiTheme="majorHAnsi" w:eastAsia="黑体"/>
         <w:b/>
         <w:bCs/>
       </w:rPr>
     </w:tblStylePr>
     <w:tblStylePr w:type="lastCol">
       <w:rPr>
-        <w:rFonts w:asciiTheme="majorHAnsi" w:cstheme="majorBidi" w:eastAsiaTheme="majorEastAsia" w:hAnsiTheme="majorHAnsi"/>
+        <w:rFonts w:asciiTheme="majorHAnsi" w:cstheme="majorBidi" w:hAnsiTheme="majorHAnsi" w:eastAsia="黑体"/>
         <w:b/>
         <w:bCs/>
       </w:rPr>
@@ -5419,7 +5671,7 @@
         <w:spacing w:after="0" w:before="0" w:line="240" w:lineRule="auto"/>
       </w:pPr>
       <w:rPr>
-        <w:rFonts w:asciiTheme="majorHAnsi" w:cstheme="majorBidi" w:eastAsiaTheme="majorEastAsia" w:hAnsiTheme="majorHAnsi"/>
+        <w:rFonts w:asciiTheme="majorHAnsi" w:cstheme="majorBidi" w:hAnsiTheme="majorHAnsi" w:eastAsia="黑体"/>
         <w:b/>
         <w:bCs/>
       </w:rPr>
@@ -5440,7 +5692,7 @@
         <w:spacing w:after="0" w:before="0" w:line="240" w:lineRule="auto"/>
       </w:pPr>
       <w:rPr>
-        <w:rFonts w:asciiTheme="majorHAnsi" w:cstheme="majorBidi" w:eastAsiaTheme="majorEastAsia" w:hAnsiTheme="majorHAnsi"/>
+        <w:rFonts w:asciiTheme="majorHAnsi" w:cstheme="majorBidi" w:hAnsiTheme="majorHAnsi" w:eastAsia="黑体"/>
         <w:b/>
         <w:bCs/>
       </w:rPr>
@@ -5458,14 +5710,14 @@
     </w:tblStylePr>
     <w:tblStylePr w:type="firstCol">
       <w:rPr>
-        <w:rFonts w:asciiTheme="majorHAnsi" w:cstheme="majorBidi" w:eastAsiaTheme="majorEastAsia" w:hAnsiTheme="majorHAnsi"/>
+        <w:rFonts w:asciiTheme="majorHAnsi" w:cstheme="majorBidi" w:hAnsiTheme="majorHAnsi" w:eastAsia="黑体"/>
         <w:b/>
         <w:bCs/>
       </w:rPr>
     </w:tblStylePr>
     <w:tblStylePr w:type="lastCol">
       <w:rPr>
-        <w:rFonts w:asciiTheme="majorHAnsi" w:cstheme="majorBidi" w:eastAsiaTheme="majorEastAsia" w:hAnsiTheme="majorHAnsi"/>
+        <w:rFonts w:asciiTheme="majorHAnsi" w:cstheme="majorBidi" w:hAnsiTheme="majorHAnsi" w:eastAsia="黑体"/>
         <w:b/>
         <w:bCs/>
       </w:rPr>
@@ -5549,7 +5801,7 @@
         <w:spacing w:after="0" w:before="0" w:line="240" w:lineRule="auto"/>
       </w:pPr>
       <w:rPr>
-        <w:rFonts w:asciiTheme="majorHAnsi" w:cstheme="majorBidi" w:eastAsiaTheme="majorEastAsia" w:hAnsiTheme="majorHAnsi"/>
+        <w:rFonts w:asciiTheme="majorHAnsi" w:cstheme="majorBidi" w:hAnsiTheme="majorHAnsi" w:eastAsia="黑体"/>
         <w:b/>
         <w:bCs/>
       </w:rPr>
@@ -5570,7 +5822,7 @@
         <w:spacing w:after="0" w:before="0" w:line="240" w:lineRule="auto"/>
       </w:pPr>
       <w:rPr>
-        <w:rFonts w:asciiTheme="majorHAnsi" w:cstheme="majorBidi" w:eastAsiaTheme="majorEastAsia" w:hAnsiTheme="majorHAnsi"/>
+        <w:rFonts w:asciiTheme="majorHAnsi" w:cstheme="majorBidi" w:hAnsiTheme="majorHAnsi" w:eastAsia="黑体"/>
         <w:b/>
         <w:bCs/>
       </w:rPr>
@@ -5588,14 +5840,14 @@
     </w:tblStylePr>
     <w:tblStylePr w:type="firstCol">
       <w:rPr>
-        <w:rFonts w:asciiTheme="majorHAnsi" w:cstheme="majorBidi" w:eastAsiaTheme="majorEastAsia" w:hAnsiTheme="majorHAnsi"/>
+        <w:rFonts w:asciiTheme="majorHAnsi" w:cstheme="majorBidi" w:hAnsiTheme="majorHAnsi" w:eastAsia="黑体"/>
         <w:b/>
         <w:bCs/>
       </w:rPr>
     </w:tblStylePr>
     <w:tblStylePr w:type="lastCol">
       <w:rPr>
-        <w:rFonts w:asciiTheme="majorHAnsi" w:cstheme="majorBidi" w:eastAsiaTheme="majorEastAsia" w:hAnsiTheme="majorHAnsi"/>
+        <w:rFonts w:asciiTheme="majorHAnsi" w:cstheme="majorBidi" w:hAnsiTheme="majorHAnsi" w:eastAsia="黑体"/>
         <w:b/>
         <w:bCs/>
       </w:rPr>
@@ -5679,7 +5931,7 @@
         <w:spacing w:after="0" w:before="0" w:line="240" w:lineRule="auto"/>
       </w:pPr>
       <w:rPr>
-        <w:rFonts w:asciiTheme="majorHAnsi" w:cstheme="majorBidi" w:eastAsiaTheme="majorEastAsia" w:hAnsiTheme="majorHAnsi"/>
+        <w:rFonts w:asciiTheme="majorHAnsi" w:cstheme="majorBidi" w:hAnsiTheme="majorHAnsi" w:eastAsia="黑体"/>
         <w:b/>
         <w:bCs/>
       </w:rPr>
@@ -5700,7 +5952,7 @@
         <w:spacing w:after="0" w:before="0" w:line="240" w:lineRule="auto"/>
       </w:pPr>
       <w:rPr>
-        <w:rFonts w:asciiTheme="majorHAnsi" w:cstheme="majorBidi" w:eastAsiaTheme="majorEastAsia" w:hAnsiTheme="majorHAnsi"/>
+        <w:rFonts w:asciiTheme="majorHAnsi" w:cstheme="majorBidi" w:hAnsiTheme="majorHAnsi" w:eastAsia="黑体"/>
         <w:b/>
         <w:bCs/>
       </w:rPr>
@@ -5718,14 +5970,14 @@
     </w:tblStylePr>
     <w:tblStylePr w:type="firstCol">
       <w:rPr>
-        <w:rFonts w:asciiTheme="majorHAnsi" w:cstheme="majorBidi" w:eastAsiaTheme="majorEastAsia" w:hAnsiTheme="majorHAnsi"/>
+        <w:rFonts w:asciiTheme="majorHAnsi" w:cstheme="majorBidi" w:hAnsiTheme="majorHAnsi" w:eastAsia="黑体"/>
         <w:b/>
         <w:bCs/>
       </w:rPr>
     </w:tblStylePr>
     <w:tblStylePr w:type="lastCol">
       <w:rPr>
-        <w:rFonts w:asciiTheme="majorHAnsi" w:cstheme="majorBidi" w:eastAsiaTheme="majorEastAsia" w:hAnsiTheme="majorHAnsi"/>
+        <w:rFonts w:asciiTheme="majorHAnsi" w:cstheme="majorBidi" w:hAnsiTheme="majorHAnsi" w:eastAsia="黑体"/>
         <w:b/>
         <w:bCs/>
       </w:rPr>
@@ -5809,7 +6061,7 @@
         <w:spacing w:after="0" w:before="0" w:line="240" w:lineRule="auto"/>
       </w:pPr>
       <w:rPr>
-        <w:rFonts w:asciiTheme="majorHAnsi" w:cstheme="majorBidi" w:eastAsiaTheme="majorEastAsia" w:hAnsiTheme="majorHAnsi"/>
+        <w:rFonts w:asciiTheme="majorHAnsi" w:cstheme="majorBidi" w:hAnsiTheme="majorHAnsi" w:eastAsia="黑体"/>
         <w:b/>
         <w:bCs/>
       </w:rPr>
@@ -5830,7 +6082,7 @@
         <w:spacing w:after="0" w:before="0" w:line="240" w:lineRule="auto"/>
       </w:pPr>
       <w:rPr>
-        <w:rFonts w:asciiTheme="majorHAnsi" w:cstheme="majorBidi" w:eastAsiaTheme="majorEastAsia" w:hAnsiTheme="majorHAnsi"/>
+        <w:rFonts w:asciiTheme="majorHAnsi" w:cstheme="majorBidi" w:hAnsiTheme="majorHAnsi" w:eastAsia="黑体"/>
         <w:b/>
         <w:bCs/>
       </w:rPr>
@@ -5848,14 +6100,14 @@
     </w:tblStylePr>
     <w:tblStylePr w:type="firstCol">
       <w:rPr>
-        <w:rFonts w:asciiTheme="majorHAnsi" w:cstheme="majorBidi" w:eastAsiaTheme="majorEastAsia" w:hAnsiTheme="majorHAnsi"/>
+        <w:rFonts w:asciiTheme="majorHAnsi" w:cstheme="majorBidi" w:hAnsiTheme="majorHAnsi" w:eastAsia="黑体"/>
         <w:b/>
         <w:bCs/>
       </w:rPr>
     </w:tblStylePr>
     <w:tblStylePr w:type="lastCol">
       <w:rPr>
-        <w:rFonts w:asciiTheme="majorHAnsi" w:cstheme="majorBidi" w:eastAsiaTheme="majorEastAsia" w:hAnsiTheme="majorHAnsi"/>
+        <w:rFonts w:asciiTheme="majorHAnsi" w:cstheme="majorBidi" w:hAnsiTheme="majorHAnsi" w:eastAsia="黑体"/>
         <w:b/>
         <w:bCs/>
       </w:rPr>
@@ -5939,7 +6191,7 @@
         <w:spacing w:after="0" w:before="0" w:line="240" w:lineRule="auto"/>
       </w:pPr>
       <w:rPr>
-        <w:rFonts w:asciiTheme="majorHAnsi" w:cstheme="majorBidi" w:eastAsiaTheme="majorEastAsia" w:hAnsiTheme="majorHAnsi"/>
+        <w:rFonts w:asciiTheme="majorHAnsi" w:cstheme="majorBidi" w:hAnsiTheme="majorHAnsi" w:eastAsia="黑体"/>
         <w:b/>
         <w:bCs/>
       </w:rPr>
@@ -5960,7 +6212,7 @@
         <w:spacing w:after="0" w:before="0" w:line="240" w:lineRule="auto"/>
       </w:pPr>
       <w:rPr>
-        <w:rFonts w:asciiTheme="majorHAnsi" w:cstheme="majorBidi" w:eastAsiaTheme="majorEastAsia" w:hAnsiTheme="majorHAnsi"/>
+        <w:rFonts w:asciiTheme="majorHAnsi" w:cstheme="majorBidi" w:hAnsiTheme="majorHAnsi" w:eastAsia="黑体"/>
         <w:b/>
         <w:bCs/>
       </w:rPr>
@@ -5978,14 +6230,14 @@
     </w:tblStylePr>
     <w:tblStylePr w:type="firstCol">
       <w:rPr>
-        <w:rFonts w:asciiTheme="majorHAnsi" w:cstheme="majorBidi" w:eastAsiaTheme="majorEastAsia" w:hAnsiTheme="majorHAnsi"/>
+        <w:rFonts w:asciiTheme="majorHAnsi" w:cstheme="majorBidi" w:hAnsiTheme="majorHAnsi" w:eastAsia="黑体"/>
         <w:b/>
         <w:bCs/>
       </w:rPr>
     </w:tblStylePr>
     <w:tblStylePr w:type="lastCol">
       <w:rPr>
-        <w:rFonts w:asciiTheme="majorHAnsi" w:cstheme="majorBidi" w:eastAsiaTheme="majorEastAsia" w:hAnsiTheme="majorHAnsi"/>
+        <w:rFonts w:asciiTheme="majorHAnsi" w:cstheme="majorBidi" w:hAnsiTheme="majorHAnsi" w:eastAsia="黑体"/>
         <w:b/>
         <w:bCs/>
       </w:rPr>
@@ -6069,7 +6321,7 @@
         <w:spacing w:after="0" w:before="0" w:line="240" w:lineRule="auto"/>
       </w:pPr>
       <w:rPr>
-        <w:rFonts w:asciiTheme="majorHAnsi" w:cstheme="majorBidi" w:eastAsiaTheme="majorEastAsia" w:hAnsiTheme="majorHAnsi"/>
+        <w:rFonts w:asciiTheme="majorHAnsi" w:cstheme="majorBidi" w:hAnsiTheme="majorHAnsi" w:eastAsia="黑体"/>
         <w:b/>
         <w:bCs/>
       </w:rPr>
@@ -6090,7 +6342,7 @@
         <w:spacing w:after="0" w:before="0" w:line="240" w:lineRule="auto"/>
       </w:pPr>
       <w:rPr>
-        <w:rFonts w:asciiTheme="majorHAnsi" w:cstheme="majorBidi" w:eastAsiaTheme="majorEastAsia" w:hAnsiTheme="majorHAnsi"/>
+        <w:rFonts w:asciiTheme="majorHAnsi" w:cstheme="majorBidi" w:hAnsiTheme="majorHAnsi" w:eastAsia="黑体"/>
         <w:b/>
         <w:bCs/>
       </w:rPr>
@@ -6108,14 +6360,14 @@
     </w:tblStylePr>
     <w:tblStylePr w:type="firstCol">
       <w:rPr>
-        <w:rFonts w:asciiTheme="majorHAnsi" w:cstheme="majorBidi" w:eastAsiaTheme="majorEastAsia" w:hAnsiTheme="majorHAnsi"/>
+        <w:rFonts w:asciiTheme="majorHAnsi" w:cstheme="majorBidi" w:hAnsiTheme="majorHAnsi" w:eastAsia="黑体"/>
         <w:b/>
         <w:bCs/>
       </w:rPr>
     </w:tblStylePr>
     <w:tblStylePr w:type="lastCol">
       <w:rPr>
-        <w:rFonts w:asciiTheme="majorHAnsi" w:cstheme="majorBidi" w:eastAsiaTheme="majorEastAsia" w:hAnsiTheme="majorHAnsi"/>
+        <w:rFonts w:asciiTheme="majorHAnsi" w:cstheme="majorBidi" w:hAnsiTheme="majorHAnsi" w:eastAsia="黑体"/>
         <w:b/>
         <w:bCs/>
       </w:rPr>
@@ -6198,6 +6450,7 @@
         <w:spacing w:after="0" w:before="0" w:line="240" w:lineRule="auto"/>
       </w:pPr>
       <w:rPr>
+        <w:rFonts w:eastAsia="黑体"/>
         <w:b/>
         <w:bCs/>
         <w:color w:themeColor="background1" w:val="FFFFFF"/>
@@ -6220,6 +6473,7 @@
         <w:spacing w:after="0" w:before="0" w:line="240" w:lineRule="auto"/>
       </w:pPr>
       <w:rPr>
+        <w:rFonts w:eastAsia="黑体"/>
         <w:b/>
         <w:bCs/>
       </w:rPr>
@@ -6237,12 +6491,14 @@
     </w:tblStylePr>
     <w:tblStylePr w:type="firstCol">
       <w:rPr>
+        <w:rFonts w:eastAsia="黑体"/>
         <w:b/>
         <w:bCs/>
       </w:rPr>
     </w:tblStylePr>
     <w:tblStylePr w:type="lastCol">
       <w:rPr>
+        <w:rFonts w:eastAsia="黑体"/>
         <w:b/>
         <w:bCs/>
       </w:rPr>
@@ -6304,6 +6560,7 @@
         <w:spacing w:after="0" w:before="0" w:line="240" w:lineRule="auto"/>
       </w:pPr>
       <w:rPr>
+        <w:rFonts w:eastAsia="黑体"/>
         <w:b/>
         <w:bCs/>
         <w:color w:themeColor="background1" w:val="FFFFFF"/>
@@ -6326,6 +6583,7 @@
         <w:spacing w:after="0" w:before="0" w:line="240" w:lineRule="auto"/>
       </w:pPr>
       <w:rPr>
+        <w:rFonts w:eastAsia="黑体"/>
         <w:b/>
         <w:bCs/>
       </w:rPr>
@@ -6343,12 +6601,14 @@
     </w:tblStylePr>
     <w:tblStylePr w:type="firstCol">
       <w:rPr>
+        <w:rFonts w:eastAsia="黑体"/>
         <w:b/>
         <w:bCs/>
       </w:rPr>
     </w:tblStylePr>
     <w:tblStylePr w:type="lastCol">
       <w:rPr>
+        <w:rFonts w:eastAsia="黑体"/>
         <w:b/>
         <w:bCs/>
       </w:rPr>
@@ -6410,6 +6670,7 @@
         <w:spacing w:after="0" w:before="0" w:line="240" w:lineRule="auto"/>
       </w:pPr>
       <w:rPr>
+        <w:rFonts w:eastAsia="黑体"/>
         <w:b/>
         <w:bCs/>
         <w:color w:themeColor="background1" w:val="FFFFFF"/>
@@ -6432,6 +6693,7 @@
         <w:spacing w:after="0" w:before="0" w:line="240" w:lineRule="auto"/>
       </w:pPr>
       <w:rPr>
+        <w:rFonts w:eastAsia="黑体"/>
         <w:b/>
         <w:bCs/>
       </w:rPr>
@@ -6449,12 +6711,14 @@
     </w:tblStylePr>
     <w:tblStylePr w:type="firstCol">
       <w:rPr>
+        <w:rFonts w:eastAsia="黑体"/>
         <w:b/>
         <w:bCs/>
       </w:rPr>
     </w:tblStylePr>
     <w:tblStylePr w:type="lastCol">
       <w:rPr>
+        <w:rFonts w:eastAsia="黑体"/>
         <w:b/>
         <w:bCs/>
       </w:rPr>
@@ -6516,6 +6780,7 @@
         <w:spacing w:after="0" w:before="0" w:line="240" w:lineRule="auto"/>
       </w:pPr>
       <w:rPr>
+        <w:rFonts w:eastAsia="黑体"/>
         <w:b/>
         <w:bCs/>
         <w:color w:themeColor="background1" w:val="FFFFFF"/>
@@ -6538,6 +6803,7 @@
         <w:spacing w:after="0" w:before="0" w:line="240" w:lineRule="auto"/>
       </w:pPr>
       <w:rPr>
+        <w:rFonts w:eastAsia="黑体"/>
         <w:b/>
         <w:bCs/>
       </w:rPr>
@@ -6555,12 +6821,14 @@
     </w:tblStylePr>
     <w:tblStylePr w:type="firstCol">
       <w:rPr>
+        <w:rFonts w:eastAsia="黑体"/>
         <w:b/>
         <w:bCs/>
       </w:rPr>
     </w:tblStylePr>
     <w:tblStylePr w:type="lastCol">
       <w:rPr>
+        <w:rFonts w:eastAsia="黑体"/>
         <w:b/>
         <w:bCs/>
       </w:rPr>
@@ -6622,6 +6890,7 @@
         <w:spacing w:after="0" w:before="0" w:line="240" w:lineRule="auto"/>
       </w:pPr>
       <w:rPr>
+        <w:rFonts w:eastAsia="黑体"/>
         <w:b/>
         <w:bCs/>
         <w:color w:themeColor="background1" w:val="FFFFFF"/>
@@ -6644,6 +6913,7 @@
         <w:spacing w:after="0" w:before="0" w:line="240" w:lineRule="auto"/>
       </w:pPr>
       <w:rPr>
+        <w:rFonts w:eastAsia="黑体"/>
         <w:b/>
         <w:bCs/>
       </w:rPr>
@@ -6661,12 +6931,14 @@
     </w:tblStylePr>
     <w:tblStylePr w:type="firstCol">
       <w:rPr>
+        <w:rFonts w:eastAsia="黑体"/>
         <w:b/>
         <w:bCs/>
       </w:rPr>
     </w:tblStylePr>
     <w:tblStylePr w:type="lastCol">
       <w:rPr>
+        <w:rFonts w:eastAsia="黑体"/>
         <w:b/>
         <w:bCs/>
       </w:rPr>
@@ -6728,6 +7000,7 @@
         <w:spacing w:after="0" w:before="0" w:line="240" w:lineRule="auto"/>
       </w:pPr>
       <w:rPr>
+        <w:rFonts w:eastAsia="黑体"/>
         <w:b/>
         <w:bCs/>
         <w:color w:themeColor="background1" w:val="FFFFFF"/>
@@ -6750,6 +7023,7 @@
         <w:spacing w:after="0" w:before="0" w:line="240" w:lineRule="auto"/>
       </w:pPr>
       <w:rPr>
+        <w:rFonts w:eastAsia="黑体"/>
         <w:b/>
         <w:bCs/>
       </w:rPr>
@@ -6767,12 +7041,14 @@
     </w:tblStylePr>
     <w:tblStylePr w:type="firstCol">
       <w:rPr>
+        <w:rFonts w:eastAsia="黑体"/>
         <w:b/>
         <w:bCs/>
       </w:rPr>
     </w:tblStylePr>
     <w:tblStylePr w:type="lastCol">
       <w:rPr>
+        <w:rFonts w:eastAsia="黑体"/>
         <w:b/>
         <w:bCs/>
       </w:rPr>
@@ -6834,6 +7110,7 @@
         <w:spacing w:after="0" w:before="0" w:line="240" w:lineRule="auto"/>
       </w:pPr>
       <w:rPr>
+        <w:rFonts w:eastAsia="黑体"/>
         <w:b/>
         <w:bCs/>
         <w:color w:themeColor="background1" w:val="FFFFFF"/>
@@ -6856,6 +7133,7 @@
         <w:spacing w:after="0" w:before="0" w:line="240" w:lineRule="auto"/>
       </w:pPr>
       <w:rPr>
+        <w:rFonts w:eastAsia="黑体"/>
         <w:b/>
         <w:bCs/>
       </w:rPr>
@@ -6873,12 +7151,14 @@
     </w:tblStylePr>
     <w:tblStylePr w:type="firstCol">
       <w:rPr>
+        <w:rFonts w:eastAsia="黑体"/>
         <w:b/>
         <w:bCs/>
       </w:rPr>
     </w:tblStylePr>
     <w:tblStylePr w:type="lastCol">
       <w:rPr>
+        <w:rFonts w:eastAsia="黑体"/>
         <w:b/>
         <w:bCs/>
       </w:rPr>
@@ -6937,6 +7217,7 @@
         <w:spacing w:after="0" w:before="0" w:line="240" w:lineRule="auto"/>
       </w:pPr>
       <w:rPr>
+        <w:rFonts w:eastAsia="黑体"/>
         <w:b/>
         <w:bCs/>
         <w:color w:themeColor="background1" w:val="FFFFFF"/>
@@ -6959,6 +7240,7 @@
         <w:spacing w:after="0" w:before="0" w:line="240" w:lineRule="auto"/>
       </w:pPr>
       <w:rPr>
+        <w:rFonts w:eastAsia="黑体"/>
         <w:color w:val="auto"/>
       </w:rPr>
       <w:tblPr/>
@@ -6976,6 +7258,7 @@
     </w:tblStylePr>
     <w:tblStylePr w:type="firstCol">
       <w:rPr>
+        <w:rFonts w:eastAsia="黑体"/>
         <w:b/>
         <w:bCs/>
         <w:color w:themeColor="background1" w:val="FFFFFF"/>
@@ -6995,6 +7278,7 @@
     </w:tblStylePr>
     <w:tblStylePr w:type="lastCol">
       <w:rPr>
+        <w:rFonts w:eastAsia="黑体"/>
         <w:b/>
         <w:bCs/>
         <w:color w:themeColor="background1" w:val="FFFFFF"/>
@@ -7043,6 +7327,7 @@
     </w:tblStylePr>
     <w:tblStylePr w:type="nwCell">
       <w:rPr>
+        <w:rFonts w:eastAsia="黑体"/>
         <w:color w:themeColor="background1" w:val="FFFFFF"/>
       </w:rPr>
       <w:tblPr/>
@@ -7086,6 +7371,7 @@
         <w:spacing w:after="0" w:before="0" w:line="240" w:lineRule="auto"/>
       </w:pPr>
       <w:rPr>
+        <w:rFonts w:eastAsia="黑体"/>
         <w:b/>
         <w:bCs/>
         <w:color w:themeColor="background1" w:val="FFFFFF"/>
@@ -7108,6 +7394,7 @@
         <w:spacing w:after="0" w:before="0" w:line="240" w:lineRule="auto"/>
       </w:pPr>
       <w:rPr>
+        <w:rFonts w:eastAsia="黑体"/>
         <w:color w:val="auto"/>
       </w:rPr>
       <w:tblPr/>
@@ -7125,6 +7412,7 @@
     </w:tblStylePr>
     <w:tblStylePr w:type="firstCol">
       <w:rPr>
+        <w:rFonts w:eastAsia="黑体"/>
         <w:b/>
         <w:bCs/>
         <w:color w:themeColor="background1" w:val="FFFFFF"/>
@@ -7144,6 +7432,7 @@
     </w:tblStylePr>
     <w:tblStylePr w:type="lastCol">
       <w:rPr>
+        <w:rFonts w:eastAsia="黑体"/>
         <w:b/>
         <w:bCs/>
         <w:color w:themeColor="background1" w:val="FFFFFF"/>
@@ -7192,6 +7481,7 @@
     </w:tblStylePr>
     <w:tblStylePr w:type="nwCell">
       <w:rPr>
+        <w:rFonts w:eastAsia="黑体"/>
         <w:color w:themeColor="background1" w:val="FFFFFF"/>
       </w:rPr>
       <w:tblPr/>
@@ -7235,6 +7525,7 @@
         <w:spacing w:after="0" w:before="0" w:line="240" w:lineRule="auto"/>
       </w:pPr>
       <w:rPr>
+        <w:rFonts w:eastAsia="黑体"/>
         <w:b/>
         <w:bCs/>
         <w:color w:themeColor="background1" w:val="FFFFFF"/>
@@ -7257,6 +7548,7 @@
         <w:spacing w:after="0" w:before="0" w:line="240" w:lineRule="auto"/>
       </w:pPr>
       <w:rPr>
+        <w:rFonts w:eastAsia="黑体"/>
         <w:color w:val="auto"/>
       </w:rPr>
       <w:tblPr/>
@@ -7274,6 +7566,7 @@
     </w:tblStylePr>
     <w:tblStylePr w:type="firstCol">
       <w:rPr>
+        <w:rFonts w:eastAsia="黑体"/>
         <w:b/>
         <w:bCs/>
         <w:color w:themeColor="background1" w:val="FFFFFF"/>
@@ -7293,6 +7586,7 @@
     </w:tblStylePr>
     <w:tblStylePr w:type="lastCol">
       <w:rPr>
+        <w:rFonts w:eastAsia="黑体"/>
         <w:b/>
         <w:bCs/>
         <w:color w:themeColor="background1" w:val="FFFFFF"/>
@@ -7341,6 +7635,7 @@
     </w:tblStylePr>
     <w:tblStylePr w:type="nwCell">
       <w:rPr>
+        <w:rFonts w:eastAsia="黑体"/>
         <w:color w:themeColor="background1" w:val="FFFFFF"/>
       </w:rPr>
       <w:tblPr/>
@@ -7384,6 +7679,7 @@
         <w:spacing w:after="0" w:before="0" w:line="240" w:lineRule="auto"/>
       </w:pPr>
       <w:rPr>
+        <w:rFonts w:eastAsia="黑体"/>
         <w:b/>
         <w:bCs/>
         <w:color w:themeColor="background1" w:val="FFFFFF"/>
@@ -7406,6 +7702,7 @@
         <w:spacing w:after="0" w:before="0" w:line="240" w:lineRule="auto"/>
       </w:pPr>
       <w:rPr>
+        <w:rFonts w:eastAsia="黑体"/>
         <w:color w:val="auto"/>
       </w:rPr>
       <w:tblPr/>
@@ -7423,6 +7720,7 @@
     </w:tblStylePr>
     <w:tblStylePr w:type="firstCol">
       <w:rPr>
+        <w:rFonts w:eastAsia="黑体"/>
         <w:b/>
         <w:bCs/>
         <w:color w:themeColor="background1" w:val="FFFFFF"/>
@@ -7442,6 +7740,7 @@
     </w:tblStylePr>
     <w:tblStylePr w:type="lastCol">
       <w:rPr>
+        <w:rFonts w:eastAsia="黑体"/>
         <w:b/>
         <w:bCs/>
         <w:color w:themeColor="background1" w:val="FFFFFF"/>
@@ -7490,6 +7789,7 @@
     </w:tblStylePr>
     <w:tblStylePr w:type="nwCell">
       <w:rPr>
+        <w:rFonts w:eastAsia="黑体"/>
         <w:color w:themeColor="background1" w:val="FFFFFF"/>
       </w:rPr>
       <w:tblPr/>
@@ -7533,6 +7833,7 @@
         <w:spacing w:after="0" w:before="0" w:line="240" w:lineRule="auto"/>
       </w:pPr>
       <w:rPr>
+        <w:rFonts w:eastAsia="黑体"/>
         <w:b/>
         <w:bCs/>
         <w:color w:themeColor="background1" w:val="FFFFFF"/>
@@ -7555,6 +7856,7 @@
         <w:spacing w:after="0" w:before="0" w:line="240" w:lineRule="auto"/>
       </w:pPr>
       <w:rPr>
+        <w:rFonts w:eastAsia="黑体"/>
         <w:color w:val="auto"/>
       </w:rPr>
       <w:tblPr/>
@@ -7572,6 +7874,7 @@
     </w:tblStylePr>
     <w:tblStylePr w:type="firstCol">
       <w:rPr>
+        <w:rFonts w:eastAsia="黑体"/>
         <w:b/>
         <w:bCs/>
         <w:color w:themeColor="background1" w:val="FFFFFF"/>
@@ -7591,6 +7894,7 @@
     </w:tblStylePr>
     <w:tblStylePr w:type="lastCol">
       <w:rPr>
+        <w:rFonts w:eastAsia="黑体"/>
         <w:b/>
         <w:bCs/>
         <w:color w:themeColor="background1" w:val="FFFFFF"/>
@@ -7639,6 +7943,7 @@
     </w:tblStylePr>
     <w:tblStylePr w:type="nwCell">
       <w:rPr>
+        <w:rFonts w:eastAsia="黑体"/>
         <w:color w:themeColor="background1" w:val="FFFFFF"/>
       </w:rPr>
       <w:tblPr/>
@@ -7682,6 +7987,7 @@
         <w:spacing w:after="0" w:before="0" w:line="240" w:lineRule="auto"/>
       </w:pPr>
       <w:rPr>
+        <w:rFonts w:eastAsia="黑体"/>
         <w:b/>
         <w:bCs/>
         <w:color w:themeColor="background1" w:val="FFFFFF"/>
@@ -7704,6 +8010,7 @@
         <w:spacing w:after="0" w:before="0" w:line="240" w:lineRule="auto"/>
       </w:pPr>
       <w:rPr>
+        <w:rFonts w:eastAsia="黑体"/>
         <w:color w:val="auto"/>
       </w:rPr>
       <w:tblPr/>
@@ -7721,6 +8028,7 @@
     </w:tblStylePr>
     <w:tblStylePr w:type="firstCol">
       <w:rPr>
+        <w:rFonts w:eastAsia="黑体"/>
         <w:b/>
         <w:bCs/>
         <w:color w:themeColor="background1" w:val="FFFFFF"/>
@@ -7740,6 +8048,7 @@
     </w:tblStylePr>
     <w:tblStylePr w:type="lastCol">
       <w:rPr>
+        <w:rFonts w:eastAsia="黑体"/>
         <w:b/>
         <w:bCs/>
         <w:color w:themeColor="background1" w:val="FFFFFF"/>
@@ -7788,6 +8097,7 @@
     </w:tblStylePr>
     <w:tblStylePr w:type="nwCell">
       <w:rPr>
+        <w:rFonts w:eastAsia="黑体"/>
         <w:color w:themeColor="background1" w:val="FFFFFF"/>
       </w:rPr>
       <w:tblPr/>
@@ -7831,6 +8141,7 @@
         <w:spacing w:after="0" w:before="0" w:line="240" w:lineRule="auto"/>
       </w:pPr>
       <w:rPr>
+        <w:rFonts w:eastAsia="黑体"/>
         <w:b/>
         <w:bCs/>
         <w:color w:themeColor="background1" w:val="FFFFFF"/>
@@ -7853,6 +8164,7 @@
         <w:spacing w:after="0" w:before="0" w:line="240" w:lineRule="auto"/>
       </w:pPr>
       <w:rPr>
+        <w:rFonts w:eastAsia="黑体"/>
         <w:color w:val="auto"/>
       </w:rPr>
       <w:tblPr/>
@@ -7870,6 +8182,7 @@
     </w:tblStylePr>
     <w:tblStylePr w:type="firstCol">
       <w:rPr>
+        <w:rFonts w:eastAsia="黑体"/>
         <w:b/>
         <w:bCs/>
         <w:color w:themeColor="background1" w:val="FFFFFF"/>
@@ -7889,6 +8202,7 @@
     </w:tblStylePr>
     <w:tblStylePr w:type="lastCol">
       <w:rPr>
+        <w:rFonts w:eastAsia="黑体"/>
         <w:b/>
         <w:bCs/>
         <w:color w:themeColor="background1" w:val="FFFFFF"/>
@@ -7937,6 +8251,7 @@
     </w:tblStylePr>
     <w:tblStylePr w:type="nwCell">
       <w:rPr>
+        <w:rFonts w:eastAsia="黑体"/>
         <w:color w:themeColor="background1" w:val="FFFFFF"/>
       </w:rPr>
       <w:tblPr/>
@@ -7961,6 +8276,7 @@
       <w:spacing w:after="0" w:line="240" w:lineRule="auto"/>
     </w:pPr>
     <w:rPr>
+      <w:rFonts w:eastAsia="黑体"/>
       <w:color w:themeColor="text1" w:val="000000"/>
     </w:rPr>
     <w:tblPr>
@@ -7980,7 +8296,7 @@
     </w:tblPr>
     <w:tblStylePr w:type="firstRow">
       <w:rPr>
-        <w:rFonts w:asciiTheme="majorHAnsi" w:cstheme="majorBidi" w:eastAsiaTheme="majorEastAsia" w:hAnsiTheme="majorHAnsi"/>
+        <w:rFonts w:asciiTheme="majorHAnsi" w:cstheme="majorBidi" w:hAnsiTheme="majorHAnsi" w:eastAsia="黑体"/>
       </w:rPr>
       <w:tblPr/>
       <w:tcPr>
@@ -7992,6 +8308,7 @@
     </w:tblStylePr>
     <w:tblStylePr w:type="lastRow">
       <w:rPr>
+        <w:rFonts w:eastAsia="黑体"/>
         <w:b/>
         <w:bCs/>
         <w:color w:themeColor="text2" w:val="1F497D"/>
@@ -8006,12 +8323,14 @@
     </w:tblStylePr>
     <w:tblStylePr w:type="firstCol">
       <w:rPr>
+        <w:rFonts w:eastAsia="黑体"/>
         <w:b/>
         <w:bCs/>
       </w:rPr>
     </w:tblStylePr>
     <w:tblStylePr w:type="lastCol">
       <w:rPr>
+        <w:rFonts w:eastAsia="黑体"/>
         <w:b/>
         <w:bCs/>
       </w:rPr>
@@ -8045,6 +8364,7 @@
       <w:spacing w:after="0" w:line="240" w:lineRule="auto"/>
     </w:pPr>
     <w:rPr>
+      <w:rFonts w:eastAsia="黑体"/>
       <w:color w:themeColor="text1" w:val="000000"/>
     </w:rPr>
     <w:tblPr>
@@ -8064,7 +8384,7 @@
     </w:tblPr>
     <w:tblStylePr w:type="firstRow">
       <w:rPr>
-        <w:rFonts w:asciiTheme="majorHAnsi" w:cstheme="majorBidi" w:eastAsiaTheme="majorEastAsia" w:hAnsiTheme="majorHAnsi"/>
+        <w:rFonts w:asciiTheme="majorHAnsi" w:cstheme="majorBidi" w:hAnsiTheme="majorHAnsi" w:eastAsia="黑体"/>
       </w:rPr>
       <w:tblPr/>
       <w:tcPr>
@@ -8076,6 +8396,7 @@
     </w:tblStylePr>
     <w:tblStylePr w:type="lastRow">
       <w:rPr>
+        <w:rFonts w:eastAsia="黑体"/>
         <w:b/>
         <w:bCs/>
         <w:color w:themeColor="text2" w:val="1F497D"/>
@@ -8090,12 +8411,14 @@
     </w:tblStylePr>
     <w:tblStylePr w:type="firstCol">
       <w:rPr>
+        <w:rFonts w:eastAsia="黑体"/>
         <w:b/>
         <w:bCs/>
       </w:rPr>
     </w:tblStylePr>
     <w:tblStylePr w:type="lastCol">
       <w:rPr>
+        <w:rFonts w:eastAsia="黑体"/>
         <w:b/>
         <w:bCs/>
       </w:rPr>
@@ -8129,6 +8452,7 @@
       <w:spacing w:after="0" w:line="240" w:lineRule="auto"/>
     </w:pPr>
     <w:rPr>
+      <w:rFonts w:eastAsia="黑体"/>
       <w:color w:themeColor="text1" w:val="000000"/>
     </w:rPr>
     <w:tblPr>
@@ -8148,7 +8472,7 @@
     </w:tblPr>
     <w:tblStylePr w:type="firstRow">
       <w:rPr>
-        <w:rFonts w:asciiTheme="majorHAnsi" w:cstheme="majorBidi" w:eastAsiaTheme="majorEastAsia" w:hAnsiTheme="majorHAnsi"/>
+        <w:rFonts w:asciiTheme="majorHAnsi" w:cstheme="majorBidi" w:hAnsiTheme="majorHAnsi" w:eastAsia="黑体"/>
       </w:rPr>
       <w:tblPr/>
       <w:tcPr>
@@ -8160,6 +8484,7 @@
     </w:tblStylePr>
     <w:tblStylePr w:type="lastRow">
       <w:rPr>
+        <w:rFonts w:eastAsia="黑体"/>
         <w:b/>
         <w:bCs/>
         <w:color w:themeColor="text2" w:val="1F497D"/>
@@ -8174,12 +8499,14 @@
     </w:tblStylePr>
     <w:tblStylePr w:type="firstCol">
       <w:rPr>
+        <w:rFonts w:eastAsia="黑体"/>
         <w:b/>
         <w:bCs/>
       </w:rPr>
     </w:tblStylePr>
     <w:tblStylePr w:type="lastCol">
       <w:rPr>
+        <w:rFonts w:eastAsia="黑体"/>
         <w:b/>
         <w:bCs/>
       </w:rPr>
@@ -8213,6 +8540,7 @@
       <w:spacing w:after="0" w:line="240" w:lineRule="auto"/>
     </w:pPr>
     <w:rPr>
+      <w:rFonts w:eastAsia="黑体"/>
       <w:color w:themeColor="text1" w:val="000000"/>
     </w:rPr>
     <w:tblPr>
@@ -8232,7 +8560,7 @@
     </w:tblPr>
     <w:tblStylePr w:type="firstRow">
       <w:rPr>
-        <w:rFonts w:asciiTheme="majorHAnsi" w:cstheme="majorBidi" w:eastAsiaTheme="majorEastAsia" w:hAnsiTheme="majorHAnsi"/>
+        <w:rFonts w:asciiTheme="majorHAnsi" w:cstheme="majorBidi" w:hAnsiTheme="majorHAnsi" w:eastAsia="黑体"/>
       </w:rPr>
       <w:tblPr/>
       <w:tcPr>
@@ -8244,6 +8572,7 @@
     </w:tblStylePr>
     <w:tblStylePr w:type="lastRow">
       <w:rPr>
+        <w:rFonts w:eastAsia="黑体"/>
         <w:b/>
         <w:bCs/>
         <w:color w:themeColor="text2" w:val="1F497D"/>
@@ -8258,12 +8587,14 @@
     </w:tblStylePr>
     <w:tblStylePr w:type="firstCol">
       <w:rPr>
+        <w:rFonts w:eastAsia="黑体"/>
         <w:b/>
         <w:bCs/>
       </w:rPr>
     </w:tblStylePr>
     <w:tblStylePr w:type="lastCol">
       <w:rPr>
+        <w:rFonts w:eastAsia="黑体"/>
         <w:b/>
         <w:bCs/>
       </w:rPr>
@@ -8297,6 +8628,7 @@
       <w:spacing w:after="0" w:line="240" w:lineRule="auto"/>
     </w:pPr>
     <w:rPr>
+      <w:rFonts w:eastAsia="黑体"/>
       <w:color w:themeColor="text1" w:val="000000"/>
     </w:rPr>
     <w:tblPr>
@@ -8316,7 +8648,7 @@
     </w:tblPr>
     <w:tblStylePr w:type="firstRow">
       <w:rPr>
-        <w:rFonts w:asciiTheme="majorHAnsi" w:cstheme="majorBidi" w:eastAsiaTheme="majorEastAsia" w:hAnsiTheme="majorHAnsi"/>
+        <w:rFonts w:asciiTheme="majorHAnsi" w:cstheme="majorBidi" w:hAnsiTheme="majorHAnsi" w:eastAsia="黑体"/>
       </w:rPr>
       <w:tblPr/>
       <w:tcPr>
@@ -8328,6 +8660,7 @@
     </w:tblStylePr>
     <w:tblStylePr w:type="lastRow">
       <w:rPr>
+        <w:rFonts w:eastAsia="黑体"/>
         <w:b/>
         <w:bCs/>
         <w:color w:themeColor="text2" w:val="1F497D"/>
@@ -8342,12 +8675,14 @@
     </w:tblStylePr>
     <w:tblStylePr w:type="firstCol">
       <w:rPr>
+        <w:rFonts w:eastAsia="黑体"/>
         <w:b/>
         <w:bCs/>
       </w:rPr>
     </w:tblStylePr>
     <w:tblStylePr w:type="lastCol">
       <w:rPr>
+        <w:rFonts w:eastAsia="黑体"/>
         <w:b/>
         <w:bCs/>
       </w:rPr>
@@ -8381,6 +8716,7 @@
       <w:spacing w:after="0" w:line="240" w:lineRule="auto"/>
     </w:pPr>
     <w:rPr>
+      <w:rFonts w:eastAsia="黑体"/>
       <w:color w:themeColor="text1" w:val="000000"/>
     </w:rPr>
     <w:tblPr>
@@ -8400,7 +8736,7 @@
     </w:tblPr>
     <w:tblStylePr w:type="firstRow">
       <w:rPr>
-        <w:rFonts w:asciiTheme="majorHAnsi" w:cstheme="majorBidi" w:eastAsiaTheme="majorEastAsia" w:hAnsiTheme="majorHAnsi"/>
+        <w:rFonts w:asciiTheme="majorHAnsi" w:cstheme="majorBidi" w:hAnsiTheme="majorHAnsi" w:eastAsia="黑体"/>
       </w:rPr>
       <w:tblPr/>
       <w:tcPr>
@@ -8412,6 +8748,7 @@
     </w:tblStylePr>
     <w:tblStylePr w:type="lastRow">
       <w:rPr>
+        <w:rFonts w:eastAsia="黑体"/>
         <w:b/>
         <w:bCs/>
         <w:color w:themeColor="text2" w:val="1F497D"/>
@@ -8426,12 +8763,14 @@
     </w:tblStylePr>
     <w:tblStylePr w:type="firstCol">
       <w:rPr>
+        <w:rFonts w:eastAsia="黑体"/>
         <w:b/>
         <w:bCs/>
       </w:rPr>
     </w:tblStylePr>
     <w:tblStylePr w:type="lastCol">
       <w:rPr>
+        <w:rFonts w:eastAsia="黑体"/>
         <w:b/>
         <w:bCs/>
       </w:rPr>
@@ -8465,6 +8804,7 @@
       <w:spacing w:after="0" w:line="240" w:lineRule="auto"/>
     </w:pPr>
     <w:rPr>
+      <w:rFonts w:eastAsia="黑体"/>
       <w:color w:themeColor="text1" w:val="000000"/>
     </w:rPr>
     <w:tblPr>
@@ -8484,7 +8824,7 @@
     </w:tblPr>
     <w:tblStylePr w:type="firstRow">
       <w:rPr>
-        <w:rFonts w:asciiTheme="majorHAnsi" w:cstheme="majorBidi" w:eastAsiaTheme="majorEastAsia" w:hAnsiTheme="majorHAnsi"/>
+        <w:rFonts w:asciiTheme="majorHAnsi" w:cstheme="majorBidi" w:hAnsiTheme="majorHAnsi" w:eastAsia="黑体"/>
       </w:rPr>
       <w:tblPr/>
       <w:tcPr>
@@ -8496,6 +8836,7 @@
     </w:tblStylePr>
     <w:tblStylePr w:type="lastRow">
       <w:rPr>
+        <w:rFonts w:eastAsia="黑体"/>
         <w:b/>
         <w:bCs/>
         <w:color w:themeColor="text2" w:val="1F497D"/>
@@ -8510,12 +8851,14 @@
     </w:tblStylePr>
     <w:tblStylePr w:type="firstCol">
       <w:rPr>
+        <w:rFonts w:eastAsia="黑体"/>
         <w:b/>
         <w:bCs/>
       </w:rPr>
     </w:tblStylePr>
     <w:tblStylePr w:type="lastCol">
       <w:rPr>
+        <w:rFonts w:eastAsia="黑体"/>
         <w:b/>
         <w:bCs/>
       </w:rPr>
@@ -8549,7 +8892,7 @@
       <w:spacing w:after="0" w:line="240" w:lineRule="auto"/>
     </w:pPr>
     <w:rPr>
-      <w:rFonts w:asciiTheme="majorHAnsi" w:cstheme="majorBidi" w:eastAsiaTheme="majorEastAsia" w:hAnsiTheme="majorHAnsi"/>
+      <w:rFonts w:asciiTheme="majorHAnsi" w:cstheme="majorBidi" w:hAnsiTheme="majorHAnsi" w:eastAsia="黑体"/>
       <w:color w:themeColor="text1" w:val="000000"/>
     </w:rPr>
     <w:tblPr>
@@ -8571,6 +8914,7 @@
     </w:tblPr>
     <w:tblStylePr w:type="firstRow">
       <w:rPr>
+        <w:rFonts w:eastAsia="黑体"/>
         <w:sz w:val="24"/>
         <w:szCs w:val="24"/>
       </w:rPr>
@@ -8677,7 +9021,7 @@
       <w:spacing w:after="0" w:line="240" w:lineRule="auto"/>
     </w:pPr>
     <w:rPr>
-      <w:rFonts w:asciiTheme="majorHAnsi" w:cstheme="majorBidi" w:eastAsiaTheme="majorEastAsia" w:hAnsiTheme="majorHAnsi"/>
+      <w:rFonts w:asciiTheme="majorHAnsi" w:cstheme="majorBidi" w:hAnsiTheme="majorHAnsi" w:eastAsia="黑体"/>
       <w:color w:themeColor="text1" w:val="000000"/>
     </w:rPr>
     <w:tblPr>
@@ -8699,6 +9043,7 @@
     </w:tblPr>
     <w:tblStylePr w:type="firstRow">
       <w:rPr>
+        <w:rFonts w:eastAsia="黑体"/>
         <w:sz w:val="24"/>
         <w:szCs w:val="24"/>
       </w:rPr>
@@ -8805,7 +9150,7 @@
       <w:spacing w:after="0" w:line="240" w:lineRule="auto"/>
     </w:pPr>
     <w:rPr>
-      <w:rFonts w:asciiTheme="majorHAnsi" w:cstheme="majorBidi" w:eastAsiaTheme="majorEastAsia" w:hAnsiTheme="majorHAnsi"/>
+      <w:rFonts w:asciiTheme="majorHAnsi" w:cstheme="majorBidi" w:hAnsiTheme="majorHAnsi" w:eastAsia="黑体"/>
       <w:color w:themeColor="text1" w:val="000000"/>
     </w:rPr>
     <w:tblPr>
@@ -8827,6 +9172,7 @@
     </w:tblPr>
     <w:tblStylePr w:type="firstRow">
       <w:rPr>
+        <w:rFonts w:eastAsia="黑体"/>
         <w:sz w:val="24"/>
         <w:szCs w:val="24"/>
       </w:rPr>
@@ -8933,7 +9279,7 @@
       <w:spacing w:after="0" w:line="240" w:lineRule="auto"/>
     </w:pPr>
     <w:rPr>
-      <w:rFonts w:asciiTheme="majorHAnsi" w:cstheme="majorBidi" w:eastAsiaTheme="majorEastAsia" w:hAnsiTheme="majorHAnsi"/>
+      <w:rFonts w:asciiTheme="majorHAnsi" w:cstheme="majorBidi" w:hAnsiTheme="majorHAnsi" w:eastAsia="黑体"/>
       <w:color w:themeColor="text1" w:val="000000"/>
     </w:rPr>
     <w:tblPr>
@@ -8955,6 +9301,7 @@
     </w:tblPr>
     <w:tblStylePr w:type="firstRow">
       <w:rPr>
+        <w:rFonts w:eastAsia="黑体"/>
         <w:sz w:val="24"/>
         <w:szCs w:val="24"/>
       </w:rPr>
@@ -9061,7 +9408,7 @@
       <w:spacing w:after="0" w:line="240" w:lineRule="auto"/>
     </w:pPr>
     <w:rPr>
-      <w:rFonts w:asciiTheme="majorHAnsi" w:cstheme="majorBidi" w:eastAsiaTheme="majorEastAsia" w:hAnsiTheme="majorHAnsi"/>
+      <w:rFonts w:asciiTheme="majorHAnsi" w:cstheme="majorBidi" w:hAnsiTheme="majorHAnsi" w:eastAsia="黑体"/>
       <w:color w:themeColor="text1" w:val="000000"/>
     </w:rPr>
     <w:tblPr>
@@ -9083,6 +9430,7 @@
     </w:tblPr>
     <w:tblStylePr w:type="firstRow">
       <w:rPr>
+        <w:rFonts w:eastAsia="黑体"/>
         <w:sz w:val="24"/>
         <w:szCs w:val="24"/>
       </w:rPr>
@@ -9189,7 +9537,7 @@
       <w:spacing w:after="0" w:line="240" w:lineRule="auto"/>
     </w:pPr>
     <w:rPr>
-      <w:rFonts w:asciiTheme="majorHAnsi" w:cstheme="majorBidi" w:eastAsiaTheme="majorEastAsia" w:hAnsiTheme="majorHAnsi"/>
+      <w:rFonts w:asciiTheme="majorHAnsi" w:cstheme="majorBidi" w:hAnsiTheme="majorHAnsi" w:eastAsia="黑体"/>
       <w:color w:themeColor="text1" w:val="000000"/>
     </w:rPr>
     <w:tblPr>
@@ -9211,6 +9559,7 @@
     </w:tblPr>
     <w:tblStylePr w:type="firstRow">
       <w:rPr>
+        <w:rFonts w:eastAsia="黑体"/>
         <w:sz w:val="24"/>
         <w:szCs w:val="24"/>
       </w:rPr>
@@ -9317,7 +9666,7 @@
       <w:spacing w:after="0" w:line="240" w:lineRule="auto"/>
     </w:pPr>
     <w:rPr>
-      <w:rFonts w:asciiTheme="majorHAnsi" w:cstheme="majorBidi" w:eastAsiaTheme="majorEastAsia" w:hAnsiTheme="majorHAnsi"/>
+      <w:rFonts w:asciiTheme="majorHAnsi" w:cstheme="majorBidi" w:hAnsiTheme="majorHAnsi" w:eastAsia="黑体"/>
       <w:color w:themeColor="text1" w:val="000000"/>
     </w:rPr>
     <w:tblPr>
@@ -9339,6 +9688,7 @@
     </w:tblPr>
     <w:tblStylePr w:type="firstRow">
       <w:rPr>
+        <w:rFonts w:eastAsia="黑体"/>
         <w:sz w:val="24"/>
         <w:szCs w:val="24"/>
       </w:rPr>
@@ -9468,12 +9818,14 @@
     </w:tcPr>
     <w:tblStylePr w:type="firstRow">
       <w:rPr>
+        <w:rFonts w:eastAsia="黑体"/>
         <w:b/>
         <w:bCs/>
       </w:rPr>
     </w:tblStylePr>
     <w:tblStylePr w:type="lastRow">
       <w:rPr>
+        <w:rFonts w:eastAsia="黑体"/>
         <w:b/>
         <w:bCs/>
       </w:rPr>
@@ -9486,12 +9838,14 @@
     </w:tblStylePr>
     <w:tblStylePr w:type="firstCol">
       <w:rPr>
+        <w:rFonts w:eastAsia="黑体"/>
         <w:b/>
         <w:bCs/>
       </w:rPr>
     </w:tblStylePr>
     <w:tblStylePr w:type="lastCol">
       <w:rPr>
+        <w:rFonts w:eastAsia="黑体"/>
         <w:b/>
         <w:bCs/>
       </w:rPr>
@@ -9541,12 +9895,14 @@
     </w:tcPr>
     <w:tblStylePr w:type="firstRow">
       <w:rPr>
+        <w:rFonts w:eastAsia="黑体"/>
         <w:b/>
         <w:bCs/>
       </w:rPr>
     </w:tblStylePr>
     <w:tblStylePr w:type="lastRow">
       <w:rPr>
+        <w:rFonts w:eastAsia="黑体"/>
         <w:b/>
         <w:bCs/>
       </w:rPr>
@@ -9559,12 +9915,14 @@
     </w:tblStylePr>
     <w:tblStylePr w:type="firstCol">
       <w:rPr>
+        <w:rFonts w:eastAsia="黑体"/>
         <w:b/>
         <w:bCs/>
       </w:rPr>
     </w:tblStylePr>
     <w:tblStylePr w:type="lastCol">
       <w:rPr>
+        <w:rFonts w:eastAsia="黑体"/>
         <w:b/>
         <w:bCs/>
       </w:rPr>
@@ -9614,12 +9972,14 @@
     </w:tcPr>
     <w:tblStylePr w:type="firstRow">
       <w:rPr>
+        <w:rFonts w:eastAsia="黑体"/>
         <w:b/>
         <w:bCs/>
       </w:rPr>
     </w:tblStylePr>
     <w:tblStylePr w:type="lastRow">
       <w:rPr>
+        <w:rFonts w:eastAsia="黑体"/>
         <w:b/>
         <w:bCs/>
       </w:rPr>
@@ -9632,12 +9992,14 @@
     </w:tblStylePr>
     <w:tblStylePr w:type="firstCol">
       <w:rPr>
+        <w:rFonts w:eastAsia="黑体"/>
         <w:b/>
         <w:bCs/>
       </w:rPr>
     </w:tblStylePr>
     <w:tblStylePr w:type="lastCol">
       <w:rPr>
+        <w:rFonts w:eastAsia="黑体"/>
         <w:b/>
         <w:bCs/>
       </w:rPr>
@@ -9687,12 +10049,14 @@
     </w:tcPr>
     <w:tblStylePr w:type="firstRow">
       <w:rPr>
+        <w:rFonts w:eastAsia="黑体"/>
         <w:b/>
         <w:bCs/>
       </w:rPr>
     </w:tblStylePr>
     <w:tblStylePr w:type="lastRow">
       <w:rPr>
+        <w:rFonts w:eastAsia="黑体"/>
         <w:b/>
         <w:bCs/>
       </w:rPr>
@@ -9705,12 +10069,14 @@
     </w:tblStylePr>
     <w:tblStylePr w:type="firstCol">
       <w:rPr>
+        <w:rFonts w:eastAsia="黑体"/>
         <w:b/>
         <w:bCs/>
       </w:rPr>
     </w:tblStylePr>
     <w:tblStylePr w:type="lastCol">
       <w:rPr>
+        <w:rFonts w:eastAsia="黑体"/>
         <w:b/>
         <w:bCs/>
       </w:rPr>
@@ -9760,12 +10126,14 @@
     </w:tcPr>
     <w:tblStylePr w:type="firstRow">
       <w:rPr>
+        <w:rFonts w:eastAsia="黑体"/>
         <w:b/>
         <w:bCs/>
       </w:rPr>
     </w:tblStylePr>
     <w:tblStylePr w:type="lastRow">
       <w:rPr>
+        <w:rFonts w:eastAsia="黑体"/>
         <w:b/>
         <w:bCs/>
       </w:rPr>
@@ -9778,12 +10146,14 @@
     </w:tblStylePr>
     <w:tblStylePr w:type="firstCol">
       <w:rPr>
+        <w:rFonts w:eastAsia="黑体"/>
         <w:b/>
         <w:bCs/>
       </w:rPr>
     </w:tblStylePr>
     <w:tblStylePr w:type="lastCol">
       <w:rPr>
+        <w:rFonts w:eastAsia="黑体"/>
         <w:b/>
         <w:bCs/>
       </w:rPr>
@@ -9833,12 +10203,14 @@
     </w:tcPr>
     <w:tblStylePr w:type="firstRow">
       <w:rPr>
+        <w:rFonts w:eastAsia="黑体"/>
         <w:b/>
         <w:bCs/>
       </w:rPr>
     </w:tblStylePr>
     <w:tblStylePr w:type="lastRow">
       <w:rPr>
+        <w:rFonts w:eastAsia="黑体"/>
         <w:b/>
         <w:bCs/>
       </w:rPr>
@@ -9851,12 +10223,14 @@
     </w:tblStylePr>
     <w:tblStylePr w:type="firstCol">
       <w:rPr>
+        <w:rFonts w:eastAsia="黑体"/>
         <w:b/>
         <w:bCs/>
       </w:rPr>
     </w:tblStylePr>
     <w:tblStylePr w:type="lastCol">
       <w:rPr>
+        <w:rFonts w:eastAsia="黑体"/>
         <w:b/>
         <w:bCs/>
       </w:rPr>
@@ -9906,12 +10280,14 @@
     </w:tcPr>
     <w:tblStylePr w:type="firstRow">
       <w:rPr>
+        <w:rFonts w:eastAsia="黑体"/>
         <w:b/>
         <w:bCs/>
       </w:rPr>
     </w:tblStylePr>
     <w:tblStylePr w:type="lastRow">
       <w:rPr>
+        <w:rFonts w:eastAsia="黑体"/>
         <w:b/>
         <w:bCs/>
       </w:rPr>
@@ -9924,12 +10300,14 @@
     </w:tblStylePr>
     <w:tblStylePr w:type="firstCol">
       <w:rPr>
+        <w:rFonts w:eastAsia="黑体"/>
         <w:b/>
         <w:bCs/>
       </w:rPr>
     </w:tblStylePr>
     <w:tblStylePr w:type="lastCol">
       <w:rPr>
+        <w:rFonts w:eastAsia="黑体"/>
         <w:b/>
         <w:bCs/>
       </w:rPr>
@@ -9956,7 +10334,7 @@
       <w:spacing w:after="0" w:line="240" w:lineRule="auto"/>
     </w:pPr>
     <w:rPr>
-      <w:rFonts w:asciiTheme="majorHAnsi" w:cstheme="majorBidi" w:eastAsiaTheme="majorEastAsia" w:hAnsiTheme="majorHAnsi"/>
+      <w:rFonts w:asciiTheme="majorHAnsi" w:cstheme="majorBidi" w:hAnsiTheme="majorHAnsi" w:eastAsia="黑体"/>
       <w:color w:themeColor="text1" w:val="000000"/>
     </w:rPr>
     <w:tblPr>
@@ -9983,6 +10361,7 @@
     </w:tcPr>
     <w:tblStylePr w:type="firstRow">
       <w:rPr>
+        <w:rFonts w:eastAsia="黑体"/>
         <w:b/>
         <w:bCs/>
         <w:color w:themeColor="text1" w:val="000000"/>
@@ -9994,6 +10373,7 @@
     </w:tblStylePr>
     <w:tblStylePr w:type="lastRow">
       <w:rPr>
+        <w:rFonts w:eastAsia="黑体"/>
         <w:b/>
         <w:bCs/>
         <w:color w:themeColor="text1" w:val="000000"/>
@@ -10013,6 +10393,7 @@
     </w:tblStylePr>
     <w:tblStylePr w:type="firstCol">
       <w:rPr>
+        <w:rFonts w:eastAsia="黑体"/>
         <w:b/>
         <w:bCs/>
         <w:color w:themeColor="text1" w:val="000000"/>
@@ -10032,6 +10413,7 @@
     </w:tblStylePr>
     <w:tblStylePr w:type="lastCol">
       <w:rPr>
+        <w:rFonts w:eastAsia="黑体"/>
         <w:b w:val="0"/>
         <w:bCs w:val="0"/>
         <w:color w:themeColor="text1" w:val="000000"/>
@@ -10081,7 +10463,7 @@
       <w:spacing w:after="0" w:line="240" w:lineRule="auto"/>
     </w:pPr>
     <w:rPr>
-      <w:rFonts w:asciiTheme="majorHAnsi" w:cstheme="majorBidi" w:eastAsiaTheme="majorEastAsia" w:hAnsiTheme="majorHAnsi"/>
+      <w:rFonts w:asciiTheme="majorHAnsi" w:cstheme="majorBidi" w:hAnsiTheme="majorHAnsi" w:eastAsia="黑体"/>
       <w:color w:themeColor="text1" w:val="000000"/>
     </w:rPr>
     <w:tblPr>
@@ -10108,6 +10490,7 @@
     </w:tcPr>
     <w:tblStylePr w:type="firstRow">
       <w:rPr>
+        <w:rFonts w:eastAsia="黑体"/>
         <w:b/>
         <w:bCs/>
         <w:color w:themeColor="text1" w:val="000000"/>
@@ -10119,6 +10502,7 @@
     </w:tblStylePr>
     <w:tblStylePr w:type="lastRow">
       <w:rPr>
+        <w:rFonts w:eastAsia="黑体"/>
         <w:b/>
         <w:bCs/>
         <w:color w:themeColor="text1" w:val="000000"/>
@@ -10138,6 +10522,7 @@
     </w:tblStylePr>
     <w:tblStylePr w:type="firstCol">
       <w:rPr>
+        <w:rFonts w:eastAsia="黑体"/>
         <w:b/>
         <w:bCs/>
         <w:color w:themeColor="text1" w:val="000000"/>
@@ -10157,6 +10542,7 @@
     </w:tblStylePr>
     <w:tblStylePr w:type="lastCol">
       <w:rPr>
+        <w:rFonts w:eastAsia="黑体"/>
         <w:b w:val="0"/>
         <w:bCs w:val="0"/>
         <w:color w:themeColor="text1" w:val="000000"/>
@@ -10206,7 +10592,7 @@
       <w:spacing w:after="0" w:line="240" w:lineRule="auto"/>
     </w:pPr>
     <w:rPr>
-      <w:rFonts w:asciiTheme="majorHAnsi" w:cstheme="majorBidi" w:eastAsiaTheme="majorEastAsia" w:hAnsiTheme="majorHAnsi"/>
+      <w:rFonts w:asciiTheme="majorHAnsi" w:cstheme="majorBidi" w:hAnsiTheme="majorHAnsi" w:eastAsia="黑体"/>
       <w:color w:themeColor="text1" w:val="000000"/>
     </w:rPr>
     <w:tblPr>
@@ -10233,6 +10619,7 @@
     </w:tcPr>
     <w:tblStylePr w:type="firstRow">
       <w:rPr>
+        <w:rFonts w:eastAsia="黑体"/>
         <w:b/>
         <w:bCs/>
         <w:color w:themeColor="text1" w:val="000000"/>
@@ -10244,6 +10631,7 @@
     </w:tblStylePr>
     <w:tblStylePr w:type="lastRow">
       <w:rPr>
+        <w:rFonts w:eastAsia="黑体"/>
         <w:b/>
         <w:bCs/>
         <w:color w:themeColor="text1" w:val="000000"/>
@@ -10263,6 +10651,7 @@
     </w:tblStylePr>
     <w:tblStylePr w:type="firstCol">
       <w:rPr>
+        <w:rFonts w:eastAsia="黑体"/>
         <w:b/>
         <w:bCs/>
         <w:color w:themeColor="text1" w:val="000000"/>
@@ -10282,6 +10671,7 @@
     </w:tblStylePr>
     <w:tblStylePr w:type="lastCol">
       <w:rPr>
+        <w:rFonts w:eastAsia="黑体"/>
         <w:b w:val="0"/>
         <w:bCs w:val="0"/>
         <w:color w:themeColor="text1" w:val="000000"/>
@@ -10331,7 +10721,7 @@
       <w:spacing w:after="0" w:line="240" w:lineRule="auto"/>
     </w:pPr>
     <w:rPr>
-      <w:rFonts w:asciiTheme="majorHAnsi" w:cstheme="majorBidi" w:eastAsiaTheme="majorEastAsia" w:hAnsiTheme="majorHAnsi"/>
+      <w:rFonts w:asciiTheme="majorHAnsi" w:cstheme="majorBidi" w:hAnsiTheme="majorHAnsi" w:eastAsia="黑体"/>
       <w:color w:themeColor="text1" w:val="000000"/>
     </w:rPr>
     <w:tblPr>
@@ -10358,6 +10748,7 @@
     </w:tcPr>
     <w:tblStylePr w:type="firstRow">
       <w:rPr>
+        <w:rFonts w:eastAsia="黑体"/>
         <w:b/>
         <w:bCs/>
         <w:color w:themeColor="text1" w:val="000000"/>
@@ -10369,6 +10760,7 @@
     </w:tblStylePr>
     <w:tblStylePr w:type="lastRow">
       <w:rPr>
+        <w:rFonts w:eastAsia="黑体"/>
         <w:b/>
         <w:bCs/>
         <w:color w:themeColor="text1" w:val="000000"/>
@@ -10388,6 +10780,7 @@
     </w:tblStylePr>
     <w:tblStylePr w:type="firstCol">
       <w:rPr>
+        <w:rFonts w:eastAsia="黑体"/>
         <w:b/>
         <w:bCs/>
         <w:color w:themeColor="text1" w:val="000000"/>
@@ -10407,6 +10800,7 @@
     </w:tblStylePr>
     <w:tblStylePr w:type="lastCol">
       <w:rPr>
+        <w:rFonts w:eastAsia="黑体"/>
         <w:b w:val="0"/>
         <w:bCs w:val="0"/>
         <w:color w:themeColor="text1" w:val="000000"/>
@@ -10456,7 +10850,7 @@
       <w:spacing w:after="0" w:line="240" w:lineRule="auto"/>
     </w:pPr>
     <w:rPr>
-      <w:rFonts w:asciiTheme="majorHAnsi" w:cstheme="majorBidi" w:eastAsiaTheme="majorEastAsia" w:hAnsiTheme="majorHAnsi"/>
+      <w:rFonts w:asciiTheme="majorHAnsi" w:cstheme="majorBidi" w:hAnsiTheme="majorHAnsi" w:eastAsia="黑体"/>
       <w:color w:themeColor="text1" w:val="000000"/>
     </w:rPr>
     <w:tblPr>
@@ -10483,6 +10877,7 @@
     </w:tcPr>
     <w:tblStylePr w:type="firstRow">
       <w:rPr>
+        <w:rFonts w:eastAsia="黑体"/>
         <w:b/>
         <w:bCs/>
         <w:color w:themeColor="text1" w:val="000000"/>
@@ -10494,6 +10889,7 @@
     </w:tblStylePr>
     <w:tblStylePr w:type="lastRow">
       <w:rPr>
+        <w:rFonts w:eastAsia="黑体"/>
         <w:b/>
         <w:bCs/>
         <w:color w:themeColor="text1" w:val="000000"/>
@@ -10513,6 +10909,7 @@
     </w:tblStylePr>
     <w:tblStylePr w:type="firstCol">
       <w:rPr>
+        <w:rFonts w:eastAsia="黑体"/>
         <w:b/>
         <w:bCs/>
         <w:color w:themeColor="text1" w:val="000000"/>
@@ -10532,6 +10929,7 @@
     </w:tblStylePr>
     <w:tblStylePr w:type="lastCol">
       <w:rPr>
+        <w:rFonts w:eastAsia="黑体"/>
         <w:b w:val="0"/>
         <w:bCs w:val="0"/>
         <w:color w:themeColor="text1" w:val="000000"/>
@@ -10581,7 +10979,7 @@
       <w:spacing w:after="0" w:line="240" w:lineRule="auto"/>
     </w:pPr>
     <w:rPr>
-      <w:rFonts w:asciiTheme="majorHAnsi" w:cstheme="majorBidi" w:eastAsiaTheme="majorEastAsia" w:hAnsiTheme="majorHAnsi"/>
+      <w:rFonts w:asciiTheme="majorHAnsi" w:cstheme="majorBidi" w:hAnsiTheme="majorHAnsi" w:eastAsia="黑体"/>
       <w:color w:themeColor="text1" w:val="000000"/>
     </w:rPr>
     <w:tblPr>
@@ -10608,6 +11006,7 @@
     </w:tcPr>
     <w:tblStylePr w:type="firstRow">
       <w:rPr>
+        <w:rFonts w:eastAsia="黑体"/>
         <w:b/>
         <w:bCs/>
         <w:color w:themeColor="text1" w:val="000000"/>
@@ -10619,6 +11018,7 @@
     </w:tblStylePr>
     <w:tblStylePr w:type="lastRow">
       <w:rPr>
+        <w:rFonts w:eastAsia="黑体"/>
         <w:b/>
         <w:bCs/>
         <w:color w:themeColor="text1" w:val="000000"/>
@@ -10638,6 +11038,7 @@
     </w:tblStylePr>
     <w:tblStylePr w:type="firstCol">
       <w:rPr>
+        <w:rFonts w:eastAsia="黑体"/>
         <w:b/>
         <w:bCs/>
         <w:color w:themeColor="text1" w:val="000000"/>
@@ -10657,6 +11058,7 @@
     </w:tblStylePr>
     <w:tblStylePr w:type="lastCol">
       <w:rPr>
+        <w:rFonts w:eastAsia="黑体"/>
         <w:b w:val="0"/>
         <w:bCs w:val="0"/>
         <w:color w:themeColor="text1" w:val="000000"/>
@@ -10706,7 +11108,7 @@
       <w:spacing w:after="0" w:line="240" w:lineRule="auto"/>
     </w:pPr>
     <w:rPr>
-      <w:rFonts w:asciiTheme="majorHAnsi" w:cstheme="majorBidi" w:eastAsiaTheme="majorEastAsia" w:hAnsiTheme="majorHAnsi"/>
+      <w:rFonts w:asciiTheme="majorHAnsi" w:cstheme="majorBidi" w:hAnsiTheme="majorHAnsi" w:eastAsia="黑体"/>
       <w:color w:themeColor="text1" w:val="000000"/>
     </w:rPr>
     <w:tblPr>
@@ -10733,6 +11135,7 @@
     </w:tcPr>
     <w:tblStylePr w:type="firstRow">
       <w:rPr>
+        <w:rFonts w:eastAsia="黑体"/>
         <w:b/>
         <w:bCs/>
         <w:color w:themeColor="text1" w:val="000000"/>
@@ -10744,6 +11147,7 @@
     </w:tblStylePr>
     <w:tblStylePr w:type="lastRow">
       <w:rPr>
+        <w:rFonts w:eastAsia="黑体"/>
         <w:b/>
         <w:bCs/>
         <w:color w:themeColor="text1" w:val="000000"/>
@@ -10763,6 +11167,7 @@
     </w:tblStylePr>
     <w:tblStylePr w:type="firstCol">
       <w:rPr>
+        <w:rFonts w:eastAsia="黑体"/>
         <w:b/>
         <w:bCs/>
         <w:color w:themeColor="text1" w:val="000000"/>
@@ -10782,6 +11187,7 @@
     </w:tblStylePr>
     <w:tblStylePr w:type="lastCol">
       <w:rPr>
+        <w:rFonts w:eastAsia="黑体"/>
         <w:b w:val="0"/>
         <w:bCs w:val="0"/>
         <w:color w:themeColor="text1" w:val="000000"/>
@@ -10854,6 +11260,7 @@
     </w:tcPr>
     <w:tblStylePr w:type="firstRow">
       <w:rPr>
+        <w:rFonts w:eastAsia="黑体"/>
         <w:b/>
         <w:bCs/>
         <w:i w:val="0"/>
@@ -10875,6 +11282,7 @@
     </w:tblStylePr>
     <w:tblStylePr w:type="lastRow">
       <w:rPr>
+        <w:rFonts w:eastAsia="黑体"/>
         <w:b/>
         <w:bCs/>
         <w:i w:val="0"/>
@@ -10896,6 +11304,7 @@
     </w:tblStylePr>
     <w:tblStylePr w:type="firstCol">
       <w:rPr>
+        <w:rFonts w:eastAsia="黑体"/>
         <w:b/>
         <w:bCs/>
         <w:i w:val="0"/>
@@ -10915,6 +11324,7 @@
     </w:tblStylePr>
     <w:tblStylePr w:type="lastCol">
       <w:rPr>
+        <w:rFonts w:eastAsia="黑体"/>
         <w:b/>
         <w:bCs/>
         <w:i w:val="0"/>
@@ -10995,6 +11405,7 @@
     </w:tcPr>
     <w:tblStylePr w:type="firstRow">
       <w:rPr>
+        <w:rFonts w:eastAsia="黑体"/>
         <w:b/>
         <w:bCs/>
         <w:i w:val="0"/>
@@ -11016,6 +11427,7 @@
     </w:tblStylePr>
     <w:tblStylePr w:type="lastRow">
       <w:rPr>
+        <w:rFonts w:eastAsia="黑体"/>
         <w:b/>
         <w:bCs/>
         <w:i w:val="0"/>
@@ -11037,6 +11449,7 @@
     </w:tblStylePr>
     <w:tblStylePr w:type="firstCol">
       <w:rPr>
+        <w:rFonts w:eastAsia="黑体"/>
         <w:b/>
         <w:bCs/>
         <w:i w:val="0"/>
@@ -11056,6 +11469,7 @@
     </w:tblStylePr>
     <w:tblStylePr w:type="lastCol">
       <w:rPr>
+        <w:rFonts w:eastAsia="黑体"/>
         <w:b/>
         <w:bCs/>
         <w:i w:val="0"/>
@@ -11136,6 +11550,7 @@
     </w:tcPr>
     <w:tblStylePr w:type="firstRow">
       <w:rPr>
+        <w:rFonts w:eastAsia="黑体"/>
         <w:b/>
         <w:bCs/>
         <w:i w:val="0"/>
@@ -11157,6 +11572,7 @@
     </w:tblStylePr>
     <w:tblStylePr w:type="lastRow">
       <w:rPr>
+        <w:rFonts w:eastAsia="黑体"/>
         <w:b/>
         <w:bCs/>
         <w:i w:val="0"/>
@@ -11178,6 +11594,7 @@
     </w:tblStylePr>
     <w:tblStylePr w:type="firstCol">
       <w:rPr>
+        <w:rFonts w:eastAsia="黑体"/>
         <w:b/>
         <w:bCs/>
         <w:i w:val="0"/>
@@ -11197,6 +11614,7 @@
     </w:tblStylePr>
     <w:tblStylePr w:type="lastCol">
       <w:rPr>
+        <w:rFonts w:eastAsia="黑体"/>
         <w:b/>
         <w:bCs/>
         <w:i w:val="0"/>
@@ -11277,6 +11695,7 @@
     </w:tcPr>
     <w:tblStylePr w:type="firstRow">
       <w:rPr>
+        <w:rFonts w:eastAsia="黑体"/>
         <w:b/>
         <w:bCs/>
         <w:i w:val="0"/>
@@ -11298,6 +11717,7 @@
     </w:tblStylePr>
     <w:tblStylePr w:type="lastRow">
       <w:rPr>
+        <w:rFonts w:eastAsia="黑体"/>
         <w:b/>
         <w:bCs/>
         <w:i w:val="0"/>
@@ -11319,6 +11739,7 @@
     </w:tblStylePr>
     <w:tblStylePr w:type="firstCol">
       <w:rPr>
+        <w:rFonts w:eastAsia="黑体"/>
         <w:b/>
         <w:bCs/>
         <w:i w:val="0"/>
@@ -11338,6 +11759,7 @@
     </w:tblStylePr>
     <w:tblStylePr w:type="lastCol">
       <w:rPr>
+        <w:rFonts w:eastAsia="黑体"/>
         <w:b/>
         <w:bCs/>
         <w:i w:val="0"/>
@@ -11418,6 +11840,7 @@
     </w:tcPr>
     <w:tblStylePr w:type="firstRow">
       <w:rPr>
+        <w:rFonts w:eastAsia="黑体"/>
         <w:b/>
         <w:bCs/>
         <w:i w:val="0"/>
@@ -11439,6 +11862,7 @@
     </w:tblStylePr>
     <w:tblStylePr w:type="lastRow">
       <w:rPr>
+        <w:rFonts w:eastAsia="黑体"/>
         <w:b/>
         <w:bCs/>
         <w:i w:val="0"/>
@@ -11460,6 +11884,7 @@
     </w:tblStylePr>
     <w:tblStylePr w:type="firstCol">
       <w:rPr>
+        <w:rFonts w:eastAsia="黑体"/>
         <w:b/>
         <w:bCs/>
         <w:i w:val="0"/>
@@ -11479,6 +11904,7 @@
     </w:tblStylePr>
     <w:tblStylePr w:type="lastCol">
       <w:rPr>
+        <w:rFonts w:eastAsia="黑体"/>
         <w:b/>
         <w:bCs/>
         <w:i w:val="0"/>
@@ -11559,6 +11985,7 @@
     </w:tcPr>
     <w:tblStylePr w:type="firstRow">
       <w:rPr>
+        <w:rFonts w:eastAsia="黑体"/>
         <w:b/>
         <w:bCs/>
         <w:i w:val="0"/>
@@ -11580,6 +12007,7 @@
     </w:tblStylePr>
     <w:tblStylePr w:type="lastRow">
       <w:rPr>
+        <w:rFonts w:eastAsia="黑体"/>
         <w:b/>
         <w:bCs/>
         <w:i w:val="0"/>
@@ -11601,6 +12029,7 @@
     </w:tblStylePr>
     <w:tblStylePr w:type="firstCol">
       <w:rPr>
+        <w:rFonts w:eastAsia="黑体"/>
         <w:b/>
         <w:bCs/>
         <w:i w:val="0"/>
@@ -11620,6 +12049,7 @@
     </w:tblStylePr>
     <w:tblStylePr w:type="lastCol">
       <w:rPr>
+        <w:rFonts w:eastAsia="黑体"/>
         <w:b/>
         <w:bCs/>
         <w:i w:val="0"/>
@@ -11700,6 +12130,7 @@
     </w:tcPr>
     <w:tblStylePr w:type="firstRow">
       <w:rPr>
+        <w:rFonts w:eastAsia="黑体"/>
         <w:b/>
         <w:bCs/>
         <w:i w:val="0"/>
@@ -11721,6 +12152,7 @@
     </w:tblStylePr>
     <w:tblStylePr w:type="lastRow">
       <w:rPr>
+        <w:rFonts w:eastAsia="黑体"/>
         <w:b/>
         <w:bCs/>
         <w:i w:val="0"/>
@@ -11742,6 +12174,7 @@
     </w:tblStylePr>
     <w:tblStylePr w:type="firstCol">
       <w:rPr>
+        <w:rFonts w:eastAsia="黑体"/>
         <w:b/>
         <w:bCs/>
         <w:i w:val="0"/>
@@ -11761,6 +12194,7 @@
     </w:tblStylePr>
     <w:tblStylePr w:type="lastCol">
       <w:rPr>
+        <w:rFonts w:eastAsia="黑体"/>
         <w:b/>
         <w:bCs/>
         <w:i w:val="0"/>
@@ -11818,6 +12252,7 @@
       <w:spacing w:after="0" w:line="240" w:lineRule="auto"/>
     </w:pPr>
     <w:rPr>
+      <w:rFonts w:eastAsia="黑体"/>
       <w:color w:themeColor="background1" w:val="FFFFFF"/>
     </w:rPr>
     <w:tblPr>
@@ -11836,6 +12271,7 @@
     </w:tcPr>
     <w:tblStylePr w:type="firstRow">
       <w:rPr>
+        <w:rFonts w:eastAsia="黑体"/>
         <w:b/>
         <w:bCs/>
       </w:rPr>
@@ -11932,6 +12368,7 @@
       <w:spacing w:after="0" w:line="240" w:lineRule="auto"/>
     </w:pPr>
     <w:rPr>
+      <w:rFonts w:eastAsia="黑体"/>
       <w:color w:themeColor="background1" w:val="FFFFFF"/>
     </w:rPr>
     <w:tblPr>
@@ -11950,6 +12387,7 @@
     </w:tcPr>
     <w:tblStylePr w:type="firstRow">
       <w:rPr>
+        <w:rFonts w:eastAsia="黑体"/>
         <w:b/>
         <w:bCs/>
       </w:rPr>
@@ -12046,6 +12484,7 @@
       <w:spacing w:after="0" w:line="240" w:lineRule="auto"/>
     </w:pPr>
     <w:rPr>
+      <w:rFonts w:eastAsia="黑体"/>
       <w:color w:themeColor="background1" w:val="FFFFFF"/>
     </w:rPr>
     <w:tblPr>
@@ -12064,6 +12503,7 @@
     </w:tcPr>
     <w:tblStylePr w:type="firstRow">
       <w:rPr>
+        <w:rFonts w:eastAsia="黑体"/>
         <w:b/>
         <w:bCs/>
       </w:rPr>
@@ -12160,6 +12600,7 @@
       <w:spacing w:after="0" w:line="240" w:lineRule="auto"/>
     </w:pPr>
     <w:rPr>
+      <w:rFonts w:eastAsia="黑体"/>
       <w:color w:themeColor="background1" w:val="FFFFFF"/>
     </w:rPr>
     <w:tblPr>
@@ -12178,6 +12619,7 @@
     </w:tcPr>
     <w:tblStylePr w:type="firstRow">
       <w:rPr>
+        <w:rFonts w:eastAsia="黑体"/>
         <w:b/>
         <w:bCs/>
       </w:rPr>
@@ -12274,6 +12716,7 @@
       <w:spacing w:after="0" w:line="240" w:lineRule="auto"/>
     </w:pPr>
     <w:rPr>
+      <w:rFonts w:eastAsia="黑体"/>
       <w:color w:themeColor="background1" w:val="FFFFFF"/>
     </w:rPr>
     <w:tblPr>
@@ -12292,6 +12735,7 @@
     </w:tcPr>
     <w:tblStylePr w:type="firstRow">
       <w:rPr>
+        <w:rFonts w:eastAsia="黑体"/>
         <w:b/>
         <w:bCs/>
       </w:rPr>
@@ -12388,6 +12832,7 @@
       <w:spacing w:after="0" w:line="240" w:lineRule="auto"/>
     </w:pPr>
     <w:rPr>
+      <w:rFonts w:eastAsia="黑体"/>
       <w:color w:themeColor="background1" w:val="FFFFFF"/>
     </w:rPr>
     <w:tblPr>
@@ -12406,6 +12851,7 @@
     </w:tcPr>
     <w:tblStylePr w:type="firstRow">
       <w:rPr>
+        <w:rFonts w:eastAsia="黑体"/>
         <w:b/>
         <w:bCs/>
       </w:rPr>
@@ -12502,6 +12948,7 @@
       <w:spacing w:after="0" w:line="240" w:lineRule="auto"/>
     </w:pPr>
     <w:rPr>
+      <w:rFonts w:eastAsia="黑体"/>
       <w:color w:themeColor="background1" w:val="FFFFFF"/>
     </w:rPr>
     <w:tblPr>
@@ -12520,6 +12967,7 @@
     </w:tcPr>
     <w:tblStylePr w:type="firstRow">
       <w:rPr>
+        <w:rFonts w:eastAsia="黑体"/>
         <w:b/>
         <w:bCs/>
       </w:rPr>
@@ -12616,6 +13064,7 @@
       <w:spacing w:after="0" w:line="240" w:lineRule="auto"/>
     </w:pPr>
     <w:rPr>
+      <w:rFonts w:eastAsia="黑体"/>
       <w:color w:themeColor="text1" w:val="000000"/>
     </w:rPr>
     <w:tblPr>
@@ -12642,6 +13091,7 @@
     </w:tcPr>
     <w:tblStylePr w:type="firstRow">
       <w:rPr>
+        <w:rFonts w:eastAsia="黑体"/>
         <w:b/>
         <w:bCs/>
       </w:rPr>
@@ -12660,6 +13110,7 @@
     </w:tblStylePr>
     <w:tblStylePr w:type="lastRow">
       <w:rPr>
+        <w:rFonts w:eastAsia="黑体"/>
         <w:b/>
         <w:bCs/>
         <w:color w:themeColor="background1" w:val="FFFFFF"/>
@@ -12674,6 +13125,7 @@
     </w:tblStylePr>
     <w:tblStylePr w:type="firstCol">
       <w:rPr>
+        <w:rFonts w:eastAsia="黑体"/>
         <w:color w:themeColor="background1" w:val="FFFFFF"/>
       </w:rPr>
       <w:tblPr/>
@@ -12691,6 +13143,7 @@
     </w:tblStylePr>
     <w:tblStylePr w:type="lastCol">
       <w:rPr>
+        <w:rFonts w:eastAsia="黑体"/>
         <w:color w:themeColor="background1" w:val="FFFFFF"/>
       </w:rPr>
       <w:tblPr/>
@@ -12720,11 +13173,13 @@
     </w:tblStylePr>
     <w:tblStylePr w:type="neCell">
       <w:rPr>
+        <w:rFonts w:eastAsia="黑体"/>
         <w:color w:themeColor="text1" w:val="000000"/>
       </w:rPr>
     </w:tblStylePr>
     <w:tblStylePr w:type="nwCell">
       <w:rPr>
+        <w:rFonts w:eastAsia="黑体"/>
         <w:color w:themeColor="text1" w:val="000000"/>
       </w:rPr>
     </w:tblStylePr>
@@ -12738,6 +13193,7 @@
       <w:spacing w:after="0" w:line="240" w:lineRule="auto"/>
     </w:pPr>
     <w:rPr>
+      <w:rFonts w:eastAsia="黑体"/>
       <w:color w:themeColor="text1" w:val="000000"/>
     </w:rPr>
     <w:tblPr>
@@ -12764,6 +13220,7 @@
     </w:tcPr>
     <w:tblStylePr w:type="firstRow">
       <w:rPr>
+        <w:rFonts w:eastAsia="黑体"/>
         <w:b/>
         <w:bCs/>
       </w:rPr>
@@ -12782,6 +13239,7 @@
     </w:tblStylePr>
     <w:tblStylePr w:type="lastRow">
       <w:rPr>
+        <w:rFonts w:eastAsia="黑体"/>
         <w:b/>
         <w:bCs/>
         <w:color w:themeColor="background1" w:val="FFFFFF"/>
@@ -12796,6 +13254,7 @@
     </w:tblStylePr>
     <w:tblStylePr w:type="firstCol">
       <w:rPr>
+        <w:rFonts w:eastAsia="黑体"/>
         <w:color w:themeColor="background1" w:val="FFFFFF"/>
       </w:rPr>
       <w:tblPr/>
@@ -12813,6 +13272,7 @@
     </w:tblStylePr>
     <w:tblStylePr w:type="lastCol">
       <w:rPr>
+        <w:rFonts w:eastAsia="黑体"/>
         <w:color w:themeColor="background1" w:val="FFFFFF"/>
       </w:rPr>
       <w:tblPr/>
@@ -12842,11 +13302,13 @@
     </w:tblStylePr>
     <w:tblStylePr w:type="neCell">
       <w:rPr>
+        <w:rFonts w:eastAsia="黑体"/>
         <w:color w:themeColor="text1" w:val="000000"/>
       </w:rPr>
     </w:tblStylePr>
     <w:tblStylePr w:type="nwCell">
       <w:rPr>
+        <w:rFonts w:eastAsia="黑体"/>
         <w:color w:themeColor="text1" w:val="000000"/>
       </w:rPr>
     </w:tblStylePr>
@@ -12860,6 +13322,7 @@
       <w:spacing w:after="0" w:line="240" w:lineRule="auto"/>
     </w:pPr>
     <w:rPr>
+      <w:rFonts w:eastAsia="黑体"/>
       <w:color w:themeColor="text1" w:val="000000"/>
     </w:rPr>
     <w:tblPr>
@@ -12886,6 +13349,7 @@
     </w:tcPr>
     <w:tblStylePr w:type="firstRow">
       <w:rPr>
+        <w:rFonts w:eastAsia="黑体"/>
         <w:b/>
         <w:bCs/>
       </w:rPr>
@@ -12904,6 +13368,7 @@
     </w:tblStylePr>
     <w:tblStylePr w:type="lastRow">
       <w:rPr>
+        <w:rFonts w:eastAsia="黑体"/>
         <w:b/>
         <w:bCs/>
         <w:color w:themeColor="background1" w:val="FFFFFF"/>
@@ -12918,6 +13383,7 @@
     </w:tblStylePr>
     <w:tblStylePr w:type="firstCol">
       <w:rPr>
+        <w:rFonts w:eastAsia="黑体"/>
         <w:color w:themeColor="background1" w:val="FFFFFF"/>
       </w:rPr>
       <w:tblPr/>
@@ -12935,6 +13401,7 @@
     </w:tblStylePr>
     <w:tblStylePr w:type="lastCol">
       <w:rPr>
+        <w:rFonts w:eastAsia="黑体"/>
         <w:color w:themeColor="background1" w:val="FFFFFF"/>
       </w:rPr>
       <w:tblPr/>
@@ -12964,11 +13431,13 @@
     </w:tblStylePr>
     <w:tblStylePr w:type="neCell">
       <w:rPr>
+        <w:rFonts w:eastAsia="黑体"/>
         <w:color w:themeColor="text1" w:val="000000"/>
       </w:rPr>
     </w:tblStylePr>
     <w:tblStylePr w:type="nwCell">
       <w:rPr>
+        <w:rFonts w:eastAsia="黑体"/>
         <w:color w:themeColor="text1" w:val="000000"/>
       </w:rPr>
     </w:tblStylePr>
@@ -12982,6 +13451,7 @@
       <w:spacing w:after="0" w:line="240" w:lineRule="auto"/>
     </w:pPr>
     <w:rPr>
+      <w:rFonts w:eastAsia="黑体"/>
       <w:color w:themeColor="text1" w:val="000000"/>
     </w:rPr>
     <w:tblPr>
@@ -13008,6 +13478,7 @@
     </w:tcPr>
     <w:tblStylePr w:type="firstRow">
       <w:rPr>
+        <w:rFonts w:eastAsia="黑体"/>
         <w:b/>
         <w:bCs/>
       </w:rPr>
@@ -13026,6 +13497,7 @@
     </w:tblStylePr>
     <w:tblStylePr w:type="lastRow">
       <w:rPr>
+        <w:rFonts w:eastAsia="黑体"/>
         <w:b/>
         <w:bCs/>
         <w:color w:themeColor="background1" w:val="FFFFFF"/>
@@ -13040,6 +13512,7 @@
     </w:tblStylePr>
     <w:tblStylePr w:type="firstCol">
       <w:rPr>
+        <w:rFonts w:eastAsia="黑体"/>
         <w:color w:themeColor="background1" w:val="FFFFFF"/>
       </w:rPr>
       <w:tblPr/>
@@ -13057,6 +13530,7 @@
     </w:tblStylePr>
     <w:tblStylePr w:type="lastCol">
       <w:rPr>
+        <w:rFonts w:eastAsia="黑体"/>
         <w:color w:themeColor="background1" w:val="FFFFFF"/>
       </w:rPr>
       <w:tblPr/>
@@ -13094,6 +13568,7 @@
       <w:spacing w:after="0" w:line="240" w:lineRule="auto"/>
     </w:pPr>
     <w:rPr>
+      <w:rFonts w:eastAsia="黑体"/>
       <w:color w:themeColor="text1" w:val="000000"/>
     </w:rPr>
     <w:tblPr>
@@ -13120,6 +13595,7 @@
     </w:tcPr>
     <w:tblStylePr w:type="firstRow">
       <w:rPr>
+        <w:rFonts w:eastAsia="黑体"/>
         <w:b/>
         <w:bCs/>
       </w:rPr>
@@ -13138,6 +13614,7 @@
     </w:tblStylePr>
     <w:tblStylePr w:type="lastRow">
       <w:rPr>
+        <w:rFonts w:eastAsia="黑体"/>
         <w:b/>
         <w:bCs/>
         <w:color w:themeColor="background1" w:val="FFFFFF"/>
@@ -13152,6 +13629,7 @@
     </w:tblStylePr>
     <w:tblStylePr w:type="firstCol">
       <w:rPr>
+        <w:rFonts w:eastAsia="黑体"/>
         <w:color w:themeColor="background1" w:val="FFFFFF"/>
       </w:rPr>
       <w:tblPr/>
@@ -13169,6 +13647,7 @@
     </w:tblStylePr>
     <w:tblStylePr w:type="lastCol">
       <w:rPr>
+        <w:rFonts w:eastAsia="黑体"/>
         <w:color w:themeColor="background1" w:val="FFFFFF"/>
       </w:rPr>
       <w:tblPr/>
@@ -13198,11 +13677,13 @@
     </w:tblStylePr>
     <w:tblStylePr w:type="neCell">
       <w:rPr>
+        <w:rFonts w:eastAsia="黑体"/>
         <w:color w:themeColor="text1" w:val="000000"/>
       </w:rPr>
     </w:tblStylePr>
     <w:tblStylePr w:type="nwCell">
       <w:rPr>
+        <w:rFonts w:eastAsia="黑体"/>
         <w:color w:themeColor="text1" w:val="000000"/>
       </w:rPr>
     </w:tblStylePr>
@@ -13216,6 +13697,7 @@
       <w:spacing w:after="0" w:line="240" w:lineRule="auto"/>
     </w:pPr>
     <w:rPr>
+      <w:rFonts w:eastAsia="黑体"/>
       <w:color w:themeColor="text1" w:val="000000"/>
     </w:rPr>
     <w:tblPr>
@@ -13242,6 +13724,7 @@
     </w:tcPr>
     <w:tblStylePr w:type="firstRow">
       <w:rPr>
+        <w:rFonts w:eastAsia="黑体"/>
         <w:b/>
         <w:bCs/>
       </w:rPr>
@@ -13260,6 +13743,7 @@
     </w:tblStylePr>
     <w:tblStylePr w:type="lastRow">
       <w:rPr>
+        <w:rFonts w:eastAsia="黑体"/>
         <w:b/>
         <w:bCs/>
         <w:color w:themeColor="background1" w:val="FFFFFF"/>
@@ -13274,6 +13758,7 @@
     </w:tblStylePr>
     <w:tblStylePr w:type="firstCol">
       <w:rPr>
+        <w:rFonts w:eastAsia="黑体"/>
         <w:color w:themeColor="background1" w:val="FFFFFF"/>
       </w:rPr>
       <w:tblPr/>
@@ -13291,6 +13776,7 @@
     </w:tblStylePr>
     <w:tblStylePr w:type="lastCol">
       <w:rPr>
+        <w:rFonts w:eastAsia="黑体"/>
         <w:color w:themeColor="background1" w:val="FFFFFF"/>
       </w:rPr>
       <w:tblPr/>
@@ -13320,11 +13806,13 @@
     </w:tblStylePr>
     <w:tblStylePr w:type="neCell">
       <w:rPr>
+        <w:rFonts w:eastAsia="黑体"/>
         <w:color w:themeColor="text1" w:val="000000"/>
       </w:rPr>
     </w:tblStylePr>
     <w:tblStylePr w:type="nwCell">
       <w:rPr>
+        <w:rFonts w:eastAsia="黑体"/>
         <w:color w:themeColor="text1" w:val="000000"/>
       </w:rPr>
     </w:tblStylePr>
@@ -13338,6 +13826,7 @@
       <w:spacing w:after="0" w:line="240" w:lineRule="auto"/>
     </w:pPr>
     <w:rPr>
+      <w:rFonts w:eastAsia="黑体"/>
       <w:color w:themeColor="text1" w:val="000000"/>
     </w:rPr>
     <w:tblPr>
@@ -13364,6 +13853,7 @@
     </w:tcPr>
     <w:tblStylePr w:type="firstRow">
       <w:rPr>
+        <w:rFonts w:eastAsia="黑体"/>
         <w:b/>
         <w:bCs/>
       </w:rPr>
@@ -13382,6 +13872,7 @@
     </w:tblStylePr>
     <w:tblStylePr w:type="lastRow">
       <w:rPr>
+        <w:rFonts w:eastAsia="黑体"/>
         <w:b/>
         <w:bCs/>
         <w:color w:themeColor="background1" w:val="FFFFFF"/>
@@ -13396,6 +13887,7 @@
     </w:tblStylePr>
     <w:tblStylePr w:type="firstCol">
       <w:rPr>
+        <w:rFonts w:eastAsia="黑体"/>
         <w:color w:themeColor="background1" w:val="FFFFFF"/>
       </w:rPr>
       <w:tblPr/>
@@ -13413,6 +13905,7 @@
     </w:tblStylePr>
     <w:tblStylePr w:type="lastCol">
       <w:rPr>
+        <w:rFonts w:eastAsia="黑体"/>
         <w:color w:themeColor="background1" w:val="FFFFFF"/>
       </w:rPr>
       <w:tblPr/>
@@ -13442,11 +13935,13 @@
     </w:tblStylePr>
     <w:tblStylePr w:type="neCell">
       <w:rPr>
+        <w:rFonts w:eastAsia="黑体"/>
         <w:color w:themeColor="text1" w:val="000000"/>
       </w:rPr>
     </w:tblStylePr>
     <w:tblStylePr w:type="nwCell">
       <w:rPr>
+        <w:rFonts w:eastAsia="黑体"/>
         <w:color w:themeColor="text1" w:val="000000"/>
       </w:rPr>
     </w:tblStylePr>
@@ -13460,6 +13955,7 @@
       <w:spacing w:after="0" w:line="240" w:lineRule="auto"/>
     </w:pPr>
     <w:rPr>
+      <w:rFonts w:eastAsia="黑体"/>
       <w:color w:themeColor="text1" w:val="000000"/>
     </w:rPr>
     <w:tblPr>
@@ -13478,6 +13974,7 @@
     </w:tcPr>
     <w:tblStylePr w:type="firstRow">
       <w:rPr>
+        <w:rFonts w:eastAsia="黑体"/>
         <w:b/>
         <w:bCs/>
         <w:color w:themeColor="background1" w:val="FFFFFF"/>
@@ -13492,6 +13989,7 @@
     </w:tblStylePr>
     <w:tblStylePr w:type="lastRow">
       <w:rPr>
+        <w:rFonts w:eastAsia="黑体"/>
         <w:b/>
         <w:bCs/>
         <w:color w:themeColor="accent2" w:themeShade="CC" w:val="9E3A38"/>
@@ -13506,12 +14004,14 @@
     </w:tblStylePr>
     <w:tblStylePr w:type="firstCol">
       <w:rPr>
+        <w:rFonts w:eastAsia="黑体"/>
         <w:b/>
         <w:bCs/>
       </w:rPr>
     </w:tblStylePr>
     <w:tblStylePr w:type="lastCol">
       <w:rPr>
+        <w:rFonts w:eastAsia="黑体"/>
         <w:b/>
         <w:bCs/>
       </w:rPr>
@@ -13546,6 +14046,7 @@
       <w:spacing w:after="0" w:line="240" w:lineRule="auto"/>
     </w:pPr>
     <w:rPr>
+      <w:rFonts w:eastAsia="黑体"/>
       <w:color w:themeColor="text1" w:val="000000"/>
     </w:rPr>
     <w:tblPr>
@@ -13564,6 +14065,7 @@
     </w:tcPr>
     <w:tblStylePr w:type="firstRow">
       <w:rPr>
+        <w:rFonts w:eastAsia="黑体"/>
         <w:b/>
         <w:bCs/>
         <w:color w:themeColor="background1" w:val="FFFFFF"/>
@@ -13578,6 +14080,7 @@
     </w:tblStylePr>
     <w:tblStylePr w:type="lastRow">
       <w:rPr>
+        <w:rFonts w:eastAsia="黑体"/>
         <w:b/>
         <w:bCs/>
         <w:color w:themeColor="accent2" w:themeShade="CC" w:val="9E3A38"/>
@@ -13592,12 +14095,14 @@
     </w:tblStylePr>
     <w:tblStylePr w:type="firstCol">
       <w:rPr>
+        <w:rFonts w:eastAsia="黑体"/>
         <w:b/>
         <w:bCs/>
       </w:rPr>
     </w:tblStylePr>
     <w:tblStylePr w:type="lastCol">
       <w:rPr>
+        <w:rFonts w:eastAsia="黑体"/>
         <w:b/>
         <w:bCs/>
       </w:rPr>
@@ -13632,6 +14137,7 @@
       <w:spacing w:after="0" w:line="240" w:lineRule="auto"/>
     </w:pPr>
     <w:rPr>
+      <w:rFonts w:eastAsia="黑体"/>
       <w:color w:themeColor="text1" w:val="000000"/>
     </w:rPr>
     <w:tblPr>
@@ -13650,6 +14156,7 @@
     </w:tcPr>
     <w:tblStylePr w:type="firstRow">
       <w:rPr>
+        <w:rFonts w:eastAsia="黑体"/>
         <w:b/>
         <w:bCs/>
         <w:color w:themeColor="background1" w:val="FFFFFF"/>
@@ -13664,6 +14171,7 @@
     </w:tblStylePr>
     <w:tblStylePr w:type="lastRow">
       <w:rPr>
+        <w:rFonts w:eastAsia="黑体"/>
         <w:b/>
         <w:bCs/>
         <w:color w:themeColor="accent2" w:themeShade="CC" w:val="9E3A38"/>
@@ -13678,12 +14186,14 @@
     </w:tblStylePr>
     <w:tblStylePr w:type="firstCol">
       <w:rPr>
+        <w:rFonts w:eastAsia="黑体"/>
         <w:b/>
         <w:bCs/>
       </w:rPr>
     </w:tblStylePr>
     <w:tblStylePr w:type="lastCol">
       <w:rPr>
+        <w:rFonts w:eastAsia="黑体"/>
         <w:b/>
         <w:bCs/>
       </w:rPr>
@@ -13718,6 +14228,7 @@
       <w:spacing w:after="0" w:line="240" w:lineRule="auto"/>
     </w:pPr>
     <w:rPr>
+      <w:rFonts w:eastAsia="黑体"/>
       <w:color w:themeColor="text1" w:val="000000"/>
     </w:rPr>
     <w:tblPr>
@@ -13736,6 +14247,7 @@
     </w:tcPr>
     <w:tblStylePr w:type="firstRow">
       <w:rPr>
+        <w:rFonts w:eastAsia="黑体"/>
         <w:b/>
         <w:bCs/>
         <w:color w:themeColor="background1" w:val="FFFFFF"/>
@@ -13750,6 +14262,7 @@
     </w:tblStylePr>
     <w:tblStylePr w:type="lastRow">
       <w:rPr>
+        <w:rFonts w:eastAsia="黑体"/>
         <w:b/>
         <w:bCs/>
         <w:color w:themeColor="accent4" w:themeShade="CC" w:val="664E82"/>
@@ -13764,12 +14277,14 @@
     </w:tblStylePr>
     <w:tblStylePr w:type="firstCol">
       <w:rPr>
+        <w:rFonts w:eastAsia="黑体"/>
         <w:b/>
         <w:bCs/>
       </w:rPr>
     </w:tblStylePr>
     <w:tblStylePr w:type="lastCol">
       <w:rPr>
+        <w:rFonts w:eastAsia="黑体"/>
         <w:b/>
         <w:bCs/>
       </w:rPr>
@@ -13804,6 +14319,7 @@
       <w:spacing w:after="0" w:line="240" w:lineRule="auto"/>
     </w:pPr>
     <w:rPr>
+      <w:rFonts w:eastAsia="黑体"/>
       <w:color w:themeColor="text1" w:val="000000"/>
     </w:rPr>
     <w:tblPr>
@@ -13822,6 +14338,7 @@
     </w:tcPr>
     <w:tblStylePr w:type="firstRow">
       <w:rPr>
+        <w:rFonts w:eastAsia="黑体"/>
         <w:b/>
         <w:bCs/>
         <w:color w:themeColor="background1" w:val="FFFFFF"/>
@@ -13836,6 +14353,7 @@
     </w:tblStylePr>
     <w:tblStylePr w:type="lastRow">
       <w:rPr>
+        <w:rFonts w:eastAsia="黑体"/>
         <w:b/>
         <w:bCs/>
         <w:color w:themeColor="accent3" w:themeShade="CC" w:val="7E9C40"/>
@@ -13850,12 +14368,14 @@
     </w:tblStylePr>
     <w:tblStylePr w:type="firstCol">
       <w:rPr>
+        <w:rFonts w:eastAsia="黑体"/>
         <w:b/>
         <w:bCs/>
       </w:rPr>
     </w:tblStylePr>
     <w:tblStylePr w:type="lastCol">
       <w:rPr>
+        <w:rFonts w:eastAsia="黑体"/>
         <w:b/>
         <w:bCs/>
       </w:rPr>
@@ -13890,6 +14410,7 @@
       <w:spacing w:after="0" w:line="240" w:lineRule="auto"/>
     </w:pPr>
     <w:rPr>
+      <w:rFonts w:eastAsia="黑体"/>
       <w:color w:themeColor="text1" w:val="000000"/>
     </w:rPr>
     <w:tblPr>
@@ -13908,6 +14429,7 @@
     </w:tcPr>
     <w:tblStylePr w:type="firstRow">
       <w:rPr>
+        <w:rFonts w:eastAsia="黑体"/>
         <w:b/>
         <w:bCs/>
         <w:color w:themeColor="background1" w:val="FFFFFF"/>
@@ -13922,6 +14444,7 @@
     </w:tblStylePr>
     <w:tblStylePr w:type="lastRow">
       <w:rPr>
+        <w:rFonts w:eastAsia="黑体"/>
         <w:b/>
         <w:bCs/>
         <w:color w:themeColor="accent6" w:themeShade="CC" w:val="F2730A"/>
@@ -13936,12 +14459,14 @@
     </w:tblStylePr>
     <w:tblStylePr w:type="firstCol">
       <w:rPr>
+        <w:rFonts w:eastAsia="黑体"/>
         <w:b/>
         <w:bCs/>
       </w:rPr>
     </w:tblStylePr>
     <w:tblStylePr w:type="lastCol">
       <w:rPr>
+        <w:rFonts w:eastAsia="黑体"/>
         <w:b/>
         <w:bCs/>
       </w:rPr>
@@ -13976,6 +14501,7 @@
       <w:spacing w:after="0" w:line="240" w:lineRule="auto"/>
     </w:pPr>
     <w:rPr>
+      <w:rFonts w:eastAsia="黑体"/>
       <w:color w:themeColor="text1" w:val="000000"/>
     </w:rPr>
     <w:tblPr>
@@ -13994,6 +14520,7 @@
     </w:tcPr>
     <w:tblStylePr w:type="firstRow">
       <w:rPr>
+        <w:rFonts w:eastAsia="黑体"/>
         <w:b/>
         <w:bCs/>
         <w:color w:themeColor="background1" w:val="FFFFFF"/>
@@ -14008,6 +14535,7 @@
     </w:tblStylePr>
     <w:tblStylePr w:type="lastRow">
       <w:rPr>
+        <w:rFonts w:eastAsia="黑体"/>
         <w:b/>
         <w:bCs/>
         <w:color w:themeColor="accent5" w:themeShade="CC" w:val="348DA5"/>
@@ -14022,12 +14550,14 @@
     </w:tblStylePr>
     <w:tblStylePr w:type="firstCol">
       <w:rPr>
+        <w:rFonts w:eastAsia="黑体"/>
         <w:b/>
         <w:bCs/>
       </w:rPr>
     </w:tblStylePr>
     <w:tblStylePr w:type="lastCol">
       <w:rPr>
+        <w:rFonts w:eastAsia="黑体"/>
         <w:b/>
         <w:bCs/>
       </w:rPr>
@@ -14062,6 +14592,7 @@
       <w:spacing w:after="0" w:line="240" w:lineRule="auto"/>
     </w:pPr>
     <w:rPr>
+      <w:rFonts w:eastAsia="黑体"/>
       <w:color w:themeColor="text1" w:val="000000"/>
     </w:rPr>
     <w:tblPr>
@@ -14083,6 +14614,7 @@
     </w:tcPr>
     <w:tblStylePr w:type="firstRow">
       <w:rPr>
+        <w:rFonts w:eastAsia="黑体"/>
         <w:b/>
         <w:bCs/>
       </w:rPr>
@@ -14093,6 +14625,7 @@
     </w:tblStylePr>
     <w:tblStylePr w:type="lastRow">
       <w:rPr>
+        <w:rFonts w:eastAsia="黑体"/>
         <w:b/>
         <w:bCs/>
         <w:color w:themeColor="text1" w:val="000000"/>
@@ -14104,6 +14637,7 @@
     </w:tblStylePr>
     <w:tblStylePr w:type="firstCol">
       <w:rPr>
+        <w:rFonts w:eastAsia="黑体"/>
         <w:color w:themeColor="background1" w:val="FFFFFF"/>
       </w:rPr>
       <w:tblPr/>
@@ -14113,6 +14647,7 @@
     </w:tblStylePr>
     <w:tblStylePr w:type="lastCol">
       <w:rPr>
+        <w:rFonts w:eastAsia="黑体"/>
         <w:color w:themeColor="background1" w:val="FFFFFF"/>
       </w:rPr>
       <w:tblPr/>
@@ -14142,6 +14677,7 @@
       <w:spacing w:after="0" w:line="240" w:lineRule="auto"/>
     </w:pPr>
     <w:rPr>
+      <w:rFonts w:eastAsia="黑体"/>
       <w:color w:themeColor="text1" w:val="000000"/>
     </w:rPr>
     <w:tblPr>
@@ -14163,6 +14699,7 @@
     </w:tcPr>
     <w:tblStylePr w:type="firstRow">
       <w:rPr>
+        <w:rFonts w:eastAsia="黑体"/>
         <w:b/>
         <w:bCs/>
       </w:rPr>
@@ -14173,6 +14710,7 @@
     </w:tblStylePr>
     <w:tblStylePr w:type="lastRow">
       <w:rPr>
+        <w:rFonts w:eastAsia="黑体"/>
         <w:b/>
         <w:bCs/>
         <w:color w:themeColor="text1" w:val="000000"/>
@@ -14184,6 +14722,7 @@
     </w:tblStylePr>
     <w:tblStylePr w:type="firstCol">
       <w:rPr>
+        <w:rFonts w:eastAsia="黑体"/>
         <w:color w:themeColor="background1" w:val="FFFFFF"/>
       </w:rPr>
       <w:tblPr/>
@@ -14193,6 +14732,7 @@
     </w:tblStylePr>
     <w:tblStylePr w:type="lastCol">
       <w:rPr>
+        <w:rFonts w:eastAsia="黑体"/>
         <w:color w:themeColor="background1" w:val="FFFFFF"/>
       </w:rPr>
       <w:tblPr/>
@@ -14222,6 +14762,7 @@
       <w:spacing w:after="0" w:line="240" w:lineRule="auto"/>
     </w:pPr>
     <w:rPr>
+      <w:rFonts w:eastAsia="黑体"/>
       <w:color w:themeColor="text1" w:val="000000"/>
     </w:rPr>
     <w:tblPr>
@@ -14243,6 +14784,7 @@
     </w:tcPr>
     <w:tblStylePr w:type="firstRow">
       <w:rPr>
+        <w:rFonts w:eastAsia="黑体"/>
         <w:b/>
         <w:bCs/>
       </w:rPr>
@@ -14253,6 +14795,7 @@
     </w:tblStylePr>
     <w:tblStylePr w:type="lastRow">
       <w:rPr>
+        <w:rFonts w:eastAsia="黑体"/>
         <w:b/>
         <w:bCs/>
         <w:color w:themeColor="text1" w:val="000000"/>
@@ -14264,6 +14807,7 @@
     </w:tblStylePr>
     <w:tblStylePr w:type="firstCol">
       <w:rPr>
+        <w:rFonts w:eastAsia="黑体"/>
         <w:color w:themeColor="background1" w:val="FFFFFF"/>
       </w:rPr>
       <w:tblPr/>
@@ -14273,6 +14817,7 @@
     </w:tblStylePr>
     <w:tblStylePr w:type="lastCol">
       <w:rPr>
+        <w:rFonts w:eastAsia="黑体"/>
         <w:color w:themeColor="background1" w:val="FFFFFF"/>
       </w:rPr>
       <w:tblPr/>
@@ -14302,6 +14847,7 @@
       <w:spacing w:after="0" w:line="240" w:lineRule="auto"/>
     </w:pPr>
     <w:rPr>
+      <w:rFonts w:eastAsia="黑体"/>
       <w:color w:themeColor="text1" w:val="000000"/>
     </w:rPr>
     <w:tblPr>
@@ -14323,6 +14869,7 @@
     </w:tcPr>
     <w:tblStylePr w:type="firstRow">
       <w:rPr>
+        <w:rFonts w:eastAsia="黑体"/>
         <w:b/>
         <w:bCs/>
       </w:rPr>
@@ -14333,6 +14880,7 @@
     </w:tblStylePr>
     <w:tblStylePr w:type="lastRow">
       <w:rPr>
+        <w:rFonts w:eastAsia="黑体"/>
         <w:b/>
         <w:bCs/>
         <w:color w:themeColor="text1" w:val="000000"/>
@@ -14344,6 +14892,7 @@
     </w:tblStylePr>
     <w:tblStylePr w:type="firstCol">
       <w:rPr>
+        <w:rFonts w:eastAsia="黑体"/>
         <w:color w:themeColor="background1" w:val="FFFFFF"/>
       </w:rPr>
       <w:tblPr/>
@@ -14353,6 +14902,7 @@
     </w:tblStylePr>
     <w:tblStylePr w:type="lastCol">
       <w:rPr>
+        <w:rFonts w:eastAsia="黑体"/>
         <w:color w:themeColor="background1" w:val="FFFFFF"/>
       </w:rPr>
       <w:tblPr/>
@@ -14382,6 +14932,7 @@
       <w:spacing w:after="0" w:line="240" w:lineRule="auto"/>
     </w:pPr>
     <w:rPr>
+      <w:rFonts w:eastAsia="黑体"/>
       <w:color w:themeColor="text1" w:val="000000"/>
     </w:rPr>
     <w:tblPr>
@@ -14403,6 +14954,7 @@
     </w:tcPr>
     <w:tblStylePr w:type="firstRow">
       <w:rPr>
+        <w:rFonts w:eastAsia="黑体"/>
         <w:b/>
         <w:bCs/>
       </w:rPr>
@@ -14413,6 +14965,7 @@
     </w:tblStylePr>
     <w:tblStylePr w:type="lastRow">
       <w:rPr>
+        <w:rFonts w:eastAsia="黑体"/>
         <w:b/>
         <w:bCs/>
         <w:color w:themeColor="text1" w:val="000000"/>
@@ -14424,6 +14977,7 @@
     </w:tblStylePr>
     <w:tblStylePr w:type="firstCol">
       <w:rPr>
+        <w:rFonts w:eastAsia="黑体"/>
         <w:color w:themeColor="background1" w:val="FFFFFF"/>
       </w:rPr>
       <w:tblPr/>
@@ -14433,6 +14987,7 @@
     </w:tblStylePr>
     <w:tblStylePr w:type="lastCol">
       <w:rPr>
+        <w:rFonts w:eastAsia="黑体"/>
         <w:color w:themeColor="background1" w:val="FFFFFF"/>
       </w:rPr>
       <w:tblPr/>
@@ -14462,6 +15017,7 @@
       <w:spacing w:after="0" w:line="240" w:lineRule="auto"/>
     </w:pPr>
     <w:rPr>
+      <w:rFonts w:eastAsia="黑体"/>
       <w:color w:themeColor="text1" w:val="000000"/>
     </w:rPr>
     <w:tblPr>
@@ -14483,6 +15039,7 @@
     </w:tcPr>
     <w:tblStylePr w:type="firstRow">
       <w:rPr>
+        <w:rFonts w:eastAsia="黑体"/>
         <w:b/>
         <w:bCs/>
       </w:rPr>
@@ -14493,6 +15050,7 @@
     </w:tblStylePr>
     <w:tblStylePr w:type="lastRow">
       <w:rPr>
+        <w:rFonts w:eastAsia="黑体"/>
         <w:b/>
         <w:bCs/>
         <w:color w:themeColor="text1" w:val="000000"/>
@@ -14504,6 +15062,7 @@
     </w:tblStylePr>
     <w:tblStylePr w:type="firstCol">
       <w:rPr>
+        <w:rFonts w:eastAsia="黑体"/>
         <w:color w:themeColor="background1" w:val="FFFFFF"/>
       </w:rPr>
       <w:tblPr/>
@@ -14513,6 +15072,7 @@
     </w:tblStylePr>
     <w:tblStylePr w:type="lastCol">
       <w:rPr>
+        <w:rFonts w:eastAsia="黑体"/>
         <w:color w:themeColor="background1" w:val="FFFFFF"/>
       </w:rPr>
       <w:tblPr/>
@@ -14542,6 +15102,7 @@
       <w:spacing w:after="0" w:line="240" w:lineRule="auto"/>
     </w:pPr>
     <w:rPr>
+      <w:rFonts w:eastAsia="黑体"/>
       <w:color w:themeColor="text1" w:val="000000"/>
     </w:rPr>
     <w:tblPr>
@@ -14563,6 +15124,7 @@
     </w:tcPr>
     <w:tblStylePr w:type="firstRow">
       <w:rPr>
+        <w:rFonts w:eastAsia="黑体"/>
         <w:b/>
         <w:bCs/>
       </w:rPr>
@@ -14573,6 +15135,7 @@
     </w:tblStylePr>
     <w:tblStylePr w:type="lastRow">
       <w:rPr>
+        <w:rFonts w:eastAsia="黑体"/>
         <w:b/>
         <w:bCs/>
         <w:color w:themeColor="text1" w:val="000000"/>
@@ -14584,6 +15147,7 @@
     </w:tblStylePr>
     <w:tblStylePr w:type="firstCol">
       <w:rPr>
+        <w:rFonts w:eastAsia="黑体"/>
         <w:color w:themeColor="background1" w:val="FFFFFF"/>
       </w:rPr>
       <w:tblPr/>
@@ -14593,6 +15157,7 @@
     </w:tblStylePr>
     <w:tblStylePr w:type="lastCol">
       <w:rPr>
+        <w:rFonts w:eastAsia="黑体"/>
         <w:color w:themeColor="background1" w:val="FFFFFF"/>
       </w:rPr>
       <w:tblPr/>
@@ -14625,6 +15190,7 @@
     <w:name w:val="KeywordTok"/>
     <w:basedOn w:val="VerbatimChar"/>
     <w:rPr>
+      <w:rFonts w:eastAsia="黑体"/>
       <w:b/>
       <w:color w:val="007020"/>
     </w:rPr>
@@ -14633,6 +15199,7 @@
     <w:name w:val="DataTypeTok"/>
     <w:basedOn w:val="VerbatimChar"/>
     <w:rPr>
+      <w:rFonts w:eastAsia="黑体"/>
       <w:color w:val="902000"/>
     </w:rPr>
   </w:style>
@@ -14640,6 +15207,7 @@
     <w:name w:val="DecValTok"/>
     <w:basedOn w:val="VerbatimChar"/>
     <w:rPr>
+      <w:rFonts w:eastAsia="黑体"/>
       <w:color w:val="40a070"/>
     </w:rPr>
   </w:style>
@@ -14647,6 +15215,7 @@
     <w:name w:val="BaseNTok"/>
     <w:basedOn w:val="VerbatimChar"/>
     <w:rPr>
+      <w:rFonts w:eastAsia="黑体"/>
       <w:color w:val="40a070"/>
     </w:rPr>
   </w:style>
@@ -14654,6 +15223,7 @@
     <w:name w:val="FloatTok"/>
     <w:basedOn w:val="VerbatimChar"/>
     <w:rPr>
+      <w:rFonts w:eastAsia="黑体"/>
       <w:color w:val="40a070"/>
     </w:rPr>
   </w:style>
@@ -14661,6 +15231,7 @@
     <w:name w:val="ConstantTok"/>
     <w:basedOn w:val="VerbatimChar"/>
     <w:rPr>
+      <w:rFonts w:eastAsia="黑体"/>
       <w:color w:val="880000"/>
     </w:rPr>
   </w:style>
@@ -14668,6 +15239,7 @@
     <w:name w:val="CharTok"/>
     <w:basedOn w:val="VerbatimChar"/>
     <w:rPr>
+      <w:rFonts w:eastAsia="黑体"/>
       <w:color w:val="4070a0"/>
     </w:rPr>
   </w:style>
@@ -14675,6 +15247,7 @@
     <w:name w:val="SpecialCharTok"/>
     <w:basedOn w:val="VerbatimChar"/>
     <w:rPr>
+      <w:rFonts w:eastAsia="黑体"/>
       <w:color w:val="4070a0"/>
     </w:rPr>
   </w:style>
@@ -14682,6 +15255,7 @@
     <w:name w:val="StringTok"/>
     <w:basedOn w:val="VerbatimChar"/>
     <w:rPr>
+      <w:rFonts w:eastAsia="黑体"/>
       <w:color w:val="4070a0"/>
     </w:rPr>
   </w:style>
@@ -14689,6 +15263,7 @@
     <w:name w:val="VerbatimStringTok"/>
     <w:basedOn w:val="VerbatimChar"/>
     <w:rPr>
+      <w:rFonts w:eastAsia="黑体"/>
       <w:color w:val="4070a0"/>
     </w:rPr>
   </w:style>
@@ -14696,6 +15271,7 @@
     <w:name w:val="SpecialStringTok"/>
     <w:basedOn w:val="VerbatimChar"/>
     <w:rPr>
+      <w:rFonts w:eastAsia="黑体"/>
       <w:color w:val="bb6688"/>
     </w:rPr>
   </w:style>
@@ -14703,6 +15279,7 @@
     <w:name w:val="ImportTok"/>
     <w:basedOn w:val="VerbatimChar"/>
     <w:rPr>
+      <w:rFonts w:eastAsia="黑体"/>
       <w:b/>
       <w:color w:val="008000"/>
     </w:rPr>
@@ -14711,6 +15288,7 @@
     <w:name w:val="CommentTok"/>
     <w:basedOn w:val="VerbatimChar"/>
     <w:rPr>
+      <w:rFonts w:eastAsia="黑体"/>
       <w:i/>
       <w:color w:val="60a0b0"/>
     </w:rPr>
@@ -14719,6 +15297,7 @@
     <w:name w:val="DocumentationTok"/>
     <w:basedOn w:val="VerbatimChar"/>
     <w:rPr>
+      <w:rFonts w:eastAsia="黑体"/>
       <w:i/>
       <w:color w:val="ba2121"/>
     </w:rPr>
@@ -14727,6 +15306,7 @@
     <w:name w:val="AnnotationTok"/>
     <w:basedOn w:val="VerbatimChar"/>
     <w:rPr>
+      <w:rFonts w:eastAsia="黑体"/>
       <w:b/>
       <w:i/>
       <w:color w:val="60a0b0"/>
@@ -14736,6 +15316,7 @@
     <w:name w:val="CommentVarTok"/>
     <w:basedOn w:val="VerbatimChar"/>
     <w:rPr>
+      <w:rFonts w:eastAsia="黑体"/>
       <w:b/>
       <w:i/>
       <w:color w:val="60a0b0"/>
@@ -14745,6 +15326,7 @@
     <w:name w:val="OtherTok"/>
     <w:basedOn w:val="VerbatimChar"/>
     <w:rPr>
+      <w:rFonts w:eastAsia="黑体"/>
       <w:color w:val="007020"/>
     </w:rPr>
   </w:style>
@@ -14752,6 +15334,7 @@
     <w:name w:val="FunctionTok"/>
     <w:basedOn w:val="VerbatimChar"/>
     <w:rPr>
+      <w:rFonts w:eastAsia="黑体"/>
       <w:color w:val="06287e"/>
     </w:rPr>
   </w:style>
@@ -14759,6 +15342,7 @@
     <w:name w:val="VariableTok"/>
     <w:basedOn w:val="VerbatimChar"/>
     <w:rPr>
+      <w:rFonts w:eastAsia="黑体"/>
       <w:color w:val="19177c"/>
     </w:rPr>
   </w:style>
@@ -14766,6 +15350,7 @@
     <w:name w:val="ControlFlowTok"/>
     <w:basedOn w:val="VerbatimChar"/>
     <w:rPr>
+      <w:rFonts w:eastAsia="黑体"/>
       <w:b/>
       <w:color w:val="007020"/>
     </w:rPr>
@@ -14774,6 +15359,7 @@
     <w:name w:val="OperatorTok"/>
     <w:basedOn w:val="VerbatimChar"/>
     <w:rPr>
+      <w:rFonts w:eastAsia="黑体"/>
       <w:color w:val="666666"/>
     </w:rPr>
   </w:style>
@@ -14781,18 +15367,22 @@
     <w:name w:val="BuiltInTok"/>
     <w:basedOn w:val="VerbatimChar"/>
     <w:rPr>
+      <w:rFonts w:eastAsia="黑体"/>
       <w:color w:val="008000"/>
     </w:rPr>
   </w:style>
   <w:style w:type="character" w:customStyle="1" w:styleId="ExtensionTok">
     <w:name w:val="ExtensionTok"/>
     <w:basedOn w:val="VerbatimChar"/>
-    <w:rPr/>
+    <w:rPr>
+      <w:rFonts w:eastAsia="黑体"/>
+    </w:rPr>
   </w:style>
   <w:style w:type="character" w:customStyle="1" w:styleId="PreprocessorTok">
     <w:name w:val="PreprocessorTok"/>
     <w:basedOn w:val="VerbatimChar"/>
     <w:rPr>
+      <w:rFonts w:eastAsia="黑体"/>
       <w:color w:val="bc7a00"/>
     </w:rPr>
   </w:style>
@@ -14800,18 +15390,22 @@
     <w:name w:val="AttributeTok"/>
     <w:basedOn w:val="VerbatimChar"/>
     <w:rPr>
+      <w:rFonts w:eastAsia="黑体"/>
       <w:color w:val="7d9029"/>
     </w:rPr>
   </w:style>
   <w:style w:type="character" w:customStyle="1" w:styleId="RegionMarkerTok">
     <w:name w:val="RegionMarkerTok"/>
     <w:basedOn w:val="VerbatimChar"/>
-    <w:rPr/>
+    <w:rPr>
+      <w:rFonts w:eastAsia="黑体"/>
+    </w:rPr>
   </w:style>
   <w:style w:type="character" w:customStyle="1" w:styleId="InformationTok">
     <w:name w:val="InformationTok"/>
     <w:basedOn w:val="VerbatimChar"/>
     <w:rPr>
+      <w:rFonts w:eastAsia="黑体"/>
       <w:b/>
       <w:i/>
       <w:color w:val="60a0b0"/>
@@ -14821,6 +15415,7 @@
     <w:name w:val="WarningTok"/>
     <w:basedOn w:val="VerbatimChar"/>
     <w:rPr>
+      <w:rFonts w:eastAsia="黑体"/>
       <w:b/>
       <w:i/>
       <w:color w:val="60a0b0"/>
@@ -14830,6 +15425,7 @@
     <w:name w:val="AlertTok"/>
     <w:basedOn w:val="VerbatimChar"/>
     <w:rPr>
+      <w:rFonts w:eastAsia="黑体"/>
       <w:b/>
       <w:color w:val="ff0000"/>
     </w:rPr>
@@ -14838,6 +15434,7 @@
     <w:name w:val="ErrorTok"/>
     <w:basedOn w:val="VerbatimChar"/>
     <w:rPr>
+      <w:rFonts w:eastAsia="黑体"/>
       <w:b/>
       <w:color w:val="ff0000"/>
     </w:rPr>
@@ -14845,7 +15442,9 @@
   <w:style w:type="character" w:customStyle="1" w:styleId="NormalTok">
     <w:name w:val="NormalTok"/>
     <w:basedOn w:val="VerbatimChar"/>
-    <w:rPr/>
+    <w:rPr>
+      <w:rFonts w:eastAsia="黑体"/>
+    </w:rPr>
   </w:style>
 </w:styles>
 </file>
@@ -14894,12 +15493,12 @@
     <a:fontScheme name="Office">
       <a:majorFont>
         <a:latin typeface="Calibri"/>
-        <a:ea typeface=""/>
+        <a:ea typeface="黑体"/>
         <a:cs typeface=""/>
         <a:font script="Jpan" typeface="ＭＳ ゴシック"/>
         <a:font script="Hang" typeface="맑은 고딕"/>
-        <a:font script="Hans" typeface="宋体"/>
-        <a:font script="Hant" typeface="新細明體"/>
+        <a:font script="Hans" typeface="黑体"/>
+        <a:font script="Hant" typeface="黑体"/>
         <a:font script="Arab" typeface="Times New Roman"/>
         <a:font script="Hebr" typeface="Times New Roman"/>
         <a:font script="Thai" typeface="Angsana New"/>
@@ -14929,12 +15528,12 @@
       </a:majorFont>
       <a:minorFont>
         <a:latin typeface="Cambria"/>
-        <a:ea typeface=""/>
+        <a:ea typeface="黑体"/>
         <a:cs typeface=""/>
         <a:font script="Jpan" typeface="ＭＳ 明朝"/>
         <a:font script="Hang" typeface="맑은 고딕"/>
-        <a:font script="Hans" typeface="宋体"/>
-        <a:font script="Hant" typeface="新細明體"/>
+        <a:font script="Hans" typeface="黑体"/>
+        <a:font script="Hant" typeface="黑体"/>
         <a:font script="Arab" typeface="Arial"/>
         <a:font script="Hebr" typeface="Arial"/>
         <a:font script="Thai" typeface="Cordia New"/>

--- a/12-通用拓扑结构/06-三角形Δ型/三角星变换结构/三角星变换结构.docx
+++ b/12-通用拓扑结构/06-三角形Δ型/三角星变换结构/三角星变换结构.docx
@@ -2425,7 +2425,7 @@
           <w:color w:val="555555"/>
           <w:sz w:val="21"/>
         </w:rPr>
-        <w:t>材料收集者：杜文杰，WX手机：19519196569，QQ:3478827729</w:t>
+        <w:t>材料收集者：杜文杰，微信/手机：19519196569，QQ:3478827729</w:t>
       </w:r>
     </w:p>
     <w:sectPr>
